--- a/DPR-CHC-Ramprasad-Biswas-Dakshin-Durgapur-2026-27-v4.docx
+++ b/DPR-CHC-Ramprasad-Biswas-Dakshin-Durgapur-2026-27-v4.docx
@@ -2597,7 +2597,7 @@
                 <w:i w:val="0"/>
                 <w:sz w:val="18"/>
               </w:rPr>
-              <w:t>Combine: 825 hours a year at full capacity (75 days × 11 hours); 495 in Year I, 660 from Year IV. Power weeder and brush cutter: 150 hours each; seeder: 50 days (FA-1)</w:t>
+              <w:t>Combine: 750 hours a year at full capacity (75 days × 10 hours); 450 in Year I, 600 from Year IV. Power weeder and brush cutter: 150 hours each; seeder: 50 days (FA-1)</w:t>
             </w:r>
           </w:p>
         </w:tc>
@@ -2655,7 +2655,7 @@
                 <w:i w:val="0"/>
                 <w:sz w:val="18"/>
               </w:rPr>
-              <w:t>Combine: 75 days a year (Aman 50 + Boro 25), 11 hours a day; small implements in kharif and rabi</w:t>
+              <w:t>Combine: 75 days a year (Aman 50 + Boro 25), 10 hours a day; small implements in kharif and rabi</w:t>
             </w:r>
           </w:p>
         </w:tc>
@@ -3205,7 +3205,7 @@
                 <w:i w:val="0"/>
                 <w:sz w:val="18"/>
               </w:rPr>
-              <w:t>About 218 ha (871 bookings) in Year I, rising to 290 ha (1,162 bookings) from Year IV</w:t>
+              <w:t>About 198 ha (792 bookings) in Year I, rising to 264 ha (1,056 bookings) from Year IV</w:t>
             </w:r>
           </w:p>
         </w:tc>
@@ -3263,7 +3263,7 @@
                 <w:i w:val="0"/>
                 <w:sz w:val="18"/>
               </w:rPr>
-              <w:t>Combine operator and helper (seasonal, 52–69 paid days a year of 11 hours); the applicant runs the CHC himself</w:t>
+              <w:t>Combine operator and helper (seasonal, 52–69 paid days a year of 10 hours); the applicant runs the CHC himself</w:t>
             </w:r>
           </w:p>
         </w:tc>
@@ -4998,7 +4998,7 @@
                 <w:i w:val="0"/>
                 <w:sz w:val="18"/>
               </w:rPr>
-              <w:t>Working days (11 h/day)</w:t>
+              <w:t>Working days (10 h/day)</w:t>
             </w:r>
           </w:p>
         </w:tc>
@@ -5096,7 +5096,7 @@
                 <w:i w:val="0"/>
                 <w:sz w:val="18"/>
               </w:rPr>
-              <w:t>495</w:t>
+              <w:t>450</w:t>
             </w:r>
           </w:p>
         </w:tc>
@@ -5134,7 +5134,7 @@
                 <w:i w:val="0"/>
                 <w:sz w:val="18"/>
               </w:rPr>
-              <w:t>217.8</w:t>
+              <w:t>198.0</w:t>
             </w:r>
           </w:p>
         </w:tc>
@@ -5212,7 +5212,7 @@
                 <w:i w:val="0"/>
                 <w:sz w:val="18"/>
               </w:rPr>
-              <w:t>578</w:t>
+              <w:t>525</w:t>
             </w:r>
           </w:p>
         </w:tc>
@@ -5250,7 +5250,7 @@
                 <w:i w:val="0"/>
                 <w:sz w:val="18"/>
               </w:rPr>
-              <w:t>254.3</w:t>
+              <w:t>231.0</w:t>
             </w:r>
           </w:p>
         </w:tc>
@@ -5328,7 +5328,7 @@
                 <w:i w:val="0"/>
                 <w:sz w:val="18"/>
               </w:rPr>
-              <w:t>619</w:t>
+              <w:t>563</w:t>
             </w:r>
           </w:p>
         </w:tc>
@@ -5366,7 +5366,7 @@
                 <w:i w:val="0"/>
                 <w:sz w:val="18"/>
               </w:rPr>
-              <w:t>272.4</w:t>
+              <w:t>247.7</w:t>
             </w:r>
           </w:p>
         </w:tc>
@@ -5444,7 +5444,7 @@
                 <w:i w:val="0"/>
                 <w:sz w:val="18"/>
               </w:rPr>
-              <w:t>660</w:t>
+              <w:t>600</w:t>
             </w:r>
           </w:p>
         </w:tc>
@@ -5482,7 +5482,7 @@
                 <w:i w:val="0"/>
                 <w:sz w:val="18"/>
               </w:rPr>
-              <w:t>290.4</w:t>
+              <w:t>264.0</w:t>
             </w:r>
           </w:p>
         </w:tc>
@@ -5500,7 +5500,7 @@
           <w:i/>
           <w:sz w:val="17"/>
         </w:rPr>
-        <w:t>Combine capacity: 0.40–0.48 ha/hour; 0.44 is used. Area = hours × 0.44 ha. One booking = 0.25 ha. 75 days (Aman 50 + Boro 25) × 11 hours a day = 825 hours at full capacity.</w:t>
+        <w:t>Combine capacity: 0.40–0.48 ha/hour; 0.44 is used. Area = hours × 0.44 ha. One booking = 0.25 ha. 75 days (Aman 50 + Boro 25) × 10 hours a day = 750 hours at full capacity.</w:t>
       </w:r>
     </w:p>
     <w:p>
@@ -5677,7 +5677,7 @@
                 <w:i w:val="0"/>
                 <w:sz w:val="18"/>
               </w:rPr>
-              <w:t>871</w:t>
+              <w:t>792</w:t>
             </w:r>
           </w:p>
         </w:tc>
@@ -5696,7 +5696,7 @@
                 <w:i w:val="0"/>
                 <w:sz w:val="18"/>
               </w:rPr>
-              <w:t>1,162</w:t>
+              <w:t>1,056</w:t>
             </w:r>
           </w:p>
         </w:tc>
@@ -5755,7 +5755,7 @@
                 <w:i w:val="0"/>
                 <w:sz w:val="18"/>
               </w:rPr>
-              <w:t>218</w:t>
+              <w:t>198</w:t>
             </w:r>
           </w:p>
         </w:tc>
@@ -5774,7 +5774,7 @@
                 <w:i w:val="0"/>
                 <w:sz w:val="18"/>
               </w:rPr>
-              <w:t>290</w:t>
+              <w:t>264</w:t>
             </w:r>
           </w:p>
         </w:tc>
@@ -5833,7 +5833,7 @@
                 <w:i w:val="0"/>
                 <w:sz w:val="18"/>
               </w:rPr>
-              <w:t>about 450</w:t>
+              <w:t>about 410</w:t>
             </w:r>
           </w:p>
         </w:tc>
@@ -5852,7 +5852,7 @@
                 <w:i w:val="0"/>
                 <w:sz w:val="18"/>
               </w:rPr>
-              <w:t>about 610</w:t>
+              <w:t>about 550</w:t>
             </w:r>
           </w:p>
         </w:tc>
@@ -8036,7 +8036,7 @@
                 <w:i w:val="0"/>
                 <w:sz w:val="17"/>
               </w:rPr>
-              <w:t>Solves the harvest-labour shortage and cuts crop loss. Track type suits wet fields. One unit covers the 75-day season (825 hours at 11 hours a day).</w:t>
+              <w:t>Solves the harvest-labour shortage and cuts crop loss. Track type suits wet fields. One unit covers the 75-day season (750 hours at 10 hours a day).</w:t>
             </w:r>
           </w:p>
         </w:tc>
@@ -9024,7 +9024,7 @@
                 <w:i w:val="0"/>
                 <w:sz w:val="17"/>
               </w:rPr>
-              <w:t>Rs 2,800/day (11 h)</w:t>
+              <w:t>Rs 2,400/day (10 h)</w:t>
             </w:r>
           </w:p>
         </w:tc>
@@ -9061,7 +9061,7 @@
                 <w:i w:val="0"/>
                 <w:sz w:val="17"/>
               </w:rPr>
-              <w:t>1,45,600</w:t>
+              <w:t>1,24,800</w:t>
             </w:r>
           </w:p>
         </w:tc>
@@ -9155,7 +9155,7 @@
                 <w:i w:val="0"/>
                 <w:sz w:val="17"/>
               </w:rPr>
-              <w:t>Rs 600/day (11 h)</w:t>
+              <w:t>Rs 600/day (10 h)</w:t>
             </w:r>
           </w:p>
         </w:tc>
@@ -9305,7 +9305,7 @@
                 <w:i w:val="0"/>
                 <w:sz w:val="17"/>
               </w:rPr>
-              <w:t>1,76,800</w:t>
+              <w:t>1,56,000</w:t>
             </w:r>
           </w:p>
         </w:tc>
@@ -13278,7 +13278,7 @@
                 <w:sz w:val="18"/>
                 <w:szCs w:val="18"/>
               </w:rPr>
-              <w:t>13,75,500</w:t>
+              <w:t>12,54,000</w:t>
             </w:r>
           </w:p>
         </w:tc>
@@ -13388,7 +13388,7 @@
                 <w:sz w:val="18"/>
                 <w:szCs w:val="18"/>
               </w:rPr>
-              <w:t>8,14,978</w:t>
+              <w:t>7,55,478</w:t>
             </w:r>
           </w:p>
         </w:tc>
@@ -13501,7 +13501,7 @@
                 <w:sz w:val="18"/>
                 <w:szCs w:val="18"/>
               </w:rPr>
-              <w:t>5,60,522</w:t>
+              <w:t>4,98,522</w:t>
             </w:r>
           </w:p>
         </w:tc>
@@ -13715,7 +13715,7 @@
                 <w:i w:val="0"/>
                 <w:sz w:val="18"/>
               </w:rPr>
-              <w:t>495 hours × Rs 2,700</w:t>
+              <w:t>450 hours × Rs 2,700</w:t>
             </w:r>
           </w:p>
         </w:tc>
@@ -13734,7 +13734,7 @@
                 <w:i w:val="0"/>
                 <w:sz w:val="18"/>
               </w:rPr>
-              <w:t>13,36,500</w:t>
+              <w:t>12,15,000</w:t>
             </w:r>
           </w:p>
         </w:tc>
@@ -14037,7 +14037,7 @@
                 <w:i w:val="0"/>
                 <w:sz w:val="18"/>
               </w:rPr>
-              <w:t>13,75,500</w:t>
+              <w:t>12,54,000</w:t>
             </w:r>
           </w:p>
         </w:tc>
@@ -14269,7 +14269,7 @@
                 <w:i w:val="0"/>
                 <w:sz w:val="18"/>
               </w:rPr>
-              <w:t>13,75,500</w:t>
+              <w:t>12,54,000</w:t>
             </w:r>
           </w:p>
         </w:tc>
@@ -14288,7 +14288,7 @@
                 <w:i w:val="0"/>
                 <w:sz w:val="18"/>
               </w:rPr>
-              <w:t>20,03,822</w:t>
+              <w:t>18,26,822</w:t>
             </w:r>
           </w:p>
         </w:tc>
@@ -14365,7 +14365,7 @@
                 <w:i w:val="0"/>
                 <w:sz w:val="18"/>
               </w:rPr>
-              <w:t>8,14,978</w:t>
+              <w:t>7,55,478</w:t>
             </w:r>
           </w:p>
         </w:tc>
@@ -14384,7 +14384,7 @@
                 <w:i w:val="0"/>
                 <w:sz w:val="18"/>
               </w:rPr>
-              <w:t>13,16,261</w:t>
+              <w:t>12,27,925</w:t>
             </w:r>
           </w:p>
         </w:tc>
@@ -14464,7 +14464,7 @@
                 <w:i w:val="0"/>
                 <w:sz w:val="18"/>
               </w:rPr>
-              <w:t>5,60,522</w:t>
+              <w:t>4,98,522</w:t>
             </w:r>
           </w:p>
         </w:tc>
@@ -14484,7 +14484,7 @@
                 <w:i w:val="0"/>
                 <w:sz w:val="18"/>
               </w:rPr>
-              <w:t>6,87,561</w:t>
+              <w:t>5,98,897</w:t>
             </w:r>
           </w:p>
         </w:tc>
@@ -14753,7 +14753,7 @@
                 <w:i w:val="0"/>
                 <w:sz w:val="18"/>
               </w:rPr>
-              <w:t>64,944</w:t>
+              <w:t>2,944</w:t>
             </w:r>
           </w:p>
         </w:tc>
@@ -14772,7 +14772,7 @@
                 <w:i w:val="0"/>
                 <w:sz w:val="18"/>
               </w:rPr>
-              <w:t>3,86,191</w:t>
+              <w:t>2,97,527</w:t>
             </w:r>
           </w:p>
         </w:tc>
@@ -14948,7 +14948,7 @@
                 <w:i w:val="0"/>
                 <w:sz w:val="18"/>
               </w:rPr>
-              <w:t>64,944</w:t>
+              <w:t>2,944</w:t>
             </w:r>
           </w:p>
         </w:tc>
@@ -14968,7 +14968,7 @@
                 <w:i w:val="0"/>
                 <w:sz w:val="18"/>
               </w:rPr>
-              <w:t>3,86,191</w:t>
+              <w:t>2,97,527</w:t>
             </w:r>
           </w:p>
         </w:tc>
@@ -15141,7 +15141,7 @@
                 <w:i w:val="0"/>
                 <w:sz w:val="18"/>
               </w:rPr>
-              <w:t>5,38,308</w:t>
+              <w:t>4,76,308</w:t>
             </w:r>
           </w:p>
         </w:tc>
@@ -15160,7 +15160,7 @@
                 <w:i w:val="0"/>
                 <w:sz w:val="18"/>
               </w:rPr>
-              <w:t>6,51,180</w:t>
+              <w:t>5,62,516</w:t>
             </w:r>
           </w:p>
         </w:tc>
@@ -15336,7 +15336,7 @@
                 <w:i w:val="0"/>
                 <w:sz w:val="18"/>
               </w:rPr>
-              <w:t>5,38,308</w:t>
+              <w:t>4,76,308</w:t>
             </w:r>
           </w:p>
         </w:tc>
@@ -15356,7 +15356,7 @@
                 <w:i w:val="0"/>
                 <w:sz w:val="18"/>
               </w:rPr>
-              <w:t>4,30,690</w:t>
+              <w:t>3,42,026</w:t>
             </w:r>
           </w:p>
         </w:tc>
@@ -15373,7 +15373,7 @@
           <w:b w:val="0"/>
           <w:i w:val="0"/>
         </w:rPr>
-        <w:t>For the application form (Annexure-VIII): area 218 ha in Year I and 290 ha from Year IV; TFO Rs 29,57,450; Year I income Rs 13,75,500, expenditure Rs 8,14,978, net income Rs 5,60,522.</w:t>
+        <w:t>For the application form (Annexure-VIII): area 198 ha in Year I and 264 ha from Year IV; TFO Rs 29,57,450; Year I income Rs 12,54,000, expenditure Rs 7,55,478, net income Rs 4,98,522.</w:t>
       </w:r>
     </w:p>
     <w:p>
@@ -15674,7 +15674,7 @@
                 <w:i w:val="0"/>
                 <w:sz w:val="17"/>
               </w:rPr>
-              <w:t>4,25,700</w:t>
+              <w:t>3,87,000</w:t>
             </w:r>
           </w:p>
         </w:tc>
@@ -15693,7 +15693,7 @@
                 <w:i w:val="0"/>
                 <w:sz w:val="17"/>
               </w:rPr>
-              <w:t>1,76,800</w:t>
+              <w:t>1,56,000</w:t>
             </w:r>
           </w:p>
         </w:tc>
@@ -15826,7 +15826,7 @@
                 <w:i w:val="0"/>
                 <w:sz w:val="17"/>
               </w:rPr>
-              <w:t>8,14,978</w:t>
+              <w:t>7,55,478</w:t>
             </w:r>
           </w:p>
         </w:tc>
@@ -16088,7 +16088,7 @@
                 <w:i w:val="0"/>
                 <w:sz w:val="18"/>
               </w:rPr>
-              <w:t>5. Low hire rate (Rs 2,700 an hour, about Rs 820 a bigha) and 11-hour days, so more farmers are served.</w:t>
+              <w:t>5. Low hire rate (Rs 2,700 an hour, about Rs 820 a bigha) and 10-hour days, so more farmers are served.</w:t>
             </w:r>
           </w:p>
         </w:tc>
@@ -17500,175 +17500,175 @@
                 <w:sz w:val="18"/>
                 <w:szCs w:val="18"/>
               </w:rPr>
-              <w:t>495</w:t>
-            </w:r>
-          </w:p>
-        </w:tc>
-        <w:tc>
-          <w:tcPr>
-            <w:tcW w:w="1417" w:type="dxa"/>
-          </w:tcPr>
-          <w:p>
-            <w:pPr>
-              <w:spacing w:before="0" w:after="0" w:line="240" w:lineRule="auto"/>
-              <w:jc w:val="right"/>
-              <w:rPr>
-                <w:sz w:val="18"/>
-                <w:szCs w:val="18"/>
-              </w:rPr>
-            </w:pPr>
-            <w:r>
-              <w:rPr>
-                <w:b w:val="0"/>
-                <w:i w:val="0"/>
-                <w:sz w:val="18"/>
-                <w:szCs w:val="18"/>
-              </w:rPr>
-              <w:t>578</w:t>
-            </w:r>
-          </w:p>
-        </w:tc>
-        <w:tc>
-          <w:tcPr>
-            <w:tcW w:w="1417" w:type="dxa"/>
-          </w:tcPr>
-          <w:p>
-            <w:pPr>
-              <w:spacing w:before="0" w:after="0" w:line="240" w:lineRule="auto"/>
-              <w:jc w:val="right"/>
-              <w:rPr>
-                <w:sz w:val="18"/>
-                <w:szCs w:val="18"/>
-              </w:rPr>
-            </w:pPr>
-            <w:r>
-              <w:rPr>
-                <w:b w:val="0"/>
-                <w:i w:val="0"/>
-                <w:sz w:val="18"/>
-                <w:szCs w:val="18"/>
-              </w:rPr>
-              <w:t>619</w:t>
-            </w:r>
-          </w:p>
-        </w:tc>
-        <w:tc>
-          <w:tcPr>
-            <w:tcW w:w="1417" w:type="dxa"/>
-          </w:tcPr>
-          <w:p>
-            <w:pPr>
-              <w:spacing w:before="0" w:after="0" w:line="240" w:lineRule="auto"/>
-              <w:jc w:val="right"/>
-              <w:rPr>
-                <w:sz w:val="18"/>
-                <w:szCs w:val="18"/>
-              </w:rPr>
-            </w:pPr>
-            <w:r>
-              <w:rPr>
-                <w:b w:val="0"/>
-                <w:i w:val="0"/>
-                <w:sz w:val="18"/>
-                <w:szCs w:val="18"/>
-              </w:rPr>
-              <w:t>660</w:t>
-            </w:r>
-          </w:p>
-        </w:tc>
-        <w:tc>
-          <w:tcPr>
-            <w:tcW w:w="1417" w:type="dxa"/>
-          </w:tcPr>
-          <w:p>
-            <w:pPr>
-              <w:spacing w:before="0" w:after="0" w:line="240" w:lineRule="auto"/>
-              <w:jc w:val="right"/>
-              <w:rPr>
-                <w:sz w:val="18"/>
-                <w:szCs w:val="18"/>
-              </w:rPr>
-            </w:pPr>
-            <w:r>
-              <w:rPr>
-                <w:b w:val="0"/>
-                <w:i w:val="0"/>
-                <w:sz w:val="18"/>
-                <w:szCs w:val="18"/>
-              </w:rPr>
-              <w:t>660</w:t>
-            </w:r>
-          </w:p>
-        </w:tc>
-        <w:tc>
-          <w:tcPr>
-            <w:tcW w:w="1417" w:type="dxa"/>
-          </w:tcPr>
-          <w:p>
-            <w:pPr>
-              <w:spacing w:before="0" w:after="0" w:line="240" w:lineRule="auto"/>
-              <w:jc w:val="right"/>
-              <w:rPr>
-                <w:sz w:val="18"/>
-                <w:szCs w:val="18"/>
-              </w:rPr>
-            </w:pPr>
-            <w:r>
-              <w:rPr>
-                <w:b w:val="0"/>
-                <w:i w:val="0"/>
-                <w:sz w:val="18"/>
-                <w:szCs w:val="18"/>
-              </w:rPr>
-              <w:t>660</w:t>
-            </w:r>
-          </w:p>
-        </w:tc>
-        <w:tc>
-          <w:tcPr>
-            <w:tcW w:w="1417" w:type="dxa"/>
-          </w:tcPr>
-          <w:p>
-            <w:pPr>
-              <w:spacing w:before="0" w:after="0" w:line="240" w:lineRule="auto"/>
-              <w:jc w:val="right"/>
-              <w:rPr>
-                <w:sz w:val="18"/>
-                <w:szCs w:val="18"/>
-              </w:rPr>
-            </w:pPr>
-            <w:r>
-              <w:rPr>
-                <w:b w:val="0"/>
-                <w:i w:val="0"/>
-                <w:sz w:val="18"/>
-                <w:szCs w:val="18"/>
-              </w:rPr>
-              <w:t>660</w:t>
-            </w:r>
-          </w:p>
-        </w:tc>
-        <w:tc>
-          <w:tcPr>
-            <w:tcW w:w="1417" w:type="dxa"/>
-          </w:tcPr>
-          <w:p>
-            <w:pPr>
-              <w:spacing w:before="0" w:after="0" w:line="240" w:lineRule="auto"/>
-              <w:jc w:val="right"/>
-              <w:rPr>
-                <w:sz w:val="18"/>
-                <w:szCs w:val="18"/>
-              </w:rPr>
-            </w:pPr>
-            <w:r>
-              <w:rPr>
-                <w:b w:val="0"/>
-                <w:i w:val="0"/>
-                <w:sz w:val="18"/>
-                <w:szCs w:val="18"/>
-              </w:rPr>
-              <w:t>4,332</w:t>
+              <w:t>450</w:t>
+            </w:r>
+          </w:p>
+        </w:tc>
+        <w:tc>
+          <w:tcPr>
+            <w:tcW w:w="1417" w:type="dxa"/>
+          </w:tcPr>
+          <w:p>
+            <w:pPr>
+              <w:spacing w:before="0" w:after="0" w:line="240" w:lineRule="auto"/>
+              <w:jc w:val="right"/>
+              <w:rPr>
+                <w:sz w:val="18"/>
+                <w:szCs w:val="18"/>
+              </w:rPr>
+            </w:pPr>
+            <w:r>
+              <w:rPr>
+                <w:b w:val="0"/>
+                <w:i w:val="0"/>
+                <w:sz w:val="18"/>
+                <w:szCs w:val="18"/>
+              </w:rPr>
+              <w:t>525</w:t>
+            </w:r>
+          </w:p>
+        </w:tc>
+        <w:tc>
+          <w:tcPr>
+            <w:tcW w:w="1417" w:type="dxa"/>
+          </w:tcPr>
+          <w:p>
+            <w:pPr>
+              <w:spacing w:before="0" w:after="0" w:line="240" w:lineRule="auto"/>
+              <w:jc w:val="right"/>
+              <w:rPr>
+                <w:sz w:val="18"/>
+                <w:szCs w:val="18"/>
+              </w:rPr>
+            </w:pPr>
+            <w:r>
+              <w:rPr>
+                <w:b w:val="0"/>
+                <w:i w:val="0"/>
+                <w:sz w:val="18"/>
+                <w:szCs w:val="18"/>
+              </w:rPr>
+              <w:t>563</w:t>
+            </w:r>
+          </w:p>
+        </w:tc>
+        <w:tc>
+          <w:tcPr>
+            <w:tcW w:w="1417" w:type="dxa"/>
+          </w:tcPr>
+          <w:p>
+            <w:pPr>
+              <w:spacing w:before="0" w:after="0" w:line="240" w:lineRule="auto"/>
+              <w:jc w:val="right"/>
+              <w:rPr>
+                <w:sz w:val="18"/>
+                <w:szCs w:val="18"/>
+              </w:rPr>
+            </w:pPr>
+            <w:r>
+              <w:rPr>
+                <w:b w:val="0"/>
+                <w:i w:val="0"/>
+                <w:sz w:val="18"/>
+                <w:szCs w:val="18"/>
+              </w:rPr>
+              <w:t>600</w:t>
+            </w:r>
+          </w:p>
+        </w:tc>
+        <w:tc>
+          <w:tcPr>
+            <w:tcW w:w="1417" w:type="dxa"/>
+          </w:tcPr>
+          <w:p>
+            <w:pPr>
+              <w:spacing w:before="0" w:after="0" w:line="240" w:lineRule="auto"/>
+              <w:jc w:val="right"/>
+              <w:rPr>
+                <w:sz w:val="18"/>
+                <w:szCs w:val="18"/>
+              </w:rPr>
+            </w:pPr>
+            <w:r>
+              <w:rPr>
+                <w:b w:val="0"/>
+                <w:i w:val="0"/>
+                <w:sz w:val="18"/>
+                <w:szCs w:val="18"/>
+              </w:rPr>
+              <w:t>600</w:t>
+            </w:r>
+          </w:p>
+        </w:tc>
+        <w:tc>
+          <w:tcPr>
+            <w:tcW w:w="1417" w:type="dxa"/>
+          </w:tcPr>
+          <w:p>
+            <w:pPr>
+              <w:spacing w:before="0" w:after="0" w:line="240" w:lineRule="auto"/>
+              <w:jc w:val="right"/>
+              <w:rPr>
+                <w:sz w:val="18"/>
+                <w:szCs w:val="18"/>
+              </w:rPr>
+            </w:pPr>
+            <w:r>
+              <w:rPr>
+                <w:b w:val="0"/>
+                <w:i w:val="0"/>
+                <w:sz w:val="18"/>
+                <w:szCs w:val="18"/>
+              </w:rPr>
+              <w:t>600</w:t>
+            </w:r>
+          </w:p>
+        </w:tc>
+        <w:tc>
+          <w:tcPr>
+            <w:tcW w:w="1417" w:type="dxa"/>
+          </w:tcPr>
+          <w:p>
+            <w:pPr>
+              <w:spacing w:before="0" w:after="0" w:line="240" w:lineRule="auto"/>
+              <w:jc w:val="right"/>
+              <w:rPr>
+                <w:sz w:val="18"/>
+                <w:szCs w:val="18"/>
+              </w:rPr>
+            </w:pPr>
+            <w:r>
+              <w:rPr>
+                <w:b w:val="0"/>
+                <w:i w:val="0"/>
+                <w:sz w:val="18"/>
+                <w:szCs w:val="18"/>
+              </w:rPr>
+              <w:t>600</w:t>
+            </w:r>
+          </w:p>
+        </w:tc>
+        <w:tc>
+          <w:tcPr>
+            <w:tcW w:w="1417" w:type="dxa"/>
+          </w:tcPr>
+          <w:p>
+            <w:pPr>
+              <w:spacing w:before="0" w:after="0" w:line="240" w:lineRule="auto"/>
+              <w:jc w:val="right"/>
+              <w:rPr>
+                <w:sz w:val="18"/>
+                <w:szCs w:val="18"/>
+              </w:rPr>
+            </w:pPr>
+            <w:r>
+              <w:rPr>
+                <w:b w:val="0"/>
+                <w:i w:val="0"/>
+                <w:sz w:val="18"/>
+                <w:szCs w:val="18"/>
+              </w:rPr>
+              <w:t>3,938</w:t>
             </w:r>
           </w:p>
         </w:tc>
@@ -17974,175 +17974,175 @@
                 <w:sz w:val="18"/>
                 <w:szCs w:val="18"/>
               </w:rPr>
-              <w:t>13,36,500</w:t>
-            </w:r>
-          </w:p>
-        </w:tc>
-        <w:tc>
-          <w:tcPr>
-            <w:tcW w:w="1417" w:type="dxa"/>
-          </w:tcPr>
-          <w:p>
-            <w:pPr>
-              <w:spacing w:before="0" w:after="0" w:line="240" w:lineRule="auto"/>
-              <w:jc w:val="right"/>
-              <w:rPr>
-                <w:sz w:val="18"/>
-                <w:szCs w:val="18"/>
-              </w:rPr>
-            </w:pPr>
-            <w:r>
-              <w:rPr>
-                <w:b w:val="0"/>
-                <w:i w:val="0"/>
-                <w:sz w:val="18"/>
-                <w:szCs w:val="18"/>
-              </w:rPr>
-              <w:t>16,07,418</w:t>
-            </w:r>
-          </w:p>
-        </w:tc>
-        <w:tc>
-          <w:tcPr>
-            <w:tcW w:w="1417" w:type="dxa"/>
-          </w:tcPr>
-          <w:p>
-            <w:pPr>
-              <w:spacing w:before="0" w:after="0" w:line="240" w:lineRule="auto"/>
-              <w:jc w:val="right"/>
-              <w:rPr>
-                <w:sz w:val="18"/>
-                <w:szCs w:val="18"/>
-              </w:rPr>
-            </w:pPr>
-            <w:r>
-              <w:rPr>
-                <w:b w:val="0"/>
-                <w:i w:val="0"/>
-                <w:sz w:val="18"/>
-                <w:szCs w:val="18"/>
-              </w:rPr>
-              <w:t>17,72,816</w:t>
-            </w:r>
-          </w:p>
-        </w:tc>
-        <w:tc>
-          <w:tcPr>
-            <w:tcW w:w="1417" w:type="dxa"/>
-          </w:tcPr>
-          <w:p>
-            <w:pPr>
-              <w:spacing w:before="0" w:after="0" w:line="240" w:lineRule="auto"/>
-              <w:jc w:val="right"/>
-              <w:rPr>
-                <w:sz w:val="18"/>
-                <w:szCs w:val="18"/>
-              </w:rPr>
-            </w:pPr>
-            <w:r>
-              <w:rPr>
-                <w:b w:val="0"/>
-                <w:i w:val="0"/>
-                <w:sz w:val="18"/>
-                <w:szCs w:val="18"/>
-              </w:rPr>
-              <w:t>19,47,000</w:t>
-            </w:r>
-          </w:p>
-        </w:tc>
-        <w:tc>
-          <w:tcPr>
-            <w:tcW w:w="1417" w:type="dxa"/>
-          </w:tcPr>
-          <w:p>
-            <w:pPr>
-              <w:spacing w:before="0" w:after="0" w:line="240" w:lineRule="auto"/>
-              <w:jc w:val="right"/>
-              <w:rPr>
-                <w:sz w:val="18"/>
-                <w:szCs w:val="18"/>
-              </w:rPr>
-            </w:pPr>
-            <w:r>
-              <w:rPr>
-                <w:b w:val="0"/>
-                <w:i w:val="0"/>
-                <w:sz w:val="18"/>
-                <w:szCs w:val="18"/>
-              </w:rPr>
-              <w:t>20,05,740</w:t>
-            </w:r>
-          </w:p>
-        </w:tc>
-        <w:tc>
-          <w:tcPr>
-            <w:tcW w:w="1417" w:type="dxa"/>
-          </w:tcPr>
-          <w:p>
-            <w:pPr>
-              <w:spacing w:before="0" w:after="0" w:line="240" w:lineRule="auto"/>
-              <w:jc w:val="right"/>
-              <w:rPr>
-                <w:sz w:val="18"/>
-                <w:szCs w:val="18"/>
-              </w:rPr>
-            </w:pPr>
-            <w:r>
-              <w:rPr>
-                <w:b w:val="0"/>
-                <w:i w:val="0"/>
-                <w:sz w:val="18"/>
-                <w:szCs w:val="18"/>
-              </w:rPr>
-              <w:t>20,65,800</w:t>
-            </w:r>
-          </w:p>
-        </w:tc>
-        <w:tc>
-          <w:tcPr>
-            <w:tcW w:w="1417" w:type="dxa"/>
-          </w:tcPr>
-          <w:p>
-            <w:pPr>
-              <w:spacing w:before="0" w:after="0" w:line="240" w:lineRule="auto"/>
-              <w:jc w:val="right"/>
-              <w:rPr>
-                <w:sz w:val="18"/>
-                <w:szCs w:val="18"/>
-              </w:rPr>
-            </w:pPr>
-            <w:r>
-              <w:rPr>
-                <w:b w:val="0"/>
-                <w:i w:val="0"/>
-                <w:sz w:val="18"/>
-                <w:szCs w:val="18"/>
-              </w:rPr>
-              <w:t>21,27,840</w:t>
-            </w:r>
-          </w:p>
-        </w:tc>
-        <w:tc>
-          <w:tcPr>
-            <w:tcW w:w="1417" w:type="dxa"/>
-          </w:tcPr>
-          <w:p>
-            <w:pPr>
-              <w:spacing w:before="0" w:after="0" w:line="240" w:lineRule="auto"/>
-              <w:jc w:val="right"/>
-              <w:rPr>
-                <w:sz w:val="18"/>
-                <w:szCs w:val="18"/>
-              </w:rPr>
-            </w:pPr>
-            <w:r>
-              <w:rPr>
-                <w:b w:val="0"/>
-                <w:i w:val="0"/>
-                <w:sz w:val="18"/>
-                <w:szCs w:val="18"/>
-              </w:rPr>
-              <w:t>1,28,63,114</w:t>
+              <w:t>12,15,000</w:t>
+            </w:r>
+          </w:p>
+        </w:tc>
+        <w:tc>
+          <w:tcPr>
+            <w:tcW w:w="1417" w:type="dxa"/>
+          </w:tcPr>
+          <w:p>
+            <w:pPr>
+              <w:spacing w:before="0" w:after="0" w:line="240" w:lineRule="auto"/>
+              <w:jc w:val="right"/>
+              <w:rPr>
+                <w:sz w:val="18"/>
+                <w:szCs w:val="18"/>
+              </w:rPr>
+            </w:pPr>
+            <w:r>
+              <w:rPr>
+                <w:b w:val="0"/>
+                <w:i w:val="0"/>
+                <w:sz w:val="18"/>
+                <w:szCs w:val="18"/>
+              </w:rPr>
+              <w:t>14,60,025</w:t>
+            </w:r>
+          </w:p>
+        </w:tc>
+        <w:tc>
+          <w:tcPr>
+            <w:tcW w:w="1417" w:type="dxa"/>
+          </w:tcPr>
+          <w:p>
+            <w:pPr>
+              <w:spacing w:before="0" w:after="0" w:line="240" w:lineRule="auto"/>
+              <w:jc w:val="right"/>
+              <w:rPr>
+                <w:sz w:val="18"/>
+                <w:szCs w:val="18"/>
+              </w:rPr>
+            </w:pPr>
+            <w:r>
+              <w:rPr>
+                <w:b w:val="0"/>
+                <w:i w:val="0"/>
+                <w:sz w:val="18"/>
+                <w:szCs w:val="18"/>
+              </w:rPr>
+              <w:t>16,12,432</w:t>
+            </w:r>
+          </w:p>
+        </w:tc>
+        <w:tc>
+          <w:tcPr>
+            <w:tcW w:w="1417" w:type="dxa"/>
+          </w:tcPr>
+          <w:p>
+            <w:pPr>
+              <w:spacing w:before="0" w:after="0" w:line="240" w:lineRule="auto"/>
+              <w:jc w:val="right"/>
+              <w:rPr>
+                <w:sz w:val="18"/>
+                <w:szCs w:val="18"/>
+              </w:rPr>
+            </w:pPr>
+            <w:r>
+              <w:rPr>
+                <w:b w:val="0"/>
+                <w:i w:val="0"/>
+                <w:sz w:val="18"/>
+                <w:szCs w:val="18"/>
+              </w:rPr>
+              <w:t>17,70,000</w:t>
+            </w:r>
+          </w:p>
+        </w:tc>
+        <w:tc>
+          <w:tcPr>
+            <w:tcW w:w="1417" w:type="dxa"/>
+          </w:tcPr>
+          <w:p>
+            <w:pPr>
+              <w:spacing w:before="0" w:after="0" w:line="240" w:lineRule="auto"/>
+              <w:jc w:val="right"/>
+              <w:rPr>
+                <w:sz w:val="18"/>
+                <w:szCs w:val="18"/>
+              </w:rPr>
+            </w:pPr>
+            <w:r>
+              <w:rPr>
+                <w:b w:val="0"/>
+                <w:i w:val="0"/>
+                <w:sz w:val="18"/>
+                <w:szCs w:val="18"/>
+              </w:rPr>
+              <w:t>18,23,400</w:t>
+            </w:r>
+          </w:p>
+        </w:tc>
+        <w:tc>
+          <w:tcPr>
+            <w:tcW w:w="1417" w:type="dxa"/>
+          </w:tcPr>
+          <w:p>
+            <w:pPr>
+              <w:spacing w:before="0" w:after="0" w:line="240" w:lineRule="auto"/>
+              <w:jc w:val="right"/>
+              <w:rPr>
+                <w:sz w:val="18"/>
+                <w:szCs w:val="18"/>
+              </w:rPr>
+            </w:pPr>
+            <w:r>
+              <w:rPr>
+                <w:b w:val="0"/>
+                <w:i w:val="0"/>
+                <w:sz w:val="18"/>
+                <w:szCs w:val="18"/>
+              </w:rPr>
+              <w:t>18,78,000</w:t>
+            </w:r>
+          </w:p>
+        </w:tc>
+        <w:tc>
+          <w:tcPr>
+            <w:tcW w:w="1417" w:type="dxa"/>
+          </w:tcPr>
+          <w:p>
+            <w:pPr>
+              <w:spacing w:before="0" w:after="0" w:line="240" w:lineRule="auto"/>
+              <w:jc w:val="right"/>
+              <w:rPr>
+                <w:sz w:val="18"/>
+                <w:szCs w:val="18"/>
+              </w:rPr>
+            </w:pPr>
+            <w:r>
+              <w:rPr>
+                <w:b w:val="0"/>
+                <w:i w:val="0"/>
+                <w:sz w:val="18"/>
+                <w:szCs w:val="18"/>
+              </w:rPr>
+              <w:t>19,34,400</w:t>
+            </w:r>
+          </w:p>
+        </w:tc>
+        <w:tc>
+          <w:tcPr>
+            <w:tcW w:w="1417" w:type="dxa"/>
+          </w:tcPr>
+          <w:p>
+            <w:pPr>
+              <w:spacing w:before="0" w:after="0" w:line="240" w:lineRule="auto"/>
+              <w:jc w:val="right"/>
+              <w:rPr>
+                <w:sz w:val="18"/>
+                <w:szCs w:val="18"/>
+              </w:rPr>
+            </w:pPr>
+            <w:r>
+              <w:rPr>
+                <w:b w:val="0"/>
+                <w:i w:val="0"/>
+                <w:sz w:val="18"/>
+                <w:szCs w:val="18"/>
+              </w:rPr>
+              <w:t>1,16,93,257</w:t>
             </w:r>
           </w:p>
         </w:tc>
@@ -18450,7 +18450,7 @@
                 <w:sz w:val="18"/>
                 <w:szCs w:val="18"/>
               </w:rPr>
-              <w:t>13,75,500</w:t>
+              <w:t>12,54,000</w:t>
             </w:r>
           </w:p>
         </w:tc>
@@ -18475,7 +18475,7 @@
                 <w:sz w:val="18"/>
                 <w:szCs w:val="18"/>
               </w:rPr>
-              <w:t>16,54,283</w:t>
+              <w:t>15,06,890</w:t>
             </w:r>
           </w:p>
         </w:tc>
@@ -18500,7 +18500,7 @@
                 <w:sz w:val="18"/>
                 <w:szCs w:val="18"/>
               </w:rPr>
-              <w:t>18,24,535</w:t>
+              <w:t>16,64,151</w:t>
             </w:r>
           </w:p>
         </w:tc>
@@ -18525,7 +18525,7 @@
                 <w:sz w:val="18"/>
                 <w:szCs w:val="18"/>
               </w:rPr>
-              <w:t>20,03,822</w:t>
+              <w:t>18,26,822</w:t>
             </w:r>
           </w:p>
         </w:tc>
@@ -18550,7 +18550,7 @@
                 <w:sz w:val="18"/>
                 <w:szCs w:val="18"/>
               </w:rPr>
-              <w:t>20,64,266</w:t>
+              <w:t>18,81,926</w:t>
             </w:r>
           </w:p>
         </w:tc>
@@ -18575,7 +18575,7 @@
                 <w:sz w:val="18"/>
                 <w:szCs w:val="18"/>
               </w:rPr>
-              <w:t>21,26,082</w:t>
+              <w:t>19,38,282</w:t>
             </w:r>
           </w:p>
         </w:tc>
@@ -18600,7 +18600,7 @@
                 <w:sz w:val="18"/>
                 <w:szCs w:val="18"/>
               </w:rPr>
-              <w:t>21,89,931</w:t>
+              <w:t>19,96,491</w:t>
             </w:r>
           </w:p>
         </w:tc>
@@ -18625,7 +18625,7 @@
                 <w:sz w:val="18"/>
                 <w:szCs w:val="18"/>
               </w:rPr>
-              <w:t>1,32,38,419</w:t>
+              <w:t>1,20,68,562</w:t>
             </w:r>
           </w:p>
         </w:tc>
@@ -19083,7 +19083,7 @@
                 <w:sz w:val="18"/>
                 <w:szCs w:val="18"/>
               </w:rPr>
-              <w:t>11</w:t>
+              <w:t>10</w:t>
             </w:r>
           </w:p>
         </w:tc>
@@ -19405,7 +19405,7 @@
                 <w:sz w:val="18"/>
                 <w:szCs w:val="18"/>
               </w:rPr>
-              <w:t>825 hours a year</w:t>
+              <w:t>750 hours a year</w:t>
             </w:r>
           </w:p>
         </w:tc>
@@ -19502,7 +19502,7 @@
           <w:i/>
           <w:sz w:val="17"/>
         </w:rPr>
-        <w:t>Working hours = 825 × utilisation (75 days × 11 hours). Harvester income = working hours × hire charge per hour (Rs 2,700 in Year I, +3% a year). Small-implement income = Rs 65,000 × utilisation × 1.03^(year – 1).</w:t>
+        <w:t>Working hours = 750 × utilisation (75 days × 10 hours). Harvester income = working hours × hire charge per hour (Rs 2,700 in Year I, +3% a year). Small-implement income = Rs 65,000 × utilisation × 1.03^(year – 1).</w:t>
       </w:r>
     </w:p>
     <w:p>
@@ -19993,175 +19993,175 @@
                 <w:sz w:val="18"/>
                 <w:szCs w:val="18"/>
               </w:rPr>
-              <w:t>4,25,700</w:t>
-            </w:r>
-          </w:p>
-        </w:tc>
-        <w:tc>
-          <w:tcPr>
-            <w:tcW w:w="1417" w:type="dxa"/>
-          </w:tcPr>
-          <w:p>
-            <w:pPr>
-              <w:spacing w:before="0" w:after="0" w:line="240" w:lineRule="auto"/>
-              <w:jc w:val="right"/>
-              <w:rPr>
-                <w:sz w:val="18"/>
-                <w:szCs w:val="18"/>
-              </w:rPr>
-            </w:pPr>
-            <w:r>
-              <w:rPr>
-                <w:b w:val="0"/>
-                <w:i w:val="0"/>
-                <w:sz w:val="18"/>
-                <w:szCs w:val="18"/>
-              </w:rPr>
-              <w:t>5,11,992</w:t>
-            </w:r>
-          </w:p>
-        </w:tc>
-        <w:tc>
-          <w:tcPr>
-            <w:tcW w:w="1417" w:type="dxa"/>
-          </w:tcPr>
-          <w:p>
-            <w:pPr>
-              <w:spacing w:before="0" w:after="0" w:line="240" w:lineRule="auto"/>
-              <w:jc w:val="right"/>
-              <w:rPr>
-                <w:sz w:val="18"/>
-                <w:szCs w:val="18"/>
-              </w:rPr>
-            </w:pPr>
-            <w:r>
-              <w:rPr>
-                <w:b w:val="0"/>
-                <w:i w:val="0"/>
-                <w:sz w:val="18"/>
-                <w:szCs w:val="18"/>
-              </w:rPr>
-              <w:t>5,64,760</w:t>
-            </w:r>
-          </w:p>
-        </w:tc>
-        <w:tc>
-          <w:tcPr>
-            <w:tcW w:w="1417" w:type="dxa"/>
-          </w:tcPr>
-          <w:p>
-            <w:pPr>
-              <w:spacing w:before="0" w:after="0" w:line="240" w:lineRule="auto"/>
-              <w:jc w:val="right"/>
-              <w:rPr>
-                <w:sz w:val="18"/>
-                <w:szCs w:val="18"/>
-              </w:rPr>
-            </w:pPr>
-            <w:r>
-              <w:rPr>
-                <w:b w:val="0"/>
-                <w:i w:val="0"/>
-                <w:sz w:val="18"/>
-                <w:szCs w:val="18"/>
-              </w:rPr>
-              <w:t>6,20,232</w:t>
-            </w:r>
-          </w:p>
-        </w:tc>
-        <w:tc>
-          <w:tcPr>
-            <w:tcW w:w="1417" w:type="dxa"/>
-          </w:tcPr>
-          <w:p>
-            <w:pPr>
-              <w:spacing w:before="0" w:after="0" w:line="240" w:lineRule="auto"/>
-              <w:jc w:val="right"/>
-              <w:rPr>
-                <w:sz w:val="18"/>
-                <w:szCs w:val="18"/>
-              </w:rPr>
-            </w:pPr>
-            <w:r>
-              <w:rPr>
-                <w:b w:val="0"/>
-                <w:i w:val="0"/>
-                <w:sz w:val="18"/>
-                <w:szCs w:val="18"/>
-              </w:rPr>
-              <w:t>6,38,839</w:t>
-            </w:r>
-          </w:p>
-        </w:tc>
-        <w:tc>
-          <w:tcPr>
-            <w:tcW w:w="1417" w:type="dxa"/>
-          </w:tcPr>
-          <w:p>
-            <w:pPr>
-              <w:spacing w:before="0" w:after="0" w:line="240" w:lineRule="auto"/>
-              <w:jc w:val="right"/>
-              <w:rPr>
-                <w:sz w:val="18"/>
-                <w:szCs w:val="18"/>
-              </w:rPr>
-            </w:pPr>
-            <w:r>
-              <w:rPr>
-                <w:b w:val="0"/>
-                <w:i w:val="0"/>
-                <w:sz w:val="18"/>
-                <w:szCs w:val="18"/>
-              </w:rPr>
-              <w:t>6,58,004</w:t>
-            </w:r>
-          </w:p>
-        </w:tc>
-        <w:tc>
-          <w:tcPr>
-            <w:tcW w:w="1417" w:type="dxa"/>
-          </w:tcPr>
-          <w:p>
-            <w:pPr>
-              <w:spacing w:before="0" w:after="0" w:line="240" w:lineRule="auto"/>
-              <w:jc w:val="right"/>
-              <w:rPr>
-                <w:sz w:val="18"/>
-                <w:szCs w:val="18"/>
-              </w:rPr>
-            </w:pPr>
-            <w:r>
-              <w:rPr>
-                <w:b w:val="0"/>
-                <w:i w:val="0"/>
-                <w:sz w:val="18"/>
-                <w:szCs w:val="18"/>
-              </w:rPr>
-              <w:t>6,77,744</w:t>
-            </w:r>
-          </w:p>
-        </w:tc>
-        <w:tc>
-          <w:tcPr>
-            <w:tcW w:w="1417" w:type="dxa"/>
-          </w:tcPr>
-          <w:p>
-            <w:pPr>
-              <w:spacing w:before="0" w:after="0" w:line="240" w:lineRule="auto"/>
-              <w:jc w:val="right"/>
-              <w:rPr>
-                <w:sz w:val="18"/>
-                <w:szCs w:val="18"/>
-              </w:rPr>
-            </w:pPr>
-            <w:r>
-              <w:rPr>
-                <w:b w:val="0"/>
-                <w:i w:val="0"/>
-                <w:sz w:val="18"/>
-                <w:szCs w:val="18"/>
-              </w:rPr>
-              <w:t>40,97,271</w:t>
+              <w:t>3,87,000</w:t>
+            </w:r>
+          </w:p>
+        </w:tc>
+        <w:tc>
+          <w:tcPr>
+            <w:tcW w:w="1417" w:type="dxa"/>
+          </w:tcPr>
+          <w:p>
+            <w:pPr>
+              <w:spacing w:before="0" w:after="0" w:line="240" w:lineRule="auto"/>
+              <w:jc w:val="right"/>
+              <w:rPr>
+                <w:sz w:val="18"/>
+                <w:szCs w:val="18"/>
+              </w:rPr>
+            </w:pPr>
+            <w:r>
+              <w:rPr>
+                <w:b w:val="0"/>
+                <w:i w:val="0"/>
+                <w:sz w:val="18"/>
+                <w:szCs w:val="18"/>
+              </w:rPr>
+              <w:t>4,65,045</w:t>
+            </w:r>
+          </w:p>
+        </w:tc>
+        <w:tc>
+          <w:tcPr>
+            <w:tcW w:w="1417" w:type="dxa"/>
+          </w:tcPr>
+          <w:p>
+            <w:pPr>
+              <w:spacing w:before="0" w:after="0" w:line="240" w:lineRule="auto"/>
+              <w:jc w:val="right"/>
+              <w:rPr>
+                <w:sz w:val="18"/>
+                <w:szCs w:val="18"/>
+              </w:rPr>
+            </w:pPr>
+            <w:r>
+              <w:rPr>
+                <w:b w:val="0"/>
+                <w:i w:val="0"/>
+                <w:sz w:val="18"/>
+                <w:szCs w:val="18"/>
+              </w:rPr>
+              <w:t>5,13,667</w:t>
+            </w:r>
+          </w:p>
+        </w:tc>
+        <w:tc>
+          <w:tcPr>
+            <w:tcW w:w="1417" w:type="dxa"/>
+          </w:tcPr>
+          <w:p>
+            <w:pPr>
+              <w:spacing w:before="0" w:after="0" w:line="240" w:lineRule="auto"/>
+              <w:jc w:val="right"/>
+              <w:rPr>
+                <w:sz w:val="18"/>
+                <w:szCs w:val="18"/>
+              </w:rPr>
+            </w:pPr>
+            <w:r>
+              <w:rPr>
+                <w:b w:val="0"/>
+                <w:i w:val="0"/>
+                <w:sz w:val="18"/>
+                <w:szCs w:val="18"/>
+              </w:rPr>
+              <w:t>5,63,847</w:t>
+            </w:r>
+          </w:p>
+        </w:tc>
+        <w:tc>
+          <w:tcPr>
+            <w:tcW w:w="1417" w:type="dxa"/>
+          </w:tcPr>
+          <w:p>
+            <w:pPr>
+              <w:spacing w:before="0" w:after="0" w:line="240" w:lineRule="auto"/>
+              <w:jc w:val="right"/>
+              <w:rPr>
+                <w:sz w:val="18"/>
+                <w:szCs w:val="18"/>
+              </w:rPr>
+            </w:pPr>
+            <w:r>
+              <w:rPr>
+                <w:b w:val="0"/>
+                <w:i w:val="0"/>
+                <w:sz w:val="18"/>
+                <w:szCs w:val="18"/>
+              </w:rPr>
+              <w:t>5,80,763</w:t>
+            </w:r>
+          </w:p>
+        </w:tc>
+        <w:tc>
+          <w:tcPr>
+            <w:tcW w:w="1417" w:type="dxa"/>
+          </w:tcPr>
+          <w:p>
+            <w:pPr>
+              <w:spacing w:before="0" w:after="0" w:line="240" w:lineRule="auto"/>
+              <w:jc w:val="right"/>
+              <w:rPr>
+                <w:sz w:val="18"/>
+                <w:szCs w:val="18"/>
+              </w:rPr>
+            </w:pPr>
+            <w:r>
+              <w:rPr>
+                <w:b w:val="0"/>
+                <w:i w:val="0"/>
+                <w:sz w:val="18"/>
+                <w:szCs w:val="18"/>
+              </w:rPr>
+              <w:t>5,98,185</w:t>
+            </w:r>
+          </w:p>
+        </w:tc>
+        <w:tc>
+          <w:tcPr>
+            <w:tcW w:w="1417" w:type="dxa"/>
+          </w:tcPr>
+          <w:p>
+            <w:pPr>
+              <w:spacing w:before="0" w:after="0" w:line="240" w:lineRule="auto"/>
+              <w:jc w:val="right"/>
+              <w:rPr>
+                <w:sz w:val="18"/>
+                <w:szCs w:val="18"/>
+              </w:rPr>
+            </w:pPr>
+            <w:r>
+              <w:rPr>
+                <w:b w:val="0"/>
+                <w:i w:val="0"/>
+                <w:sz w:val="18"/>
+                <w:szCs w:val="18"/>
+              </w:rPr>
+              <w:t>6,16,131</w:t>
+            </w:r>
+          </w:p>
+        </w:tc>
+        <w:tc>
+          <w:tcPr>
+            <w:tcW w:w="1417" w:type="dxa"/>
+          </w:tcPr>
+          <w:p>
+            <w:pPr>
+              <w:spacing w:before="0" w:after="0" w:line="240" w:lineRule="auto"/>
+              <w:jc w:val="right"/>
+              <w:rPr>
+                <w:sz w:val="18"/>
+                <w:szCs w:val="18"/>
+              </w:rPr>
+            </w:pPr>
+            <w:r>
+              <w:rPr>
+                <w:b w:val="0"/>
+                <w:i w:val="0"/>
+                <w:sz w:val="18"/>
+                <w:szCs w:val="18"/>
+              </w:rPr>
+              <w:t>37,24,638</w:t>
             </w:r>
           </w:p>
         </w:tc>
@@ -20230,175 +20230,175 @@
                 <w:sz w:val="18"/>
                 <w:szCs w:val="18"/>
               </w:rPr>
-              <w:t>1,76,800</w:t>
-            </w:r>
-          </w:p>
-        </w:tc>
-        <w:tc>
-          <w:tcPr>
-            <w:tcW w:w="1417" w:type="dxa"/>
-          </w:tcPr>
-          <w:p>
-            <w:pPr>
-              <w:spacing w:before="0" w:after="0" w:line="240" w:lineRule="auto"/>
-              <w:jc w:val="right"/>
-              <w:rPr>
-                <w:sz w:val="18"/>
-                <w:szCs w:val="18"/>
-              </w:rPr>
-            </w:pPr>
-            <w:r>
-              <w:rPr>
-                <w:b w:val="0"/>
-                <w:i w:val="0"/>
-                <w:sz w:val="18"/>
-                <w:szCs w:val="18"/>
-              </w:rPr>
-              <w:t>2,14,200</w:t>
-            </w:r>
-          </w:p>
-        </w:tc>
-        <w:tc>
-          <w:tcPr>
-            <w:tcW w:w="1417" w:type="dxa"/>
-          </w:tcPr>
-          <w:p>
-            <w:pPr>
-              <w:spacing w:before="0" w:after="0" w:line="240" w:lineRule="auto"/>
-              <w:jc w:val="right"/>
-              <w:rPr>
-                <w:sz w:val="18"/>
-                <w:szCs w:val="18"/>
-              </w:rPr>
-            </w:pPr>
-            <w:r>
-              <w:rPr>
-                <w:b w:val="0"/>
-                <w:i w:val="0"/>
-                <w:sz w:val="18"/>
-                <w:szCs w:val="18"/>
-              </w:rPr>
-              <w:t>2,43,653</w:t>
-            </w:r>
-          </w:p>
-        </w:tc>
-        <w:tc>
-          <w:tcPr>
-            <w:tcW w:w="1417" w:type="dxa"/>
-          </w:tcPr>
-          <w:p>
-            <w:pPr>
-              <w:spacing w:before="0" w:after="0" w:line="240" w:lineRule="auto"/>
-              <w:jc w:val="right"/>
-              <w:rPr>
-                <w:sz w:val="18"/>
-                <w:szCs w:val="18"/>
-              </w:rPr>
-            </w:pPr>
-            <w:r>
-              <w:rPr>
-                <w:b w:val="0"/>
-                <w:i w:val="0"/>
-                <w:sz w:val="18"/>
-                <w:szCs w:val="18"/>
-              </w:rPr>
-              <w:t>2,71,579</w:t>
-            </w:r>
-          </w:p>
-        </w:tc>
-        <w:tc>
-          <w:tcPr>
-            <w:tcW w:w="1417" w:type="dxa"/>
-          </w:tcPr>
-          <w:p>
-            <w:pPr>
-              <w:spacing w:before="0" w:after="0" w:line="240" w:lineRule="auto"/>
-              <w:jc w:val="right"/>
-              <w:rPr>
-                <w:sz w:val="18"/>
-                <w:szCs w:val="18"/>
-              </w:rPr>
-            </w:pPr>
-            <w:r>
-              <w:rPr>
-                <w:b w:val="0"/>
-                <w:i w:val="0"/>
-                <w:sz w:val="18"/>
-                <w:szCs w:val="18"/>
-              </w:rPr>
-              <w:t>2,85,158</w:t>
-            </w:r>
-          </w:p>
-        </w:tc>
-        <w:tc>
-          <w:tcPr>
-            <w:tcW w:w="1417" w:type="dxa"/>
-          </w:tcPr>
-          <w:p>
-            <w:pPr>
-              <w:spacing w:before="0" w:after="0" w:line="240" w:lineRule="auto"/>
-              <w:jc w:val="right"/>
-              <w:rPr>
-                <w:sz w:val="18"/>
-                <w:szCs w:val="18"/>
-              </w:rPr>
-            </w:pPr>
-            <w:r>
-              <w:rPr>
-                <w:b w:val="0"/>
-                <w:i w:val="0"/>
-                <w:sz w:val="18"/>
-                <w:szCs w:val="18"/>
-              </w:rPr>
-              <w:t>2,99,416</w:t>
-            </w:r>
-          </w:p>
-        </w:tc>
-        <w:tc>
-          <w:tcPr>
-            <w:tcW w:w="1417" w:type="dxa"/>
-          </w:tcPr>
-          <w:p>
-            <w:pPr>
-              <w:spacing w:before="0" w:after="0" w:line="240" w:lineRule="auto"/>
-              <w:jc w:val="right"/>
-              <w:rPr>
-                <w:sz w:val="18"/>
-                <w:szCs w:val="18"/>
-              </w:rPr>
-            </w:pPr>
-            <w:r>
-              <w:rPr>
-                <w:b w:val="0"/>
-                <w:i w:val="0"/>
-                <w:sz w:val="18"/>
-                <w:szCs w:val="18"/>
-              </w:rPr>
-              <w:t>3,14,386</w:t>
-            </w:r>
-          </w:p>
-        </w:tc>
-        <w:tc>
-          <w:tcPr>
-            <w:tcW w:w="1417" w:type="dxa"/>
-          </w:tcPr>
-          <w:p>
-            <w:pPr>
-              <w:spacing w:before="0" w:after="0" w:line="240" w:lineRule="auto"/>
-              <w:jc w:val="right"/>
-              <w:rPr>
-                <w:sz w:val="18"/>
-                <w:szCs w:val="18"/>
-              </w:rPr>
-            </w:pPr>
-            <w:r>
-              <w:rPr>
-                <w:b w:val="0"/>
-                <w:i w:val="0"/>
-                <w:sz w:val="18"/>
-                <w:szCs w:val="18"/>
-              </w:rPr>
-              <w:t>18,05,192</w:t>
+              <w:t>1,56,000</w:t>
+            </w:r>
+          </w:p>
+        </w:tc>
+        <w:tc>
+          <w:tcPr>
+            <w:tcW w:w="1417" w:type="dxa"/>
+          </w:tcPr>
+          <w:p>
+            <w:pPr>
+              <w:spacing w:before="0" w:after="0" w:line="240" w:lineRule="auto"/>
+              <w:jc w:val="right"/>
+              <w:rPr>
+                <w:sz w:val="18"/>
+                <w:szCs w:val="18"/>
+              </w:rPr>
+            </w:pPr>
+            <w:r>
+              <w:rPr>
+                <w:b w:val="0"/>
+                <w:i w:val="0"/>
+                <w:sz w:val="18"/>
+                <w:szCs w:val="18"/>
+              </w:rPr>
+              <w:t>1,89,000</w:t>
+            </w:r>
+          </w:p>
+        </w:tc>
+        <w:tc>
+          <w:tcPr>
+            <w:tcW w:w="1417" w:type="dxa"/>
+          </w:tcPr>
+          <w:p>
+            <w:pPr>
+              <w:spacing w:before="0" w:after="0" w:line="240" w:lineRule="auto"/>
+              <w:jc w:val="right"/>
+              <w:rPr>
+                <w:sz w:val="18"/>
+                <w:szCs w:val="18"/>
+              </w:rPr>
+            </w:pPr>
+            <w:r>
+              <w:rPr>
+                <w:b w:val="0"/>
+                <w:i w:val="0"/>
+                <w:sz w:val="18"/>
+                <w:szCs w:val="18"/>
+              </w:rPr>
+              <w:t>2,14,988</w:t>
+            </w:r>
+          </w:p>
+        </w:tc>
+        <w:tc>
+          <w:tcPr>
+            <w:tcW w:w="1417" w:type="dxa"/>
+          </w:tcPr>
+          <w:p>
+            <w:pPr>
+              <w:spacing w:before="0" w:after="0" w:line="240" w:lineRule="auto"/>
+              <w:jc w:val="right"/>
+              <w:rPr>
+                <w:sz w:val="18"/>
+                <w:szCs w:val="18"/>
+              </w:rPr>
+            </w:pPr>
+            <w:r>
+              <w:rPr>
+                <w:b w:val="0"/>
+                <w:i w:val="0"/>
+                <w:sz w:val="18"/>
+                <w:szCs w:val="18"/>
+              </w:rPr>
+              <w:t>2,39,628</w:t>
+            </w:r>
+          </w:p>
+        </w:tc>
+        <w:tc>
+          <w:tcPr>
+            <w:tcW w:w="1417" w:type="dxa"/>
+          </w:tcPr>
+          <w:p>
+            <w:pPr>
+              <w:spacing w:before="0" w:after="0" w:line="240" w:lineRule="auto"/>
+              <w:jc w:val="right"/>
+              <w:rPr>
+                <w:sz w:val="18"/>
+                <w:szCs w:val="18"/>
+              </w:rPr>
+            </w:pPr>
+            <w:r>
+              <w:rPr>
+                <w:b w:val="0"/>
+                <w:i w:val="0"/>
+                <w:sz w:val="18"/>
+                <w:szCs w:val="18"/>
+              </w:rPr>
+              <w:t>2,51,610</w:t>
+            </w:r>
+          </w:p>
+        </w:tc>
+        <w:tc>
+          <w:tcPr>
+            <w:tcW w:w="1417" w:type="dxa"/>
+          </w:tcPr>
+          <w:p>
+            <w:pPr>
+              <w:spacing w:before="0" w:after="0" w:line="240" w:lineRule="auto"/>
+              <w:jc w:val="right"/>
+              <w:rPr>
+                <w:sz w:val="18"/>
+                <w:szCs w:val="18"/>
+              </w:rPr>
+            </w:pPr>
+            <w:r>
+              <w:rPr>
+                <w:b w:val="0"/>
+                <w:i w:val="0"/>
+                <w:sz w:val="18"/>
+                <w:szCs w:val="18"/>
+              </w:rPr>
+              <w:t>2,64,190</w:t>
+            </w:r>
+          </w:p>
+        </w:tc>
+        <w:tc>
+          <w:tcPr>
+            <w:tcW w:w="1417" w:type="dxa"/>
+          </w:tcPr>
+          <w:p>
+            <w:pPr>
+              <w:spacing w:before="0" w:after="0" w:line="240" w:lineRule="auto"/>
+              <w:jc w:val="right"/>
+              <w:rPr>
+                <w:sz w:val="18"/>
+                <w:szCs w:val="18"/>
+              </w:rPr>
+            </w:pPr>
+            <w:r>
+              <w:rPr>
+                <w:b w:val="0"/>
+                <w:i w:val="0"/>
+                <w:sz w:val="18"/>
+                <w:szCs w:val="18"/>
+              </w:rPr>
+              <w:t>2,77,400</w:t>
+            </w:r>
+          </w:p>
+        </w:tc>
+        <w:tc>
+          <w:tcPr>
+            <w:tcW w:w="1417" w:type="dxa"/>
+          </w:tcPr>
+          <w:p>
+            <w:pPr>
+              <w:spacing w:before="0" w:after="0" w:line="240" w:lineRule="auto"/>
+              <w:jc w:val="right"/>
+              <w:rPr>
+                <w:sz w:val="18"/>
+                <w:szCs w:val="18"/>
+              </w:rPr>
+            </w:pPr>
+            <w:r>
+              <w:rPr>
+                <w:b w:val="0"/>
+                <w:i w:val="0"/>
+                <w:sz w:val="18"/>
+                <w:szCs w:val="18"/>
+              </w:rPr>
+              <w:t>15,92,816</w:t>
             </w:r>
           </w:p>
         </w:tc>
@@ -21891,7 +21891,7 @@
                 <w:sz w:val="18"/>
                 <w:szCs w:val="18"/>
               </w:rPr>
-              <w:t>8,14,978</w:t>
+              <w:t>7,55,478</w:t>
             </w:r>
           </w:p>
         </w:tc>
@@ -21916,7 +21916,7 @@
                 <w:sz w:val="18"/>
                 <w:szCs w:val="18"/>
               </w:rPr>
-              <w:t>10,26,491</w:t>
+              <w:t>9,54,344</w:t>
             </w:r>
           </w:p>
         </w:tc>
@@ -21941,7 +21941,7 @@
                 <w:sz w:val="18"/>
                 <w:szCs w:val="18"/>
               </w:rPr>
-              <w:t>11,74,885</w:t>
+              <w:t>10,95,127</w:t>
             </w:r>
           </w:p>
         </w:tc>
@@ -21966,7 +21966,7 @@
                 <w:sz w:val="18"/>
                 <w:szCs w:val="18"/>
               </w:rPr>
-              <w:t>13,16,261</w:t>
+              <w:t>12,27,925</w:t>
             </w:r>
           </w:p>
         </w:tc>
@@ -21991,7 +21991,7 @@
                 <w:sz w:val="18"/>
                 <w:szCs w:val="18"/>
               </w:rPr>
-              <w:t>13,83,874</w:t>
+              <w:t>12,92,250</w:t>
             </w:r>
           </w:p>
         </w:tc>
@@ -22016,7 +22016,7 @@
                 <w:sz w:val="18"/>
                 <w:szCs w:val="18"/>
               </w:rPr>
-              <w:t>14,48,973</w:t>
+              <w:t>13,53,928</w:t>
             </w:r>
           </w:p>
         </w:tc>
@@ -22041,7 +22041,7 @@
                 <w:sz w:val="18"/>
                 <w:szCs w:val="18"/>
               </w:rPr>
-              <w:t>15,12,847</w:t>
+              <w:t>14,14,248</w:t>
             </w:r>
           </w:p>
         </w:tc>
@@ -22066,7 +22066,7 @@
                 <w:sz w:val="18"/>
                 <w:szCs w:val="18"/>
               </w:rPr>
-              <w:t>86,78,309</w:t>
+              <w:t>80,93,300</w:t>
             </w:r>
           </w:p>
         </w:tc>
@@ -22459,7 +22459,7 @@
                 <w:sz w:val="18"/>
                 <w:szCs w:val="18"/>
               </w:rPr>
-              <w:t>Rs 2,800/day</w:t>
+              <w:t>Rs 2,400/day</w:t>
             </w:r>
           </w:p>
         </w:tc>
@@ -22507,7 +22507,7 @@
                 <w:sz w:val="18"/>
                 <w:szCs w:val="18"/>
               </w:rPr>
-              <w:t>1,45,600</w:t>
+              <w:t>1,24,800</w:t>
             </w:r>
           </w:p>
         </w:tc>
@@ -22575,7 +22575,7 @@
                 <w:sz w:val="18"/>
                 <w:szCs w:val="18"/>
               </w:rPr>
-              <w:t>825 hours</w:t>
+              <w:t>750 hours</w:t>
             </w:r>
           </w:p>
         </w:tc>
@@ -22761,7 +22761,7 @@
                 <w:sz w:val="18"/>
                 <w:szCs w:val="18"/>
               </w:rPr>
-              <w:t>6,600 litres a year</w:t>
+              <w:t>6,000 litres a year</w:t>
             </w:r>
           </w:p>
         </w:tc>
@@ -22861,7 +22861,7 @@
                 <w:sz w:val="18"/>
                 <w:szCs w:val="18"/>
               </w:rPr>
-              <w:t>1,76,800</w:t>
+              <w:t>1,56,000</w:t>
             </w:r>
           </w:p>
         </w:tc>
@@ -22929,7 +22929,7 @@
                 <w:sz w:val="18"/>
                 <w:szCs w:val="18"/>
               </w:rPr>
-              <w:t>Rs 6,60,000</w:t>
+              <w:t>Rs 6,00,000</w:t>
             </w:r>
           </w:p>
         </w:tc>
@@ -23070,7 +23070,7 @@
                 <w:sz w:val="18"/>
                 <w:szCs w:val="18"/>
               </w:rPr>
-              <w:t>Rs 3,96,000 + Rs 29,700 = Rs 4,25,700</w:t>
+              <w:t>Rs 3,60,000 + Rs 27,000 = Rs 3,87,000</w:t>
             </w:r>
           </w:p>
         </w:tc>
@@ -25080,140 +25080,140 @@
                 <w:i w:val="0"/>
                 <w:sz w:val="16"/>
               </w:rPr>
-              <w:t>64,944</w:t>
-            </w:r>
-          </w:p>
-        </w:tc>
-        <w:tc>
-          <w:tcPr>
-            <w:tcW w:w="1417" w:type="dxa"/>
-          </w:tcPr>
-          <w:p>
-            <w:pPr>
-              <w:spacing w:before="0" w:after="0" w:line="240" w:lineRule="auto"/>
-              <w:jc w:val="right"/>
-            </w:pPr>
-            <w:r>
-              <w:rPr>
-                <w:b w:val="0"/>
-                <w:i w:val="0"/>
-                <w:sz w:val="16"/>
-              </w:rPr>
-              <w:t>1,99,386</w:t>
-            </w:r>
-          </w:p>
-        </w:tc>
-        <w:tc>
-          <w:tcPr>
-            <w:tcW w:w="1417" w:type="dxa"/>
-          </w:tcPr>
-          <w:p>
-            <w:pPr>
-              <w:spacing w:before="0" w:after="0" w:line="240" w:lineRule="auto"/>
-              <w:jc w:val="right"/>
-            </w:pPr>
-            <w:r>
-              <w:rPr>
-                <w:b w:val="0"/>
-                <w:i w:val="0"/>
-                <w:sz w:val="16"/>
-              </w:rPr>
-              <w:t>2,88,813</w:t>
-            </w:r>
-          </w:p>
-        </w:tc>
-        <w:tc>
-          <w:tcPr>
-            <w:tcW w:w="1417" w:type="dxa"/>
-          </w:tcPr>
-          <w:p>
-            <w:pPr>
-              <w:spacing w:before="0" w:after="0" w:line="240" w:lineRule="auto"/>
-              <w:jc w:val="right"/>
-            </w:pPr>
-            <w:r>
-              <w:rPr>
-                <w:b w:val="0"/>
-                <w:i w:val="0"/>
-                <w:sz w:val="16"/>
-              </w:rPr>
-              <w:t>3,86,191</w:t>
-            </w:r>
-          </w:p>
-        </w:tc>
-        <w:tc>
-          <w:tcPr>
-            <w:tcW w:w="1417" w:type="dxa"/>
-          </w:tcPr>
-          <w:p>
-            <w:pPr>
-              <w:spacing w:before="0" w:after="0" w:line="240" w:lineRule="auto"/>
-              <w:jc w:val="right"/>
-            </w:pPr>
-            <w:r>
-              <w:rPr>
-                <w:b w:val="0"/>
-                <w:i w:val="0"/>
-                <w:sz w:val="16"/>
-              </w:rPr>
-              <w:t>4,31,599</w:t>
-            </w:r>
-          </w:p>
-        </w:tc>
-        <w:tc>
-          <w:tcPr>
-            <w:tcW w:w="1417" w:type="dxa"/>
-          </w:tcPr>
-          <w:p>
-            <w:pPr>
-              <w:spacing w:before="0" w:after="0" w:line="240" w:lineRule="auto"/>
-              <w:jc w:val="right"/>
-            </w:pPr>
-            <w:r>
-              <w:rPr>
-                <w:b w:val="0"/>
-                <w:i w:val="0"/>
-                <w:sz w:val="16"/>
-              </w:rPr>
-              <w:t>4,75,032</w:t>
-            </w:r>
-          </w:p>
-        </w:tc>
-        <w:tc>
-          <w:tcPr>
-            <w:tcW w:w="1417" w:type="dxa"/>
-          </w:tcPr>
-          <w:p>
-            <w:pPr>
-              <w:spacing w:before="0" w:after="0" w:line="240" w:lineRule="auto"/>
-              <w:jc w:val="right"/>
-            </w:pPr>
-            <w:r>
-              <w:rPr>
-                <w:b w:val="0"/>
-                <w:i w:val="0"/>
-                <w:sz w:val="16"/>
-              </w:rPr>
-              <w:t>5,13,426</w:t>
-            </w:r>
-          </w:p>
-        </w:tc>
-        <w:tc>
-          <w:tcPr>
-            <w:tcW w:w="1417" w:type="dxa"/>
-          </w:tcPr>
-          <w:p>
-            <w:pPr>
-              <w:spacing w:before="0" w:after="0" w:line="240" w:lineRule="auto"/>
-              <w:jc w:val="right"/>
-            </w:pPr>
-            <w:r>
-              <w:rPr>
-                <w:b w:val="0"/>
-                <w:i w:val="0"/>
-                <w:sz w:val="16"/>
-              </w:rPr>
-              <w:t>23,59,391</w:t>
+              <w:t>2,944</w:t>
+            </w:r>
+          </w:p>
+        </w:tc>
+        <w:tc>
+          <w:tcPr>
+            <w:tcW w:w="1417" w:type="dxa"/>
+          </w:tcPr>
+          <w:p>
+            <w:pPr>
+              <w:spacing w:before="0" w:after="0" w:line="240" w:lineRule="auto"/>
+              <w:jc w:val="right"/>
+            </w:pPr>
+            <w:r>
+              <w:rPr>
+                <w:b w:val="0"/>
+                <w:i w:val="0"/>
+                <w:sz w:val="16"/>
+              </w:rPr>
+              <w:t>1,24,140</w:t>
+            </w:r>
+          </w:p>
+        </w:tc>
+        <w:tc>
+          <w:tcPr>
+            <w:tcW w:w="1417" w:type="dxa"/>
+          </w:tcPr>
+          <w:p>
+            <w:pPr>
+              <w:spacing w:before="0" w:after="0" w:line="240" w:lineRule="auto"/>
+              <w:jc w:val="right"/>
+            </w:pPr>
+            <w:r>
+              <w:rPr>
+                <w:b w:val="0"/>
+                <w:i w:val="0"/>
+                <w:sz w:val="16"/>
+              </w:rPr>
+              <w:t>2,08,187</w:t>
+            </w:r>
+          </w:p>
+        </w:tc>
+        <w:tc>
+          <w:tcPr>
+            <w:tcW w:w="1417" w:type="dxa"/>
+          </w:tcPr>
+          <w:p>
+            <w:pPr>
+              <w:spacing w:before="0" w:after="0" w:line="240" w:lineRule="auto"/>
+              <w:jc w:val="right"/>
+            </w:pPr>
+            <w:r>
+              <w:rPr>
+                <w:b w:val="0"/>
+                <w:i w:val="0"/>
+                <w:sz w:val="16"/>
+              </w:rPr>
+              <w:t>2,97,527</w:t>
+            </w:r>
+          </w:p>
+        </w:tc>
+        <w:tc>
+          <w:tcPr>
+            <w:tcW w:w="1417" w:type="dxa"/>
+          </w:tcPr>
+          <w:p>
+            <w:pPr>
+              <w:spacing w:before="0" w:after="0" w:line="240" w:lineRule="auto"/>
+              <w:jc w:val="right"/>
+            </w:pPr>
+            <w:r>
+              <w:rPr>
+                <w:b w:val="0"/>
+                <w:i w:val="0"/>
+                <w:sz w:val="16"/>
+              </w:rPr>
+              <w:t>3,40,883</w:t>
+            </w:r>
+          </w:p>
+        </w:tc>
+        <w:tc>
+          <w:tcPr>
+            <w:tcW w:w="1417" w:type="dxa"/>
+          </w:tcPr>
+          <w:p>
+            <w:pPr>
+              <w:spacing w:before="0" w:after="0" w:line="240" w:lineRule="auto"/>
+              <w:jc w:val="right"/>
+            </w:pPr>
+            <w:r>
+              <w:rPr>
+                <w:b w:val="0"/>
+                <w:i w:val="0"/>
+                <w:sz w:val="16"/>
+              </w:rPr>
+              <w:t>3,82,277</w:t>
+            </w:r>
+          </w:p>
+        </w:tc>
+        <w:tc>
+          <w:tcPr>
+            <w:tcW w:w="1417" w:type="dxa"/>
+          </w:tcPr>
+          <w:p>
+            <w:pPr>
+              <w:spacing w:before="0" w:after="0" w:line="240" w:lineRule="auto"/>
+              <w:jc w:val="right"/>
+            </w:pPr>
+            <w:r>
+              <w:rPr>
+                <w:b w:val="0"/>
+                <w:i w:val="0"/>
+                <w:sz w:val="16"/>
+              </w:rPr>
+              <w:t>4,18,585</w:t>
+            </w:r>
+          </w:p>
+        </w:tc>
+        <w:tc>
+          <w:tcPr>
+            <w:tcW w:w="1417" w:type="dxa"/>
+          </w:tcPr>
+          <w:p>
+            <w:pPr>
+              <w:spacing w:before="0" w:after="0" w:line="240" w:lineRule="auto"/>
+              <w:jc w:val="right"/>
+            </w:pPr>
+            <w:r>
+              <w:rPr>
+                <w:b w:val="0"/>
+                <w:i w:val="0"/>
+                <w:sz w:val="16"/>
+              </w:rPr>
+              <w:t>17,74,543</w:t>
             </w:r>
           </w:p>
         </w:tc>
@@ -26042,7 +26042,7 @@
                 <w:i w:val="0"/>
                 <w:sz w:val="16"/>
               </w:rPr>
-              <w:t>2,44,188</w:t>
+              <w:t>1,82,188</w:t>
             </w:r>
           </w:p>
         </w:tc>
@@ -26062,7 +26062,7 @@
                 <w:i w:val="0"/>
                 <w:sz w:val="16"/>
               </w:rPr>
-              <w:t>3,42,613</w:t>
+              <w:t>2,67,367</w:t>
             </w:r>
           </w:p>
         </w:tc>
@@ -26082,7 +26082,7 @@
                 <w:i w:val="0"/>
                 <w:sz w:val="16"/>
               </w:rPr>
-              <w:t>4,06,005</w:t>
+              <w:t>3,25,379</w:t>
             </w:r>
           </w:p>
         </w:tc>
@@ -26102,7 +26102,7 @@
                 <w:i w:val="0"/>
                 <w:sz w:val="16"/>
               </w:rPr>
-              <w:t>4,85,983</w:t>
+              <w:t>3,97,319</w:t>
             </w:r>
           </w:p>
         </w:tc>
@@ -26122,7 +26122,7 @@
                 <w:i w:val="0"/>
                 <w:sz w:val="16"/>
               </w:rPr>
-              <w:t>5,16,582</w:t>
+              <w:t>4,25,866</w:t>
             </w:r>
           </w:p>
         </w:tc>
@@ -26142,7 +26142,7 @@
                 <w:i w:val="0"/>
                 <w:sz w:val="16"/>
               </w:rPr>
-              <w:t>5,47,412</w:t>
+              <w:t>4,54,657</w:t>
             </w:r>
           </w:p>
         </w:tc>
@@ -26162,7 +26162,7 @@
                 <w:i w:val="0"/>
                 <w:sz w:val="16"/>
               </w:rPr>
-              <w:t>5,75,079</w:t>
+              <w:t>4,80,238</w:t>
             </w:r>
           </w:p>
         </w:tc>
@@ -26182,7 +26182,7 @@
                 <w:i w:val="0"/>
                 <w:sz w:val="16"/>
               </w:rPr>
-              <w:t>31,17,862</w:t>
+              <w:t>25,33,014</w:t>
             </w:r>
           </w:p>
         </w:tc>
@@ -26279,102 +26279,102 @@
                 <w:i w:val="0"/>
                 <w:sz w:val="16"/>
               </w:rPr>
-              <w:t>300</w:t>
-            </w:r>
-          </w:p>
-        </w:tc>
-        <w:tc>
-          <w:tcPr>
-            <w:tcW w:w="1417" w:type="dxa"/>
-          </w:tcPr>
-          <w:p>
-            <w:pPr>
-              <w:spacing w:before="0" w:after="0" w:line="240" w:lineRule="auto"/>
-              <w:jc w:val="right"/>
-            </w:pPr>
-            <w:r>
-              <w:rPr>
-                <w:b w:val="0"/>
-                <w:i w:val="0"/>
-                <w:sz w:val="16"/>
-              </w:rPr>
-              <w:t>4,299</w:t>
-            </w:r>
-          </w:p>
-        </w:tc>
-        <w:tc>
-          <w:tcPr>
-            <w:tcW w:w="1417" w:type="dxa"/>
-          </w:tcPr>
-          <w:p>
-            <w:pPr>
-              <w:spacing w:before="0" w:after="0" w:line="240" w:lineRule="auto"/>
-              <w:jc w:val="right"/>
-            </w:pPr>
-            <w:r>
-              <w:rPr>
-                <w:b w:val="0"/>
-                <w:i w:val="0"/>
-                <w:sz w:val="16"/>
-              </w:rPr>
-              <w:t>5,829</w:t>
-            </w:r>
-          </w:p>
-        </w:tc>
-        <w:tc>
-          <w:tcPr>
-            <w:tcW w:w="1417" w:type="dxa"/>
-          </w:tcPr>
-          <w:p>
-            <w:pPr>
-              <w:spacing w:before="0" w:after="0" w:line="240" w:lineRule="auto"/>
-              <w:jc w:val="right"/>
-            </w:pPr>
-            <w:r>
-              <w:rPr>
-                <w:b w:val="0"/>
-                <w:i w:val="0"/>
-                <w:sz w:val="16"/>
-              </w:rPr>
-              <w:t>7,371</w:t>
-            </w:r>
-          </w:p>
-        </w:tc>
-        <w:tc>
-          <w:tcPr>
-            <w:tcW w:w="1417" w:type="dxa"/>
-          </w:tcPr>
-          <w:p>
-            <w:pPr>
-              <w:spacing w:before="0" w:after="0" w:line="240" w:lineRule="auto"/>
-              <w:jc w:val="right"/>
-            </w:pPr>
-            <w:r>
-              <w:rPr>
-                <w:b w:val="0"/>
-                <w:i w:val="0"/>
-                <w:sz w:val="16"/>
-              </w:rPr>
-              <w:t>8,754</w:t>
-            </w:r>
-          </w:p>
-        </w:tc>
-        <w:tc>
-          <w:tcPr>
-            <w:tcW w:w="1417" w:type="dxa"/>
-          </w:tcPr>
-          <w:p>
-            <w:pPr>
-              <w:spacing w:before="0" w:after="0" w:line="240" w:lineRule="auto"/>
-              <w:jc w:val="right"/>
-            </w:pPr>
-            <w:r>
-              <w:rPr>
-                <w:b w:val="0"/>
-                <w:i w:val="0"/>
-                <w:sz w:val="16"/>
-              </w:rPr>
-              <w:t>26,553</w:t>
+              <w:t>0</w:t>
+            </w:r>
+          </w:p>
+        </w:tc>
+        <w:tc>
+          <w:tcPr>
+            <w:tcW w:w="1417" w:type="dxa"/>
+          </w:tcPr>
+          <w:p>
+            <w:pPr>
+              <w:spacing w:before="0" w:after="0" w:line="240" w:lineRule="auto"/>
+              <w:jc w:val="right"/>
+            </w:pPr>
+            <w:r>
+              <w:rPr>
+                <w:b w:val="0"/>
+                <w:i w:val="0"/>
+                <w:sz w:val="16"/>
+              </w:rPr>
+              <w:t>0</w:t>
+            </w:r>
+          </w:p>
+        </w:tc>
+        <w:tc>
+          <w:tcPr>
+            <w:tcW w:w="1417" w:type="dxa"/>
+          </w:tcPr>
+          <w:p>
+            <w:pPr>
+              <w:spacing w:before="0" w:after="0" w:line="240" w:lineRule="auto"/>
+              <w:jc w:val="right"/>
+            </w:pPr>
+            <w:r>
+              <w:rPr>
+                <w:b w:val="0"/>
+                <w:i w:val="0"/>
+                <w:sz w:val="16"/>
+              </w:rPr>
+              <w:t>1,293</w:t>
+            </w:r>
+          </w:p>
+        </w:tc>
+        <w:tc>
+          <w:tcPr>
+            <w:tcW w:w="1417" w:type="dxa"/>
+          </w:tcPr>
+          <w:p>
+            <w:pPr>
+              <w:spacing w:before="0" w:after="0" w:line="240" w:lineRule="auto"/>
+              <w:jc w:val="right"/>
+            </w:pPr>
+            <w:r>
+              <w:rPr>
+                <w:b w:val="0"/>
+                <w:i w:val="0"/>
+                <w:sz w:val="16"/>
+              </w:rPr>
+              <w:t>2,733</w:t>
+            </w:r>
+          </w:p>
+        </w:tc>
+        <w:tc>
+          <w:tcPr>
+            <w:tcW w:w="1417" w:type="dxa"/>
+          </w:tcPr>
+          <w:p>
+            <w:pPr>
+              <w:spacing w:before="0" w:after="0" w:line="240" w:lineRule="auto"/>
+              <w:jc w:val="right"/>
+            </w:pPr>
+            <w:r>
+              <w:rPr>
+                <w:b w:val="0"/>
+                <w:i w:val="0"/>
+                <w:sz w:val="16"/>
+              </w:rPr>
+              <w:t>4,012</w:t>
+            </w:r>
+          </w:p>
+        </w:tc>
+        <w:tc>
+          <w:tcPr>
+            <w:tcW w:w="1417" w:type="dxa"/>
+          </w:tcPr>
+          <w:p>
+            <w:pPr>
+              <w:spacing w:before="0" w:after="0" w:line="240" w:lineRule="auto"/>
+              <w:jc w:val="right"/>
+            </w:pPr>
+            <w:r>
+              <w:rPr>
+                <w:b w:val="0"/>
+                <w:i w:val="0"/>
+                <w:sz w:val="16"/>
+              </w:rPr>
+              <w:t>8,038</w:t>
             </w:r>
           </w:p>
         </w:tc>
@@ -26471,102 +26471,102 @@
                 <w:i w:val="0"/>
                 <w:sz w:val="16"/>
               </w:rPr>
-              <w:t>300</w:t>
-            </w:r>
-          </w:p>
-        </w:tc>
-        <w:tc>
-          <w:tcPr>
-            <w:tcW w:w="1417" w:type="dxa"/>
-          </w:tcPr>
-          <w:p>
-            <w:pPr>
-              <w:spacing w:before="0" w:after="0" w:line="240" w:lineRule="auto"/>
-              <w:jc w:val="right"/>
-            </w:pPr>
-            <w:r>
-              <w:rPr>
-                <w:b w:val="0"/>
-                <w:i w:val="0"/>
-                <w:sz w:val="16"/>
-              </w:rPr>
-              <w:t>4,299</w:t>
-            </w:r>
-          </w:p>
-        </w:tc>
-        <w:tc>
-          <w:tcPr>
-            <w:tcW w:w="1417" w:type="dxa"/>
-          </w:tcPr>
-          <w:p>
-            <w:pPr>
-              <w:spacing w:before="0" w:after="0" w:line="240" w:lineRule="auto"/>
-              <w:jc w:val="right"/>
-            </w:pPr>
-            <w:r>
-              <w:rPr>
-                <w:b w:val="0"/>
-                <w:i w:val="0"/>
-                <w:sz w:val="16"/>
-              </w:rPr>
-              <w:t>5,829</w:t>
-            </w:r>
-          </w:p>
-        </w:tc>
-        <w:tc>
-          <w:tcPr>
-            <w:tcW w:w="1417" w:type="dxa"/>
-          </w:tcPr>
-          <w:p>
-            <w:pPr>
-              <w:spacing w:before="0" w:after="0" w:line="240" w:lineRule="auto"/>
-              <w:jc w:val="right"/>
-            </w:pPr>
-            <w:r>
-              <w:rPr>
-                <w:b w:val="0"/>
-                <w:i w:val="0"/>
-                <w:sz w:val="16"/>
-              </w:rPr>
-              <w:t>7,371</w:t>
-            </w:r>
-          </w:p>
-        </w:tc>
-        <w:tc>
-          <w:tcPr>
-            <w:tcW w:w="1417" w:type="dxa"/>
-          </w:tcPr>
-          <w:p>
-            <w:pPr>
-              <w:spacing w:before="0" w:after="0" w:line="240" w:lineRule="auto"/>
-              <w:jc w:val="right"/>
-            </w:pPr>
-            <w:r>
-              <w:rPr>
-                <w:b w:val="0"/>
-                <w:i w:val="0"/>
-                <w:sz w:val="16"/>
-              </w:rPr>
-              <w:t>8,754</w:t>
-            </w:r>
-          </w:p>
-        </w:tc>
-        <w:tc>
-          <w:tcPr>
-            <w:tcW w:w="1417" w:type="dxa"/>
-          </w:tcPr>
-          <w:p>
-            <w:pPr>
-              <w:spacing w:before="0" w:after="0" w:line="240" w:lineRule="auto"/>
-              <w:jc w:val="right"/>
-            </w:pPr>
-            <w:r>
-              <w:rPr>
-                <w:b w:val="0"/>
-                <w:i w:val="0"/>
-                <w:sz w:val="16"/>
-              </w:rPr>
-              <w:t>26,553</w:t>
+              <w:t>0</w:t>
+            </w:r>
+          </w:p>
+        </w:tc>
+        <w:tc>
+          <w:tcPr>
+            <w:tcW w:w="1417" w:type="dxa"/>
+          </w:tcPr>
+          <w:p>
+            <w:pPr>
+              <w:spacing w:before="0" w:after="0" w:line="240" w:lineRule="auto"/>
+              <w:jc w:val="right"/>
+            </w:pPr>
+            <w:r>
+              <w:rPr>
+                <w:b w:val="0"/>
+                <w:i w:val="0"/>
+                <w:sz w:val="16"/>
+              </w:rPr>
+              <w:t>0</w:t>
+            </w:r>
+          </w:p>
+        </w:tc>
+        <w:tc>
+          <w:tcPr>
+            <w:tcW w:w="1417" w:type="dxa"/>
+          </w:tcPr>
+          <w:p>
+            <w:pPr>
+              <w:spacing w:before="0" w:after="0" w:line="240" w:lineRule="auto"/>
+              <w:jc w:val="right"/>
+            </w:pPr>
+            <w:r>
+              <w:rPr>
+                <w:b w:val="0"/>
+                <w:i w:val="0"/>
+                <w:sz w:val="16"/>
+              </w:rPr>
+              <w:t>1,293</w:t>
+            </w:r>
+          </w:p>
+        </w:tc>
+        <w:tc>
+          <w:tcPr>
+            <w:tcW w:w="1417" w:type="dxa"/>
+          </w:tcPr>
+          <w:p>
+            <w:pPr>
+              <w:spacing w:before="0" w:after="0" w:line="240" w:lineRule="auto"/>
+              <w:jc w:val="right"/>
+            </w:pPr>
+            <w:r>
+              <w:rPr>
+                <w:b w:val="0"/>
+                <w:i w:val="0"/>
+                <w:sz w:val="16"/>
+              </w:rPr>
+              <w:t>2,733</w:t>
+            </w:r>
+          </w:p>
+        </w:tc>
+        <w:tc>
+          <w:tcPr>
+            <w:tcW w:w="1417" w:type="dxa"/>
+          </w:tcPr>
+          <w:p>
+            <w:pPr>
+              <w:spacing w:before="0" w:after="0" w:line="240" w:lineRule="auto"/>
+              <w:jc w:val="right"/>
+            </w:pPr>
+            <w:r>
+              <w:rPr>
+                <w:b w:val="0"/>
+                <w:i w:val="0"/>
+                <w:sz w:val="16"/>
+              </w:rPr>
+              <w:t>4,012</w:t>
+            </w:r>
+          </w:p>
+        </w:tc>
+        <w:tc>
+          <w:tcPr>
+            <w:tcW w:w="1417" w:type="dxa"/>
+          </w:tcPr>
+          <w:p>
+            <w:pPr>
+              <w:spacing w:before="0" w:after="0" w:line="240" w:lineRule="auto"/>
+              <w:jc w:val="right"/>
+            </w:pPr>
+            <w:r>
+              <w:rPr>
+                <w:b w:val="0"/>
+                <w:i w:val="0"/>
+                <w:sz w:val="16"/>
+              </w:rPr>
+              <w:t>8,038</w:t>
             </w:r>
           </w:p>
         </w:tc>
@@ -28761,121 +28761,121 @@
                 <w:i w:val="0"/>
                 <w:sz w:val="16"/>
               </w:rPr>
-              <w:t>64,944</w:t>
-            </w:r>
-          </w:p>
-        </w:tc>
-        <w:tc>
-          <w:tcPr>
-            <w:tcW w:w="1417" w:type="dxa"/>
-          </w:tcPr>
-          <w:p>
-            <w:pPr>
-              <w:spacing w:before="0" w:after="0" w:line="240" w:lineRule="auto"/>
-              <w:jc w:val="right"/>
-            </w:pPr>
-            <w:r>
-              <w:rPr>
-                <w:b w:val="0"/>
-                <w:i w:val="0"/>
-                <w:sz w:val="16"/>
-              </w:rPr>
-              <w:t>1,99,386</w:t>
-            </w:r>
-          </w:p>
-        </w:tc>
-        <w:tc>
-          <w:tcPr>
-            <w:tcW w:w="1417" w:type="dxa"/>
-          </w:tcPr>
-          <w:p>
-            <w:pPr>
-              <w:spacing w:before="0" w:after="0" w:line="240" w:lineRule="auto"/>
-              <w:jc w:val="right"/>
-            </w:pPr>
-            <w:r>
-              <w:rPr>
-                <w:b w:val="0"/>
-                <w:i w:val="0"/>
-                <w:sz w:val="16"/>
-              </w:rPr>
-              <w:t>2,88,813</w:t>
-            </w:r>
-          </w:p>
-        </w:tc>
-        <w:tc>
-          <w:tcPr>
-            <w:tcW w:w="1417" w:type="dxa"/>
-          </w:tcPr>
-          <w:p>
-            <w:pPr>
-              <w:spacing w:before="0" w:after="0" w:line="240" w:lineRule="auto"/>
-              <w:jc w:val="right"/>
-            </w:pPr>
-            <w:r>
-              <w:rPr>
-                <w:b w:val="0"/>
-                <w:i w:val="0"/>
-                <w:sz w:val="16"/>
-              </w:rPr>
-              <w:t>3,86,191</w:t>
-            </w:r>
-          </w:p>
-        </w:tc>
-        <w:tc>
-          <w:tcPr>
-            <w:tcW w:w="1417" w:type="dxa"/>
-          </w:tcPr>
-          <w:p>
-            <w:pPr>
-              <w:spacing w:before="0" w:after="0" w:line="240" w:lineRule="auto"/>
-              <w:jc w:val="right"/>
-            </w:pPr>
-            <w:r>
-              <w:rPr>
-                <w:b w:val="0"/>
-                <w:i w:val="0"/>
-                <w:sz w:val="16"/>
-              </w:rPr>
-              <w:t>4,31,599</w:t>
-            </w:r>
-          </w:p>
-        </w:tc>
-        <w:tc>
-          <w:tcPr>
-            <w:tcW w:w="1417" w:type="dxa"/>
-          </w:tcPr>
-          <w:p>
-            <w:pPr>
-              <w:spacing w:before="0" w:after="0" w:line="240" w:lineRule="auto"/>
-              <w:jc w:val="right"/>
-            </w:pPr>
-            <w:r>
-              <w:rPr>
-                <w:b w:val="0"/>
-                <w:i w:val="0"/>
-                <w:sz w:val="16"/>
-              </w:rPr>
-              <w:t>4,75,032</w:t>
-            </w:r>
-          </w:p>
-        </w:tc>
-        <w:tc>
-          <w:tcPr>
-            <w:tcW w:w="1417" w:type="dxa"/>
-          </w:tcPr>
-          <w:p>
-            <w:pPr>
-              <w:spacing w:before="0" w:after="0" w:line="240" w:lineRule="auto"/>
-              <w:jc w:val="right"/>
-            </w:pPr>
-            <w:r>
-              <w:rPr>
-                <w:b w:val="0"/>
-                <w:i w:val="0"/>
-                <w:sz w:val="16"/>
-              </w:rPr>
-              <w:t>18,45,965</w:t>
+              <w:t>2,944</w:t>
+            </w:r>
+          </w:p>
+        </w:tc>
+        <w:tc>
+          <w:tcPr>
+            <w:tcW w:w="1417" w:type="dxa"/>
+          </w:tcPr>
+          <w:p>
+            <w:pPr>
+              <w:spacing w:before="0" w:after="0" w:line="240" w:lineRule="auto"/>
+              <w:jc w:val="right"/>
+            </w:pPr>
+            <w:r>
+              <w:rPr>
+                <w:b w:val="0"/>
+                <w:i w:val="0"/>
+                <w:sz w:val="16"/>
+              </w:rPr>
+              <w:t>1,24,140</w:t>
+            </w:r>
+          </w:p>
+        </w:tc>
+        <w:tc>
+          <w:tcPr>
+            <w:tcW w:w="1417" w:type="dxa"/>
+          </w:tcPr>
+          <w:p>
+            <w:pPr>
+              <w:spacing w:before="0" w:after="0" w:line="240" w:lineRule="auto"/>
+              <w:jc w:val="right"/>
+            </w:pPr>
+            <w:r>
+              <w:rPr>
+                <w:b w:val="0"/>
+                <w:i w:val="0"/>
+                <w:sz w:val="16"/>
+              </w:rPr>
+              <w:t>2,08,187</w:t>
+            </w:r>
+          </w:p>
+        </w:tc>
+        <w:tc>
+          <w:tcPr>
+            <w:tcW w:w="1417" w:type="dxa"/>
+          </w:tcPr>
+          <w:p>
+            <w:pPr>
+              <w:spacing w:before="0" w:after="0" w:line="240" w:lineRule="auto"/>
+              <w:jc w:val="right"/>
+            </w:pPr>
+            <w:r>
+              <w:rPr>
+                <w:b w:val="0"/>
+                <w:i w:val="0"/>
+                <w:sz w:val="16"/>
+              </w:rPr>
+              <w:t>2,97,527</w:t>
+            </w:r>
+          </w:p>
+        </w:tc>
+        <w:tc>
+          <w:tcPr>
+            <w:tcW w:w="1417" w:type="dxa"/>
+          </w:tcPr>
+          <w:p>
+            <w:pPr>
+              <w:spacing w:before="0" w:after="0" w:line="240" w:lineRule="auto"/>
+              <w:jc w:val="right"/>
+            </w:pPr>
+            <w:r>
+              <w:rPr>
+                <w:b w:val="0"/>
+                <w:i w:val="0"/>
+                <w:sz w:val="16"/>
+              </w:rPr>
+              <w:t>3,40,883</w:t>
+            </w:r>
+          </w:p>
+        </w:tc>
+        <w:tc>
+          <w:tcPr>
+            <w:tcW w:w="1417" w:type="dxa"/>
+          </w:tcPr>
+          <w:p>
+            <w:pPr>
+              <w:spacing w:before="0" w:after="0" w:line="240" w:lineRule="auto"/>
+              <w:jc w:val="right"/>
+            </w:pPr>
+            <w:r>
+              <w:rPr>
+                <w:b w:val="0"/>
+                <w:i w:val="0"/>
+                <w:sz w:val="16"/>
+              </w:rPr>
+              <w:t>3,82,277</w:t>
+            </w:r>
+          </w:p>
+        </w:tc>
+        <w:tc>
+          <w:tcPr>
+            <w:tcW w:w="1417" w:type="dxa"/>
+          </w:tcPr>
+          <w:p>
+            <w:pPr>
+              <w:spacing w:before="0" w:after="0" w:line="240" w:lineRule="auto"/>
+              <w:jc w:val="right"/>
+            </w:pPr>
+            <w:r>
+              <w:rPr>
+                <w:b w:val="0"/>
+                <w:i w:val="0"/>
+                <w:sz w:val="16"/>
+              </w:rPr>
+              <w:t>13,55,958</w:t>
             </w:r>
           </w:p>
         </w:tc>
@@ -29455,7 +29455,7 @@
                 <w:i w:val="0"/>
                 <w:sz w:val="16"/>
               </w:rPr>
-              <w:t>6,04,455</w:t>
+              <w:t>5,42,455</w:t>
             </w:r>
           </w:p>
         </w:tc>
@@ -29475,7 +29475,7 @@
                 <w:i w:val="0"/>
                 <w:sz w:val="16"/>
               </w:rPr>
-              <w:t>6,41,759</w:t>
+              <w:t>5,66,513</w:t>
             </w:r>
           </w:p>
         </w:tc>
@@ -29495,7 +29495,7 @@
                 <w:i w:val="0"/>
                 <w:sz w:val="16"/>
               </w:rPr>
-              <w:t>6,49,650</w:t>
+              <w:t>5,69,024</w:t>
             </w:r>
           </w:p>
         </w:tc>
@@ -29515,7 +29515,7 @@
                 <w:i w:val="0"/>
                 <w:sz w:val="16"/>
               </w:rPr>
-              <w:t>6,87,561</w:t>
+              <w:t>5,98,897</w:t>
             </w:r>
           </w:p>
         </w:tc>
@@ -29535,7 +29535,7 @@
                 <w:i w:val="0"/>
                 <w:sz w:val="16"/>
               </w:rPr>
-              <w:t>6,80,392</w:t>
+              <w:t>5,89,676</w:t>
             </w:r>
           </w:p>
         </w:tc>
@@ -29555,7 +29555,7 @@
                 <w:i w:val="0"/>
                 <w:sz w:val="16"/>
               </w:rPr>
-              <w:t>6,77,109</w:t>
+              <w:t>5,84,354</w:t>
             </w:r>
           </w:p>
         </w:tc>
@@ -29575,7 +29575,7 @@
                 <w:i w:val="0"/>
                 <w:sz w:val="16"/>
               </w:rPr>
-              <w:t>39,40,926</w:t>
+              <w:t>34,50,919</w:t>
             </w:r>
           </w:p>
         </w:tc>
@@ -30163,7 +30163,7 @@
                 <w:i w:val="0"/>
                 <w:sz w:val="16"/>
               </w:rPr>
-              <w:t>9.14</w:t>
+              <w:t>8.20</w:t>
             </w:r>
           </w:p>
         </w:tc>
@@ -30183,7 +30183,7 @@
                 <w:i w:val="0"/>
                 <w:sz w:val="16"/>
               </w:rPr>
-              <w:t>2.27</w:t>
+              <w:t>2.00</w:t>
             </w:r>
           </w:p>
         </w:tc>
@@ -30203,7 +30203,7 @@
                 <w:i w:val="0"/>
                 <w:sz w:val="16"/>
               </w:rPr>
-              <w:t>2.41</w:t>
+              <w:t>2.11</w:t>
             </w:r>
           </w:p>
         </w:tc>
@@ -30223,7 +30223,7 @@
                 <w:i w:val="0"/>
                 <w:sz w:val="16"/>
               </w:rPr>
-              <w:t>2.68</w:t>
+              <w:t>2.33</w:t>
             </w:r>
           </w:p>
         </w:tc>
@@ -30243,7 +30243,7 @@
                 <w:i w:val="0"/>
                 <w:sz w:val="16"/>
               </w:rPr>
-              <w:t>2.79</w:t>
+              <w:t>2.42</w:t>
             </w:r>
           </w:p>
         </w:tc>
@@ -30263,7 +30263,7 @@
                 <w:i w:val="0"/>
                 <w:sz w:val="16"/>
               </w:rPr>
-              <w:t>2.94</w:t>
+              <w:t>2.54</w:t>
             </w:r>
           </w:p>
         </w:tc>
@@ -30283,7 +30283,7 @@
                 <w:i w:val="0"/>
                 <w:sz w:val="16"/>
               </w:rPr>
-              <w:t>2.92 (average)</w:t>
+              <w:t>2.56 (average)</w:t>
             </w:r>
           </w:p>
         </w:tc>
@@ -30296,7 +30296,7 @@
           <w:i/>
           <w:sz w:val="17"/>
         </w:rPr>
-        <w:t>DSCR = (A) ÷ (B). Year I is interest only. Average 2.92 (Years II–VI: 2.60; lowest 2.27) – above the 1.25–1.50 banks usually need.</w:t>
+        <w:t>DSCR = (A) ÷ (B). Year I is interest only. Average 2.56 (Years II–VI: 2.26; lowest 2.00) – above the 1.25–1.50 banks usually need.</w:t>
       </w:r>
     </w:p>
     <w:p>
@@ -30707,140 +30707,140 @@
                 <w:i w:val="0"/>
                 <w:sz w:val="16"/>
               </w:rPr>
-              <w:t>13,36,500</w:t>
-            </w:r>
-          </w:p>
-        </w:tc>
-        <w:tc>
-          <w:tcPr>
-            <w:tcW w:w="1417" w:type="dxa"/>
-          </w:tcPr>
-          <w:p>
-            <w:pPr>
-              <w:spacing w:before="0" w:after="0" w:line="240" w:lineRule="auto"/>
-              <w:jc w:val="right"/>
-            </w:pPr>
-            <w:r>
-              <w:rPr>
-                <w:b w:val="0"/>
-                <w:i w:val="0"/>
-                <w:sz w:val="16"/>
-              </w:rPr>
-              <w:t>16,07,418</w:t>
-            </w:r>
-          </w:p>
-        </w:tc>
-        <w:tc>
-          <w:tcPr>
-            <w:tcW w:w="1417" w:type="dxa"/>
-          </w:tcPr>
-          <w:p>
-            <w:pPr>
-              <w:spacing w:before="0" w:after="0" w:line="240" w:lineRule="auto"/>
-              <w:jc w:val="right"/>
-            </w:pPr>
-            <w:r>
-              <w:rPr>
-                <w:b w:val="0"/>
-                <w:i w:val="0"/>
-                <w:sz w:val="16"/>
-              </w:rPr>
-              <w:t>17,72,816</w:t>
-            </w:r>
-          </w:p>
-        </w:tc>
-        <w:tc>
-          <w:tcPr>
-            <w:tcW w:w="1417" w:type="dxa"/>
-          </w:tcPr>
-          <w:p>
-            <w:pPr>
-              <w:spacing w:before="0" w:after="0" w:line="240" w:lineRule="auto"/>
-              <w:jc w:val="right"/>
-            </w:pPr>
-            <w:r>
-              <w:rPr>
-                <w:b w:val="0"/>
-                <w:i w:val="0"/>
-                <w:sz w:val="16"/>
-              </w:rPr>
-              <w:t>19,47,000</w:t>
-            </w:r>
-          </w:p>
-        </w:tc>
-        <w:tc>
-          <w:tcPr>
-            <w:tcW w:w="1417" w:type="dxa"/>
-          </w:tcPr>
-          <w:p>
-            <w:pPr>
-              <w:spacing w:before="0" w:after="0" w:line="240" w:lineRule="auto"/>
-              <w:jc w:val="right"/>
-            </w:pPr>
-            <w:r>
-              <w:rPr>
-                <w:b w:val="0"/>
-                <w:i w:val="0"/>
-                <w:sz w:val="16"/>
-              </w:rPr>
-              <w:t>20,05,740</w:t>
-            </w:r>
-          </w:p>
-        </w:tc>
-        <w:tc>
-          <w:tcPr>
-            <w:tcW w:w="1417" w:type="dxa"/>
-          </w:tcPr>
-          <w:p>
-            <w:pPr>
-              <w:spacing w:before="0" w:after="0" w:line="240" w:lineRule="auto"/>
-              <w:jc w:val="right"/>
-            </w:pPr>
-            <w:r>
-              <w:rPr>
-                <w:b w:val="0"/>
-                <w:i w:val="0"/>
-                <w:sz w:val="16"/>
-              </w:rPr>
-              <w:t>20,65,800</w:t>
-            </w:r>
-          </w:p>
-        </w:tc>
-        <w:tc>
-          <w:tcPr>
-            <w:tcW w:w="1417" w:type="dxa"/>
-          </w:tcPr>
-          <w:p>
-            <w:pPr>
-              <w:spacing w:before="0" w:after="0" w:line="240" w:lineRule="auto"/>
-              <w:jc w:val="right"/>
-            </w:pPr>
-            <w:r>
-              <w:rPr>
-                <w:b w:val="0"/>
-                <w:i w:val="0"/>
-                <w:sz w:val="16"/>
-              </w:rPr>
-              <w:t>21,27,840</w:t>
-            </w:r>
-          </w:p>
-        </w:tc>
-        <w:tc>
-          <w:tcPr>
-            <w:tcW w:w="1417" w:type="dxa"/>
-          </w:tcPr>
-          <w:p>
-            <w:pPr>
-              <w:spacing w:before="0" w:after="0" w:line="240" w:lineRule="auto"/>
-              <w:jc w:val="right"/>
-            </w:pPr>
-            <w:r>
-              <w:rPr>
-                <w:b w:val="0"/>
-                <w:i w:val="0"/>
-                <w:sz w:val="16"/>
-              </w:rPr>
-              <w:t>1,28,63,114</w:t>
+              <w:t>12,15,000</w:t>
+            </w:r>
+          </w:p>
+        </w:tc>
+        <w:tc>
+          <w:tcPr>
+            <w:tcW w:w="1417" w:type="dxa"/>
+          </w:tcPr>
+          <w:p>
+            <w:pPr>
+              <w:spacing w:before="0" w:after="0" w:line="240" w:lineRule="auto"/>
+              <w:jc w:val="right"/>
+            </w:pPr>
+            <w:r>
+              <w:rPr>
+                <w:b w:val="0"/>
+                <w:i w:val="0"/>
+                <w:sz w:val="16"/>
+              </w:rPr>
+              <w:t>14,60,025</w:t>
+            </w:r>
+          </w:p>
+        </w:tc>
+        <w:tc>
+          <w:tcPr>
+            <w:tcW w:w="1417" w:type="dxa"/>
+          </w:tcPr>
+          <w:p>
+            <w:pPr>
+              <w:spacing w:before="0" w:after="0" w:line="240" w:lineRule="auto"/>
+              <w:jc w:val="right"/>
+            </w:pPr>
+            <w:r>
+              <w:rPr>
+                <w:b w:val="0"/>
+                <w:i w:val="0"/>
+                <w:sz w:val="16"/>
+              </w:rPr>
+              <w:t>16,12,432</w:t>
+            </w:r>
+          </w:p>
+        </w:tc>
+        <w:tc>
+          <w:tcPr>
+            <w:tcW w:w="1417" w:type="dxa"/>
+          </w:tcPr>
+          <w:p>
+            <w:pPr>
+              <w:spacing w:before="0" w:after="0" w:line="240" w:lineRule="auto"/>
+              <w:jc w:val="right"/>
+            </w:pPr>
+            <w:r>
+              <w:rPr>
+                <w:b w:val="0"/>
+                <w:i w:val="0"/>
+                <w:sz w:val="16"/>
+              </w:rPr>
+              <w:t>17,70,000</w:t>
+            </w:r>
+          </w:p>
+        </w:tc>
+        <w:tc>
+          <w:tcPr>
+            <w:tcW w:w="1417" w:type="dxa"/>
+          </w:tcPr>
+          <w:p>
+            <w:pPr>
+              <w:spacing w:before="0" w:after="0" w:line="240" w:lineRule="auto"/>
+              <w:jc w:val="right"/>
+            </w:pPr>
+            <w:r>
+              <w:rPr>
+                <w:b w:val="0"/>
+                <w:i w:val="0"/>
+                <w:sz w:val="16"/>
+              </w:rPr>
+              <w:t>18,23,400</w:t>
+            </w:r>
+          </w:p>
+        </w:tc>
+        <w:tc>
+          <w:tcPr>
+            <w:tcW w:w="1417" w:type="dxa"/>
+          </w:tcPr>
+          <w:p>
+            <w:pPr>
+              <w:spacing w:before="0" w:after="0" w:line="240" w:lineRule="auto"/>
+              <w:jc w:val="right"/>
+            </w:pPr>
+            <w:r>
+              <w:rPr>
+                <w:b w:val="0"/>
+                <w:i w:val="0"/>
+                <w:sz w:val="16"/>
+              </w:rPr>
+              <w:t>18,78,000</w:t>
+            </w:r>
+          </w:p>
+        </w:tc>
+        <w:tc>
+          <w:tcPr>
+            <w:tcW w:w="1417" w:type="dxa"/>
+          </w:tcPr>
+          <w:p>
+            <w:pPr>
+              <w:spacing w:before="0" w:after="0" w:line="240" w:lineRule="auto"/>
+              <w:jc w:val="right"/>
+            </w:pPr>
+            <w:r>
+              <w:rPr>
+                <w:b w:val="0"/>
+                <w:i w:val="0"/>
+                <w:sz w:val="16"/>
+              </w:rPr>
+              <w:t>19,34,400</w:t>
+            </w:r>
+          </w:p>
+        </w:tc>
+        <w:tc>
+          <w:tcPr>
+            <w:tcW w:w="1417" w:type="dxa"/>
+          </w:tcPr>
+          <w:p>
+            <w:pPr>
+              <w:spacing w:before="0" w:after="0" w:line="240" w:lineRule="auto"/>
+              <w:jc w:val="right"/>
+            </w:pPr>
+            <w:r>
+              <w:rPr>
+                <w:b w:val="0"/>
+                <w:i w:val="0"/>
+                <w:sz w:val="16"/>
+              </w:rPr>
+              <w:t>1,16,93,257</w:t>
             </w:r>
           </w:p>
         </w:tc>
@@ -31093,7 +31093,7 @@
                 <w:i w:val="0"/>
                 <w:sz w:val="16"/>
               </w:rPr>
-              <w:t>13,75,500</w:t>
+              <w:t>12,54,000</w:t>
             </w:r>
           </w:p>
         </w:tc>
@@ -31113,7 +31113,7 @@
                 <w:i w:val="0"/>
                 <w:sz w:val="16"/>
               </w:rPr>
-              <w:t>16,54,283</w:t>
+              <w:t>15,06,890</w:t>
             </w:r>
           </w:p>
         </w:tc>
@@ -31133,7 +31133,7 @@
                 <w:i w:val="0"/>
                 <w:sz w:val="16"/>
               </w:rPr>
-              <w:t>18,24,535</w:t>
+              <w:t>16,64,151</w:t>
             </w:r>
           </w:p>
         </w:tc>
@@ -31153,7 +31153,7 @@
                 <w:i w:val="0"/>
                 <w:sz w:val="16"/>
               </w:rPr>
-              <w:t>20,03,822</w:t>
+              <w:t>18,26,822</w:t>
             </w:r>
           </w:p>
         </w:tc>
@@ -31173,7 +31173,7 @@
                 <w:i w:val="0"/>
                 <w:sz w:val="16"/>
               </w:rPr>
-              <w:t>20,64,266</w:t>
+              <w:t>18,81,926</w:t>
             </w:r>
           </w:p>
         </w:tc>
@@ -31193,7 +31193,7 @@
                 <w:i w:val="0"/>
                 <w:sz w:val="16"/>
               </w:rPr>
-              <w:t>21,26,082</w:t>
+              <w:t>19,38,282</w:t>
             </w:r>
           </w:p>
         </w:tc>
@@ -31213,7 +31213,7 @@
                 <w:i w:val="0"/>
                 <w:sz w:val="16"/>
               </w:rPr>
-              <w:t>21,89,931</w:t>
+              <w:t>19,96,491</w:t>
             </w:r>
           </w:p>
         </w:tc>
@@ -31233,7 +31233,7 @@
                 <w:i w:val="0"/>
                 <w:sz w:val="16"/>
               </w:rPr>
-              <w:t>1,32,38,419</w:t>
+              <w:t>1,20,68,562</w:t>
             </w:r>
           </w:p>
         </w:tc>
@@ -31292,140 +31292,140 @@
                 <w:i w:val="0"/>
                 <w:sz w:val="16"/>
               </w:rPr>
-              <w:t>8,14,978</w:t>
-            </w:r>
-          </w:p>
-        </w:tc>
-        <w:tc>
-          <w:tcPr>
-            <w:tcW w:w="1417" w:type="dxa"/>
-          </w:tcPr>
-          <w:p>
-            <w:pPr>
-              <w:spacing w:before="0" w:after="0" w:line="240" w:lineRule="auto"/>
-              <w:jc w:val="right"/>
-            </w:pPr>
-            <w:r>
-              <w:rPr>
-                <w:b w:val="0"/>
-                <w:i w:val="0"/>
-                <w:sz w:val="16"/>
-              </w:rPr>
-              <w:t>10,26,491</w:t>
-            </w:r>
-          </w:p>
-        </w:tc>
-        <w:tc>
-          <w:tcPr>
-            <w:tcW w:w="1417" w:type="dxa"/>
-          </w:tcPr>
-          <w:p>
-            <w:pPr>
-              <w:spacing w:before="0" w:after="0" w:line="240" w:lineRule="auto"/>
-              <w:jc w:val="right"/>
-            </w:pPr>
-            <w:r>
-              <w:rPr>
-                <w:b w:val="0"/>
-                <w:i w:val="0"/>
-                <w:sz w:val="16"/>
-              </w:rPr>
-              <w:t>11,74,885</w:t>
-            </w:r>
-          </w:p>
-        </w:tc>
-        <w:tc>
-          <w:tcPr>
-            <w:tcW w:w="1417" w:type="dxa"/>
-          </w:tcPr>
-          <w:p>
-            <w:pPr>
-              <w:spacing w:before="0" w:after="0" w:line="240" w:lineRule="auto"/>
-              <w:jc w:val="right"/>
-            </w:pPr>
-            <w:r>
-              <w:rPr>
-                <w:b w:val="0"/>
-                <w:i w:val="0"/>
-                <w:sz w:val="16"/>
-              </w:rPr>
-              <w:t>13,16,261</w:t>
-            </w:r>
-          </w:p>
-        </w:tc>
-        <w:tc>
-          <w:tcPr>
-            <w:tcW w:w="1417" w:type="dxa"/>
-          </w:tcPr>
-          <w:p>
-            <w:pPr>
-              <w:spacing w:before="0" w:after="0" w:line="240" w:lineRule="auto"/>
-              <w:jc w:val="right"/>
-            </w:pPr>
-            <w:r>
-              <w:rPr>
-                <w:b w:val="0"/>
-                <w:i w:val="0"/>
-                <w:sz w:val="16"/>
-              </w:rPr>
-              <w:t>13,83,874</w:t>
-            </w:r>
-          </w:p>
-        </w:tc>
-        <w:tc>
-          <w:tcPr>
-            <w:tcW w:w="1417" w:type="dxa"/>
-          </w:tcPr>
-          <w:p>
-            <w:pPr>
-              <w:spacing w:before="0" w:after="0" w:line="240" w:lineRule="auto"/>
-              <w:jc w:val="right"/>
-            </w:pPr>
-            <w:r>
-              <w:rPr>
-                <w:b w:val="0"/>
-                <w:i w:val="0"/>
-                <w:sz w:val="16"/>
-              </w:rPr>
-              <w:t>14,48,973</w:t>
-            </w:r>
-          </w:p>
-        </w:tc>
-        <w:tc>
-          <w:tcPr>
-            <w:tcW w:w="1417" w:type="dxa"/>
-          </w:tcPr>
-          <w:p>
-            <w:pPr>
-              <w:spacing w:before="0" w:after="0" w:line="240" w:lineRule="auto"/>
-              <w:jc w:val="right"/>
-            </w:pPr>
-            <w:r>
-              <w:rPr>
-                <w:b w:val="0"/>
-                <w:i w:val="0"/>
-                <w:sz w:val="16"/>
-              </w:rPr>
-              <w:t>15,12,847</w:t>
-            </w:r>
-          </w:p>
-        </w:tc>
-        <w:tc>
-          <w:tcPr>
-            <w:tcW w:w="1417" w:type="dxa"/>
-          </w:tcPr>
-          <w:p>
-            <w:pPr>
-              <w:spacing w:before="0" w:after="0" w:line="240" w:lineRule="auto"/>
-              <w:jc w:val="right"/>
-            </w:pPr>
-            <w:r>
-              <w:rPr>
-                <w:b w:val="0"/>
-                <w:i w:val="0"/>
-                <w:sz w:val="16"/>
-              </w:rPr>
-              <w:t>86,78,309</w:t>
+              <w:t>7,55,478</w:t>
+            </w:r>
+          </w:p>
+        </w:tc>
+        <w:tc>
+          <w:tcPr>
+            <w:tcW w:w="1417" w:type="dxa"/>
+          </w:tcPr>
+          <w:p>
+            <w:pPr>
+              <w:spacing w:before="0" w:after="0" w:line="240" w:lineRule="auto"/>
+              <w:jc w:val="right"/>
+            </w:pPr>
+            <w:r>
+              <w:rPr>
+                <w:b w:val="0"/>
+                <w:i w:val="0"/>
+                <w:sz w:val="16"/>
+              </w:rPr>
+              <w:t>9,54,344</w:t>
+            </w:r>
+          </w:p>
+        </w:tc>
+        <w:tc>
+          <w:tcPr>
+            <w:tcW w:w="1417" w:type="dxa"/>
+          </w:tcPr>
+          <w:p>
+            <w:pPr>
+              <w:spacing w:before="0" w:after="0" w:line="240" w:lineRule="auto"/>
+              <w:jc w:val="right"/>
+            </w:pPr>
+            <w:r>
+              <w:rPr>
+                <w:b w:val="0"/>
+                <w:i w:val="0"/>
+                <w:sz w:val="16"/>
+              </w:rPr>
+              <w:t>10,95,127</w:t>
+            </w:r>
+          </w:p>
+        </w:tc>
+        <w:tc>
+          <w:tcPr>
+            <w:tcW w:w="1417" w:type="dxa"/>
+          </w:tcPr>
+          <w:p>
+            <w:pPr>
+              <w:spacing w:before="0" w:after="0" w:line="240" w:lineRule="auto"/>
+              <w:jc w:val="right"/>
+            </w:pPr>
+            <w:r>
+              <w:rPr>
+                <w:b w:val="0"/>
+                <w:i w:val="0"/>
+                <w:sz w:val="16"/>
+              </w:rPr>
+              <w:t>12,27,925</w:t>
+            </w:r>
+          </w:p>
+        </w:tc>
+        <w:tc>
+          <w:tcPr>
+            <w:tcW w:w="1417" w:type="dxa"/>
+          </w:tcPr>
+          <w:p>
+            <w:pPr>
+              <w:spacing w:before="0" w:after="0" w:line="240" w:lineRule="auto"/>
+              <w:jc w:val="right"/>
+            </w:pPr>
+            <w:r>
+              <w:rPr>
+                <w:b w:val="0"/>
+                <w:i w:val="0"/>
+                <w:sz w:val="16"/>
+              </w:rPr>
+              <w:t>12,92,250</w:t>
+            </w:r>
+          </w:p>
+        </w:tc>
+        <w:tc>
+          <w:tcPr>
+            <w:tcW w:w="1417" w:type="dxa"/>
+          </w:tcPr>
+          <w:p>
+            <w:pPr>
+              <w:spacing w:before="0" w:after="0" w:line="240" w:lineRule="auto"/>
+              <w:jc w:val="right"/>
+            </w:pPr>
+            <w:r>
+              <w:rPr>
+                <w:b w:val="0"/>
+                <w:i w:val="0"/>
+                <w:sz w:val="16"/>
+              </w:rPr>
+              <w:t>13,53,928</w:t>
+            </w:r>
+          </w:p>
+        </w:tc>
+        <w:tc>
+          <w:tcPr>
+            <w:tcW w:w="1417" w:type="dxa"/>
+          </w:tcPr>
+          <w:p>
+            <w:pPr>
+              <w:spacing w:before="0" w:after="0" w:line="240" w:lineRule="auto"/>
+              <w:jc w:val="right"/>
+            </w:pPr>
+            <w:r>
+              <w:rPr>
+                <w:b w:val="0"/>
+                <w:i w:val="0"/>
+                <w:sz w:val="16"/>
+              </w:rPr>
+              <w:t>14,14,248</w:t>
+            </w:r>
+          </w:p>
+        </w:tc>
+        <w:tc>
+          <w:tcPr>
+            <w:tcW w:w="1417" w:type="dxa"/>
+          </w:tcPr>
+          <w:p>
+            <w:pPr>
+              <w:spacing w:before="0" w:after="0" w:line="240" w:lineRule="auto"/>
+              <w:jc w:val="right"/>
+            </w:pPr>
+            <w:r>
+              <w:rPr>
+                <w:b w:val="0"/>
+                <w:i w:val="0"/>
+                <w:sz w:val="16"/>
+              </w:rPr>
+              <w:t>80,93,300</w:t>
             </w:r>
           </w:p>
         </w:tc>
@@ -31486,7 +31486,7 @@
                 <w:i w:val="0"/>
                 <w:sz w:val="16"/>
               </w:rPr>
-              <w:t>5,60,522</w:t>
+              <w:t>4,98,522</w:t>
             </w:r>
           </w:p>
         </w:tc>
@@ -31506,7 +31506,7 @@
                 <w:i w:val="0"/>
                 <w:sz w:val="16"/>
               </w:rPr>
-              <w:t>6,27,792</w:t>
+              <w:t>5,52,546</w:t>
             </w:r>
           </w:p>
         </w:tc>
@@ -31526,7 +31526,7 @@
                 <w:i w:val="0"/>
                 <w:sz w:val="16"/>
               </w:rPr>
-              <w:t>6,49,650</w:t>
+              <w:t>5,69,024</w:t>
             </w:r>
           </w:p>
         </w:tc>
@@ -31546,7 +31546,7 @@
                 <w:i w:val="0"/>
                 <w:sz w:val="16"/>
               </w:rPr>
-              <w:t>6,87,561</w:t>
+              <w:t>5,98,897</w:t>
             </w:r>
           </w:p>
         </w:tc>
@@ -31566,7 +31566,7 @@
                 <w:i w:val="0"/>
                 <w:sz w:val="16"/>
               </w:rPr>
-              <w:t>6,80,392</w:t>
+              <w:t>5,89,676</w:t>
             </w:r>
           </w:p>
         </w:tc>
@@ -31586,7 +31586,7 @@
                 <w:i w:val="0"/>
                 <w:sz w:val="16"/>
               </w:rPr>
-              <w:t>6,77,109</w:t>
+              <w:t>5,84,354</w:t>
             </w:r>
           </w:p>
         </w:tc>
@@ -31606,7 +31606,7 @@
                 <w:i w:val="0"/>
                 <w:sz w:val="16"/>
               </w:rPr>
-              <w:t>6,77,084</w:t>
+              <w:t>5,82,243</w:t>
             </w:r>
           </w:p>
         </w:tc>
@@ -31626,7 +31626,7 @@
                 <w:i w:val="0"/>
                 <w:sz w:val="16"/>
               </w:rPr>
-              <w:t>45,60,110</w:t>
+              <w:t>39,75,262</w:t>
             </w:r>
           </w:p>
         </w:tc>
@@ -32071,7 +32071,7 @@
                 <w:i w:val="0"/>
                 <w:sz w:val="16"/>
               </w:rPr>
-              <w:t>64,944</w:t>
+              <w:t>2,944</w:t>
             </w:r>
           </w:p>
         </w:tc>
@@ -32091,7 +32091,7 @@
                 <w:i w:val="0"/>
                 <w:sz w:val="16"/>
               </w:rPr>
-              <w:t>1,99,386</w:t>
+              <w:t>1,24,140</w:t>
             </w:r>
           </w:p>
         </w:tc>
@@ -32111,7 +32111,7 @@
                 <w:i w:val="0"/>
                 <w:sz w:val="16"/>
               </w:rPr>
-              <w:t>2,88,813</w:t>
+              <w:t>2,08,187</w:t>
             </w:r>
           </w:p>
         </w:tc>
@@ -32131,7 +32131,7 @@
                 <w:i w:val="0"/>
                 <w:sz w:val="16"/>
               </w:rPr>
-              <w:t>3,86,191</w:t>
+              <w:t>2,97,527</w:t>
             </w:r>
           </w:p>
         </w:tc>
@@ -32151,7 +32151,7 @@
                 <w:i w:val="0"/>
                 <w:sz w:val="16"/>
               </w:rPr>
-              <w:t>4,31,599</w:t>
+              <w:t>3,40,883</w:t>
             </w:r>
           </w:p>
         </w:tc>
@@ -32171,7 +32171,7 @@
                 <w:i w:val="0"/>
                 <w:sz w:val="16"/>
               </w:rPr>
-              <w:t>4,75,032</w:t>
+              <w:t>3,82,277</w:t>
             </w:r>
           </w:p>
         </w:tc>
@@ -32191,7 +32191,7 @@
                 <w:i w:val="0"/>
                 <w:sz w:val="16"/>
               </w:rPr>
-              <w:t>5,13,426</w:t>
+              <w:t>4,18,585</w:t>
             </w:r>
           </w:p>
         </w:tc>
@@ -32211,7 +32211,7 @@
                 <w:i w:val="0"/>
                 <w:sz w:val="16"/>
               </w:rPr>
-              <w:t>23,59,391</w:t>
+              <w:t>17,74,543</w:t>
             </w:r>
           </w:p>
         </w:tc>
@@ -32464,7 +32464,7 @@
                 <w:i w:val="0"/>
                 <w:sz w:val="16"/>
               </w:rPr>
-              <w:t>64,944</w:t>
+              <w:t>2,944</w:t>
             </w:r>
           </w:p>
         </w:tc>
@@ -32484,7 +32484,7 @@
                 <w:i w:val="0"/>
                 <w:sz w:val="16"/>
               </w:rPr>
-              <w:t>1,99,386</w:t>
+              <w:t>1,24,140</w:t>
             </w:r>
           </w:p>
         </w:tc>
@@ -32504,7 +32504,7 @@
                 <w:i w:val="0"/>
                 <w:sz w:val="16"/>
               </w:rPr>
-              <w:t>2,88,813</w:t>
+              <w:t>2,08,187</w:t>
             </w:r>
           </w:p>
         </w:tc>
@@ -32524,7 +32524,7 @@
                 <w:i w:val="0"/>
                 <w:sz w:val="16"/>
               </w:rPr>
-              <w:t>3,86,191</w:t>
+              <w:t>2,97,527</w:t>
             </w:r>
           </w:p>
         </w:tc>
@@ -32544,7 +32544,7 @@
                 <w:i w:val="0"/>
                 <w:sz w:val="16"/>
               </w:rPr>
-              <w:t>4,31,599</w:t>
+              <w:t>3,40,883</w:t>
             </w:r>
           </w:p>
         </w:tc>
@@ -32564,7 +32564,7 @@
                 <w:i w:val="0"/>
                 <w:sz w:val="16"/>
               </w:rPr>
-              <w:t>4,75,032</w:t>
+              <w:t>3,82,277</w:t>
             </w:r>
           </w:p>
         </w:tc>
@@ -32584,7 +32584,7 @@
                 <w:i w:val="0"/>
                 <w:sz w:val="16"/>
               </w:rPr>
-              <w:t>5,13,426</w:t>
+              <w:t>4,18,585</w:t>
             </w:r>
           </w:p>
         </w:tc>
@@ -32604,7 +32604,7 @@
                 <w:i w:val="0"/>
                 <w:sz w:val="16"/>
               </w:rPr>
-              <w:t>23,59,391</w:t>
+              <w:t>17,74,543</w:t>
             </w:r>
           </w:p>
         </w:tc>
@@ -32663,140 +32663,140 @@
                 <w:i w:val="0"/>
                 <w:sz w:val="16"/>
               </w:rPr>
-              <w:t>38,966</w:t>
-            </w:r>
-          </w:p>
-        </w:tc>
-        <w:tc>
-          <w:tcPr>
-            <w:tcW w:w="1417" w:type="dxa"/>
-          </w:tcPr>
-          <w:p>
-            <w:pPr>
-              <w:spacing w:before="0" w:after="0" w:line="240" w:lineRule="auto"/>
-              <w:jc w:val="right"/>
-            </w:pPr>
-            <w:r>
-              <w:rPr>
-                <w:b w:val="0"/>
-                <w:i w:val="0"/>
-                <w:sz w:val="16"/>
-              </w:rPr>
-              <w:t>1,19,632</w:t>
-            </w:r>
-          </w:p>
-        </w:tc>
-        <w:tc>
-          <w:tcPr>
-            <w:tcW w:w="1417" w:type="dxa"/>
-          </w:tcPr>
-          <w:p>
-            <w:pPr>
-              <w:spacing w:before="0" w:after="0" w:line="240" w:lineRule="auto"/>
-              <w:jc w:val="right"/>
-            </w:pPr>
-            <w:r>
-              <w:rPr>
-                <w:b w:val="0"/>
-                <w:i w:val="0"/>
-                <w:sz w:val="16"/>
-              </w:rPr>
-              <w:t>1,73,288</w:t>
-            </w:r>
-          </w:p>
-        </w:tc>
-        <w:tc>
-          <w:tcPr>
-            <w:tcW w:w="1417" w:type="dxa"/>
-          </w:tcPr>
-          <w:p>
-            <w:pPr>
-              <w:spacing w:before="0" w:after="0" w:line="240" w:lineRule="auto"/>
-              <w:jc w:val="right"/>
-            </w:pPr>
-            <w:r>
-              <w:rPr>
-                <w:b w:val="0"/>
-                <w:i w:val="0"/>
-                <w:sz w:val="16"/>
-              </w:rPr>
-              <w:t>2,31,715</w:t>
-            </w:r>
-          </w:p>
-        </w:tc>
-        <w:tc>
-          <w:tcPr>
-            <w:tcW w:w="1417" w:type="dxa"/>
-          </w:tcPr>
-          <w:p>
-            <w:pPr>
-              <w:spacing w:before="0" w:after="0" w:line="240" w:lineRule="auto"/>
-              <w:jc w:val="right"/>
-            </w:pPr>
-            <w:r>
-              <w:rPr>
-                <w:b w:val="0"/>
-                <w:i w:val="0"/>
-                <w:sz w:val="16"/>
-              </w:rPr>
-              <w:t>2,58,959</w:t>
-            </w:r>
-          </w:p>
-        </w:tc>
-        <w:tc>
-          <w:tcPr>
-            <w:tcW w:w="1417" w:type="dxa"/>
-          </w:tcPr>
-          <w:p>
-            <w:pPr>
-              <w:spacing w:before="0" w:after="0" w:line="240" w:lineRule="auto"/>
-              <w:jc w:val="right"/>
-            </w:pPr>
-            <w:r>
-              <w:rPr>
-                <w:b w:val="0"/>
-                <w:i w:val="0"/>
-                <w:sz w:val="16"/>
-              </w:rPr>
-              <w:t>2,85,019</w:t>
-            </w:r>
-          </w:p>
-        </w:tc>
-        <w:tc>
-          <w:tcPr>
-            <w:tcW w:w="1417" w:type="dxa"/>
-          </w:tcPr>
-          <w:p>
-            <w:pPr>
-              <w:spacing w:before="0" w:after="0" w:line="240" w:lineRule="auto"/>
-              <w:jc w:val="right"/>
-            </w:pPr>
-            <w:r>
-              <w:rPr>
-                <w:b w:val="0"/>
-                <w:i w:val="0"/>
-                <w:sz w:val="16"/>
-              </w:rPr>
-              <w:t>3,08,056</w:t>
-            </w:r>
-          </w:p>
-        </w:tc>
-        <w:tc>
-          <w:tcPr>
-            <w:tcW w:w="1417" w:type="dxa"/>
-          </w:tcPr>
-          <w:p>
-            <w:pPr>
-              <w:spacing w:before="0" w:after="0" w:line="240" w:lineRule="auto"/>
-              <w:jc w:val="right"/>
-            </w:pPr>
-            <w:r>
-              <w:rPr>
-                <w:b w:val="0"/>
-                <w:i w:val="0"/>
-                <w:sz w:val="16"/>
-              </w:rPr>
-              <w:t>14,15,635</w:t>
+              <w:t>1,766</w:t>
+            </w:r>
+          </w:p>
+        </w:tc>
+        <w:tc>
+          <w:tcPr>
+            <w:tcW w:w="1417" w:type="dxa"/>
+          </w:tcPr>
+          <w:p>
+            <w:pPr>
+              <w:spacing w:before="0" w:after="0" w:line="240" w:lineRule="auto"/>
+              <w:jc w:val="right"/>
+            </w:pPr>
+            <w:r>
+              <w:rPr>
+                <w:b w:val="0"/>
+                <w:i w:val="0"/>
+                <w:sz w:val="16"/>
+              </w:rPr>
+              <w:t>74,484</w:t>
+            </w:r>
+          </w:p>
+        </w:tc>
+        <w:tc>
+          <w:tcPr>
+            <w:tcW w:w="1417" w:type="dxa"/>
+          </w:tcPr>
+          <w:p>
+            <w:pPr>
+              <w:spacing w:before="0" w:after="0" w:line="240" w:lineRule="auto"/>
+              <w:jc w:val="right"/>
+            </w:pPr>
+            <w:r>
+              <w:rPr>
+                <w:b w:val="0"/>
+                <w:i w:val="0"/>
+                <w:sz w:val="16"/>
+              </w:rPr>
+              <w:t>1,24,912</w:t>
+            </w:r>
+          </w:p>
+        </w:tc>
+        <w:tc>
+          <w:tcPr>
+            <w:tcW w:w="1417" w:type="dxa"/>
+          </w:tcPr>
+          <w:p>
+            <w:pPr>
+              <w:spacing w:before="0" w:after="0" w:line="240" w:lineRule="auto"/>
+              <w:jc w:val="right"/>
+            </w:pPr>
+            <w:r>
+              <w:rPr>
+                <w:b w:val="0"/>
+                <w:i w:val="0"/>
+                <w:sz w:val="16"/>
+              </w:rPr>
+              <w:t>1,78,516</w:t>
+            </w:r>
+          </w:p>
+        </w:tc>
+        <w:tc>
+          <w:tcPr>
+            <w:tcW w:w="1417" w:type="dxa"/>
+          </w:tcPr>
+          <w:p>
+            <w:pPr>
+              <w:spacing w:before="0" w:after="0" w:line="240" w:lineRule="auto"/>
+              <w:jc w:val="right"/>
+            </w:pPr>
+            <w:r>
+              <w:rPr>
+                <w:b w:val="0"/>
+                <w:i w:val="0"/>
+                <w:sz w:val="16"/>
+              </w:rPr>
+              <w:t>2,04,530</w:t>
+            </w:r>
+          </w:p>
+        </w:tc>
+        <w:tc>
+          <w:tcPr>
+            <w:tcW w:w="1417" w:type="dxa"/>
+          </w:tcPr>
+          <w:p>
+            <w:pPr>
+              <w:spacing w:before="0" w:after="0" w:line="240" w:lineRule="auto"/>
+              <w:jc w:val="right"/>
+            </w:pPr>
+            <w:r>
+              <w:rPr>
+                <w:b w:val="0"/>
+                <w:i w:val="0"/>
+                <w:sz w:val="16"/>
+              </w:rPr>
+              <w:t>2,29,366</w:t>
+            </w:r>
+          </w:p>
+        </w:tc>
+        <w:tc>
+          <w:tcPr>
+            <w:tcW w:w="1417" w:type="dxa"/>
+          </w:tcPr>
+          <w:p>
+            <w:pPr>
+              <w:spacing w:before="0" w:after="0" w:line="240" w:lineRule="auto"/>
+              <w:jc w:val="right"/>
+            </w:pPr>
+            <w:r>
+              <w:rPr>
+                <w:b w:val="0"/>
+                <w:i w:val="0"/>
+                <w:sz w:val="16"/>
+              </w:rPr>
+              <w:t>2,51,151</w:t>
+            </w:r>
+          </w:p>
+        </w:tc>
+        <w:tc>
+          <w:tcPr>
+            <w:tcW w:w="1417" w:type="dxa"/>
+          </w:tcPr>
+          <w:p>
+            <w:pPr>
+              <w:spacing w:before="0" w:after="0" w:line="240" w:lineRule="auto"/>
+              <w:jc w:val="right"/>
+            </w:pPr>
+            <w:r>
+              <w:rPr>
+                <w:b w:val="0"/>
+                <w:i w:val="0"/>
+                <w:sz w:val="16"/>
+              </w:rPr>
+              <w:t>10,64,725</w:t>
             </w:r>
           </w:p>
         </w:tc>
@@ -32855,140 +32855,140 @@
                 <w:i w:val="0"/>
                 <w:sz w:val="16"/>
               </w:rPr>
-              <w:t>25,978</w:t>
-            </w:r>
-          </w:p>
-        </w:tc>
-        <w:tc>
-          <w:tcPr>
-            <w:tcW w:w="1417" w:type="dxa"/>
-          </w:tcPr>
-          <w:p>
-            <w:pPr>
-              <w:spacing w:before="0" w:after="0" w:line="240" w:lineRule="auto"/>
-              <w:jc w:val="right"/>
-            </w:pPr>
-            <w:r>
-              <w:rPr>
-                <w:b w:val="0"/>
-                <w:i w:val="0"/>
-                <w:sz w:val="16"/>
-              </w:rPr>
-              <w:t>79,754</w:t>
-            </w:r>
-          </w:p>
-        </w:tc>
-        <w:tc>
-          <w:tcPr>
-            <w:tcW w:w="1417" w:type="dxa"/>
-          </w:tcPr>
-          <w:p>
-            <w:pPr>
-              <w:spacing w:before="0" w:after="0" w:line="240" w:lineRule="auto"/>
-              <w:jc w:val="right"/>
-            </w:pPr>
-            <w:r>
-              <w:rPr>
-                <w:b w:val="0"/>
-                <w:i w:val="0"/>
-                <w:sz w:val="16"/>
-              </w:rPr>
-              <w:t>1,15,525</w:t>
-            </w:r>
-          </w:p>
-        </w:tc>
-        <w:tc>
-          <w:tcPr>
-            <w:tcW w:w="1417" w:type="dxa"/>
-          </w:tcPr>
-          <w:p>
-            <w:pPr>
-              <w:spacing w:before="0" w:after="0" w:line="240" w:lineRule="auto"/>
-              <w:jc w:val="right"/>
-            </w:pPr>
-            <w:r>
-              <w:rPr>
-                <w:b w:val="0"/>
-                <w:i w:val="0"/>
-                <w:sz w:val="16"/>
-              </w:rPr>
-              <w:t>1,54,476</w:t>
-            </w:r>
-          </w:p>
-        </w:tc>
-        <w:tc>
-          <w:tcPr>
-            <w:tcW w:w="1417" w:type="dxa"/>
-          </w:tcPr>
-          <w:p>
-            <w:pPr>
-              <w:spacing w:before="0" w:after="0" w:line="240" w:lineRule="auto"/>
-              <w:jc w:val="right"/>
-            </w:pPr>
-            <w:r>
-              <w:rPr>
-                <w:b w:val="0"/>
-                <w:i w:val="0"/>
-                <w:sz w:val="16"/>
-              </w:rPr>
-              <w:t>1,72,640</w:t>
-            </w:r>
-          </w:p>
-        </w:tc>
-        <w:tc>
-          <w:tcPr>
-            <w:tcW w:w="1417" w:type="dxa"/>
-          </w:tcPr>
-          <w:p>
-            <w:pPr>
-              <w:spacing w:before="0" w:after="0" w:line="240" w:lineRule="auto"/>
-              <w:jc w:val="right"/>
-            </w:pPr>
-            <w:r>
-              <w:rPr>
-                <w:b w:val="0"/>
-                <w:i w:val="0"/>
-                <w:sz w:val="16"/>
-              </w:rPr>
-              <w:t>1,90,013</w:t>
-            </w:r>
-          </w:p>
-        </w:tc>
-        <w:tc>
-          <w:tcPr>
-            <w:tcW w:w="1417" w:type="dxa"/>
-          </w:tcPr>
-          <w:p>
-            <w:pPr>
-              <w:spacing w:before="0" w:after="0" w:line="240" w:lineRule="auto"/>
-              <w:jc w:val="right"/>
-            </w:pPr>
-            <w:r>
-              <w:rPr>
-                <w:b w:val="0"/>
-                <w:i w:val="0"/>
-                <w:sz w:val="16"/>
-              </w:rPr>
-              <w:t>2,05,370</w:t>
-            </w:r>
-          </w:p>
-        </w:tc>
-        <w:tc>
-          <w:tcPr>
-            <w:tcW w:w="1417" w:type="dxa"/>
-          </w:tcPr>
-          <w:p>
-            <w:pPr>
-              <w:spacing w:before="0" w:after="0" w:line="240" w:lineRule="auto"/>
-              <w:jc w:val="right"/>
-            </w:pPr>
-            <w:r>
-              <w:rPr>
-                <w:b w:val="0"/>
-                <w:i w:val="0"/>
-                <w:sz w:val="16"/>
-              </w:rPr>
-              <w:t>9,43,756</w:t>
+              <w:t>1,178</w:t>
+            </w:r>
+          </w:p>
+        </w:tc>
+        <w:tc>
+          <w:tcPr>
+            <w:tcW w:w="1417" w:type="dxa"/>
+          </w:tcPr>
+          <w:p>
+            <w:pPr>
+              <w:spacing w:before="0" w:after="0" w:line="240" w:lineRule="auto"/>
+              <w:jc w:val="right"/>
+            </w:pPr>
+            <w:r>
+              <w:rPr>
+                <w:b w:val="0"/>
+                <w:i w:val="0"/>
+                <w:sz w:val="16"/>
+              </w:rPr>
+              <w:t>49,656</w:t>
+            </w:r>
+          </w:p>
+        </w:tc>
+        <w:tc>
+          <w:tcPr>
+            <w:tcW w:w="1417" w:type="dxa"/>
+          </w:tcPr>
+          <w:p>
+            <w:pPr>
+              <w:spacing w:before="0" w:after="0" w:line="240" w:lineRule="auto"/>
+              <w:jc w:val="right"/>
+            </w:pPr>
+            <w:r>
+              <w:rPr>
+                <w:b w:val="0"/>
+                <w:i w:val="0"/>
+                <w:sz w:val="16"/>
+              </w:rPr>
+              <w:t>83,275</w:t>
+            </w:r>
+          </w:p>
+        </w:tc>
+        <w:tc>
+          <w:tcPr>
+            <w:tcW w:w="1417" w:type="dxa"/>
+          </w:tcPr>
+          <w:p>
+            <w:pPr>
+              <w:spacing w:before="0" w:after="0" w:line="240" w:lineRule="auto"/>
+              <w:jc w:val="right"/>
+            </w:pPr>
+            <w:r>
+              <w:rPr>
+                <w:b w:val="0"/>
+                <w:i w:val="0"/>
+                <w:sz w:val="16"/>
+              </w:rPr>
+              <w:t>1,19,011</w:t>
+            </w:r>
+          </w:p>
+        </w:tc>
+        <w:tc>
+          <w:tcPr>
+            <w:tcW w:w="1417" w:type="dxa"/>
+          </w:tcPr>
+          <w:p>
+            <w:pPr>
+              <w:spacing w:before="0" w:after="0" w:line="240" w:lineRule="auto"/>
+              <w:jc w:val="right"/>
+            </w:pPr>
+            <w:r>
+              <w:rPr>
+                <w:b w:val="0"/>
+                <w:i w:val="0"/>
+                <w:sz w:val="16"/>
+              </w:rPr>
+              <w:t>1,36,353</w:t>
+            </w:r>
+          </w:p>
+        </w:tc>
+        <w:tc>
+          <w:tcPr>
+            <w:tcW w:w="1417" w:type="dxa"/>
+          </w:tcPr>
+          <w:p>
+            <w:pPr>
+              <w:spacing w:before="0" w:after="0" w:line="240" w:lineRule="auto"/>
+              <w:jc w:val="right"/>
+            </w:pPr>
+            <w:r>
+              <w:rPr>
+                <w:b w:val="0"/>
+                <w:i w:val="0"/>
+                <w:sz w:val="16"/>
+              </w:rPr>
+              <w:t>1,52,911</w:t>
+            </w:r>
+          </w:p>
+        </w:tc>
+        <w:tc>
+          <w:tcPr>
+            <w:tcW w:w="1417" w:type="dxa"/>
+          </w:tcPr>
+          <w:p>
+            <w:pPr>
+              <w:spacing w:before="0" w:after="0" w:line="240" w:lineRule="auto"/>
+              <w:jc w:val="right"/>
+            </w:pPr>
+            <w:r>
+              <w:rPr>
+                <w:b w:val="0"/>
+                <w:i w:val="0"/>
+                <w:sz w:val="16"/>
+              </w:rPr>
+              <w:t>1,67,434</w:t>
+            </w:r>
+          </w:p>
+        </w:tc>
+        <w:tc>
+          <w:tcPr>
+            <w:tcW w:w="1417" w:type="dxa"/>
+          </w:tcPr>
+          <w:p>
+            <w:pPr>
+              <w:spacing w:before="0" w:after="0" w:line="240" w:lineRule="auto"/>
+              <w:jc w:val="right"/>
+            </w:pPr>
+            <w:r>
+              <w:rPr>
+                <w:b w:val="0"/>
+                <w:i w:val="0"/>
+                <w:sz w:val="16"/>
+              </w:rPr>
+              <w:t>7,09,818</w:t>
             </w:r>
           </w:p>
         </w:tc>
@@ -34020,121 +34020,121 @@
                 <w:i w:val="0"/>
                 <w:sz w:val="16"/>
               </w:rPr>
-              <w:t>64,944</w:t>
-            </w:r>
-          </w:p>
-        </w:tc>
-        <w:tc>
-          <w:tcPr>
-            <w:tcW w:w="1417" w:type="dxa"/>
-          </w:tcPr>
-          <w:p>
-            <w:pPr>
-              <w:spacing w:before="0" w:after="0" w:line="240" w:lineRule="auto"/>
-              <w:jc w:val="right"/>
-            </w:pPr>
-            <w:r>
-              <w:rPr>
-                <w:b w:val="0"/>
-                <w:i w:val="0"/>
-                <w:sz w:val="16"/>
-              </w:rPr>
-              <w:t>1,99,386</w:t>
-            </w:r>
-          </w:p>
-        </w:tc>
-        <w:tc>
-          <w:tcPr>
-            <w:tcW w:w="1417" w:type="dxa"/>
-          </w:tcPr>
-          <w:p>
-            <w:pPr>
-              <w:spacing w:before="0" w:after="0" w:line="240" w:lineRule="auto"/>
-              <w:jc w:val="right"/>
-            </w:pPr>
-            <w:r>
-              <w:rPr>
-                <w:b w:val="0"/>
-                <w:i w:val="0"/>
-                <w:sz w:val="16"/>
-              </w:rPr>
-              <w:t>2,88,813</w:t>
-            </w:r>
-          </w:p>
-        </w:tc>
-        <w:tc>
-          <w:tcPr>
-            <w:tcW w:w="1417" w:type="dxa"/>
-          </w:tcPr>
-          <w:p>
-            <w:pPr>
-              <w:spacing w:before="0" w:after="0" w:line="240" w:lineRule="auto"/>
-              <w:jc w:val="right"/>
-            </w:pPr>
-            <w:r>
-              <w:rPr>
-                <w:b w:val="0"/>
-                <w:i w:val="0"/>
-                <w:sz w:val="16"/>
-              </w:rPr>
-              <w:t>3,86,191</w:t>
-            </w:r>
-          </w:p>
-        </w:tc>
-        <w:tc>
-          <w:tcPr>
-            <w:tcW w:w="1417" w:type="dxa"/>
-          </w:tcPr>
-          <w:p>
-            <w:pPr>
-              <w:spacing w:before="0" w:after="0" w:line="240" w:lineRule="auto"/>
-              <w:jc w:val="right"/>
-            </w:pPr>
-            <w:r>
-              <w:rPr>
-                <w:b w:val="0"/>
-                <w:i w:val="0"/>
-                <w:sz w:val="16"/>
-              </w:rPr>
-              <w:t>4,31,599</w:t>
-            </w:r>
-          </w:p>
-        </w:tc>
-        <w:tc>
-          <w:tcPr>
-            <w:tcW w:w="1417" w:type="dxa"/>
-          </w:tcPr>
-          <w:p>
-            <w:pPr>
-              <w:spacing w:before="0" w:after="0" w:line="240" w:lineRule="auto"/>
-              <w:jc w:val="right"/>
-            </w:pPr>
-            <w:r>
-              <w:rPr>
-                <w:b w:val="0"/>
-                <w:i w:val="0"/>
-                <w:sz w:val="16"/>
-              </w:rPr>
-              <w:t>4,75,032</w:t>
-            </w:r>
-          </w:p>
-        </w:tc>
-        <w:tc>
-          <w:tcPr>
-            <w:tcW w:w="1417" w:type="dxa"/>
-          </w:tcPr>
-          <w:p>
-            <w:pPr>
-              <w:spacing w:before="0" w:after="0" w:line="240" w:lineRule="auto"/>
-              <w:jc w:val="right"/>
-            </w:pPr>
-            <w:r>
-              <w:rPr>
-                <w:b w:val="0"/>
-                <w:i w:val="0"/>
-                <w:sz w:val="16"/>
-              </w:rPr>
-              <w:t>5,13,426</w:t>
+              <w:t>2,944</w:t>
+            </w:r>
+          </w:p>
+        </w:tc>
+        <w:tc>
+          <w:tcPr>
+            <w:tcW w:w="1417" w:type="dxa"/>
+          </w:tcPr>
+          <w:p>
+            <w:pPr>
+              <w:spacing w:before="0" w:after="0" w:line="240" w:lineRule="auto"/>
+              <w:jc w:val="right"/>
+            </w:pPr>
+            <w:r>
+              <w:rPr>
+                <w:b w:val="0"/>
+                <w:i w:val="0"/>
+                <w:sz w:val="16"/>
+              </w:rPr>
+              <w:t>1,24,140</w:t>
+            </w:r>
+          </w:p>
+        </w:tc>
+        <w:tc>
+          <w:tcPr>
+            <w:tcW w:w="1417" w:type="dxa"/>
+          </w:tcPr>
+          <w:p>
+            <w:pPr>
+              <w:spacing w:before="0" w:after="0" w:line="240" w:lineRule="auto"/>
+              <w:jc w:val="right"/>
+            </w:pPr>
+            <w:r>
+              <w:rPr>
+                <w:b w:val="0"/>
+                <w:i w:val="0"/>
+                <w:sz w:val="16"/>
+              </w:rPr>
+              <w:t>2,08,187</w:t>
+            </w:r>
+          </w:p>
+        </w:tc>
+        <w:tc>
+          <w:tcPr>
+            <w:tcW w:w="1417" w:type="dxa"/>
+          </w:tcPr>
+          <w:p>
+            <w:pPr>
+              <w:spacing w:before="0" w:after="0" w:line="240" w:lineRule="auto"/>
+              <w:jc w:val="right"/>
+            </w:pPr>
+            <w:r>
+              <w:rPr>
+                <w:b w:val="0"/>
+                <w:i w:val="0"/>
+                <w:sz w:val="16"/>
+              </w:rPr>
+              <w:t>2,97,527</w:t>
+            </w:r>
+          </w:p>
+        </w:tc>
+        <w:tc>
+          <w:tcPr>
+            <w:tcW w:w="1417" w:type="dxa"/>
+          </w:tcPr>
+          <w:p>
+            <w:pPr>
+              <w:spacing w:before="0" w:after="0" w:line="240" w:lineRule="auto"/>
+              <w:jc w:val="right"/>
+            </w:pPr>
+            <w:r>
+              <w:rPr>
+                <w:b w:val="0"/>
+                <w:i w:val="0"/>
+                <w:sz w:val="16"/>
+              </w:rPr>
+              <w:t>3,40,883</w:t>
+            </w:r>
+          </w:p>
+        </w:tc>
+        <w:tc>
+          <w:tcPr>
+            <w:tcW w:w="1417" w:type="dxa"/>
+          </w:tcPr>
+          <w:p>
+            <w:pPr>
+              <w:spacing w:before="0" w:after="0" w:line="240" w:lineRule="auto"/>
+              <w:jc w:val="right"/>
+            </w:pPr>
+            <w:r>
+              <w:rPr>
+                <w:b w:val="0"/>
+                <w:i w:val="0"/>
+                <w:sz w:val="16"/>
+              </w:rPr>
+              <w:t>3,82,277</w:t>
+            </w:r>
+          </w:p>
+        </w:tc>
+        <w:tc>
+          <w:tcPr>
+            <w:tcW w:w="1417" w:type="dxa"/>
+          </w:tcPr>
+          <w:p>
+            <w:pPr>
+              <w:spacing w:before="0" w:after="0" w:line="240" w:lineRule="auto"/>
+              <w:jc w:val="right"/>
+            </w:pPr>
+            <w:r>
+              <w:rPr>
+                <w:b w:val="0"/>
+                <w:i w:val="0"/>
+                <w:sz w:val="16"/>
+              </w:rPr>
+              <w:t>4,18,585</w:t>
             </w:r>
           </w:p>
         </w:tc>
@@ -34599,7 +34599,7 @@
                 <w:i w:val="0"/>
                 <w:sz w:val="16"/>
               </w:rPr>
-              <w:t>5,38,308</w:t>
+              <w:t>4,76,308</w:t>
             </w:r>
           </w:p>
         </w:tc>
@@ -34619,7 +34619,7 @@
                 <w:i w:val="0"/>
                 <w:sz w:val="16"/>
               </w:rPr>
-              <w:t>5,78,919</w:t>
+              <w:t>5,03,673</w:t>
             </w:r>
           </w:p>
         </w:tc>
@@ -34639,7 +34639,7 @@
                 <w:i w:val="0"/>
                 <w:sz w:val="16"/>
               </w:rPr>
-              <w:t>6,00,040</w:t>
+              <w:t>5,19,414</w:t>
             </w:r>
           </w:p>
         </w:tc>
@@ -34659,7 +34659,7 @@
                 <w:i w:val="0"/>
                 <w:sz w:val="16"/>
               </w:rPr>
-              <w:t>6,51,180</w:t>
+              <w:t>5,62,516</w:t>
             </w:r>
           </w:p>
         </w:tc>
@@ -34679,7 +34679,7 @@
                 <w:i w:val="0"/>
                 <w:sz w:val="16"/>
               </w:rPr>
-              <w:t>6,57,240</w:t>
+              <w:t>5,66,524</w:t>
             </w:r>
           </w:p>
         </w:tc>
@@ -34699,7 +34699,7 @@
                 <w:i w:val="0"/>
                 <w:sz w:val="16"/>
               </w:rPr>
-              <w:t>6,67,187</w:t>
+              <w:t>5,74,432</w:t>
             </w:r>
           </w:p>
         </w:tc>
@@ -34719,7 +34719,7 @@
                 <w:i w:val="0"/>
                 <w:sz w:val="16"/>
               </w:rPr>
-              <w:t>6,77,084</w:t>
+              <w:t>5,82,243</w:t>
             </w:r>
           </w:p>
         </w:tc>
@@ -35181,121 +35181,121 @@
                 <w:i w:val="0"/>
                 <w:sz w:val="16"/>
               </w:rPr>
-              <w:t>38,966</w:t>
-            </w:r>
-          </w:p>
-        </w:tc>
-        <w:tc>
-          <w:tcPr>
-            <w:tcW w:w="1417" w:type="dxa"/>
-          </w:tcPr>
-          <w:p>
-            <w:pPr>
-              <w:spacing w:before="0" w:after="0" w:line="240" w:lineRule="auto"/>
-              <w:jc w:val="right"/>
-            </w:pPr>
-            <w:r>
-              <w:rPr>
-                <w:b w:val="0"/>
-                <w:i w:val="0"/>
-                <w:sz w:val="16"/>
-              </w:rPr>
-              <w:t>1,19,632</w:t>
-            </w:r>
-          </w:p>
-        </w:tc>
-        <w:tc>
-          <w:tcPr>
-            <w:tcW w:w="1417" w:type="dxa"/>
-          </w:tcPr>
-          <w:p>
-            <w:pPr>
-              <w:spacing w:before="0" w:after="0" w:line="240" w:lineRule="auto"/>
-              <w:jc w:val="right"/>
-            </w:pPr>
-            <w:r>
-              <w:rPr>
-                <w:b w:val="0"/>
-                <w:i w:val="0"/>
-                <w:sz w:val="16"/>
-              </w:rPr>
-              <w:t>1,73,288</w:t>
-            </w:r>
-          </w:p>
-        </w:tc>
-        <w:tc>
-          <w:tcPr>
-            <w:tcW w:w="1417" w:type="dxa"/>
-          </w:tcPr>
-          <w:p>
-            <w:pPr>
-              <w:spacing w:before="0" w:after="0" w:line="240" w:lineRule="auto"/>
-              <w:jc w:val="right"/>
-            </w:pPr>
-            <w:r>
-              <w:rPr>
-                <w:b w:val="0"/>
-                <w:i w:val="0"/>
-                <w:sz w:val="16"/>
-              </w:rPr>
-              <w:t>2,31,715</w:t>
-            </w:r>
-          </w:p>
-        </w:tc>
-        <w:tc>
-          <w:tcPr>
-            <w:tcW w:w="1417" w:type="dxa"/>
-          </w:tcPr>
-          <w:p>
-            <w:pPr>
-              <w:spacing w:before="0" w:after="0" w:line="240" w:lineRule="auto"/>
-              <w:jc w:val="right"/>
-            </w:pPr>
-            <w:r>
-              <w:rPr>
-                <w:b w:val="0"/>
-                <w:i w:val="0"/>
-                <w:sz w:val="16"/>
-              </w:rPr>
-              <w:t>2,58,959</w:t>
-            </w:r>
-          </w:p>
-        </w:tc>
-        <w:tc>
-          <w:tcPr>
-            <w:tcW w:w="1417" w:type="dxa"/>
-          </w:tcPr>
-          <w:p>
-            <w:pPr>
-              <w:spacing w:before="0" w:after="0" w:line="240" w:lineRule="auto"/>
-              <w:jc w:val="right"/>
-            </w:pPr>
-            <w:r>
-              <w:rPr>
-                <w:b w:val="0"/>
-                <w:i w:val="0"/>
-                <w:sz w:val="16"/>
-              </w:rPr>
-              <w:t>2,85,019</w:t>
-            </w:r>
-          </w:p>
-        </w:tc>
-        <w:tc>
-          <w:tcPr>
-            <w:tcW w:w="1417" w:type="dxa"/>
-          </w:tcPr>
-          <w:p>
-            <w:pPr>
-              <w:spacing w:before="0" w:after="0" w:line="240" w:lineRule="auto"/>
-              <w:jc w:val="right"/>
-            </w:pPr>
-            <w:r>
-              <w:rPr>
-                <w:b w:val="0"/>
-                <w:i w:val="0"/>
-                <w:sz w:val="16"/>
-              </w:rPr>
-              <w:t>3,08,056</w:t>
+              <w:t>1,766</w:t>
+            </w:r>
+          </w:p>
+        </w:tc>
+        <w:tc>
+          <w:tcPr>
+            <w:tcW w:w="1417" w:type="dxa"/>
+          </w:tcPr>
+          <w:p>
+            <w:pPr>
+              <w:spacing w:before="0" w:after="0" w:line="240" w:lineRule="auto"/>
+              <w:jc w:val="right"/>
+            </w:pPr>
+            <w:r>
+              <w:rPr>
+                <w:b w:val="0"/>
+                <w:i w:val="0"/>
+                <w:sz w:val="16"/>
+              </w:rPr>
+              <w:t>74,484</w:t>
+            </w:r>
+          </w:p>
+        </w:tc>
+        <w:tc>
+          <w:tcPr>
+            <w:tcW w:w="1417" w:type="dxa"/>
+          </w:tcPr>
+          <w:p>
+            <w:pPr>
+              <w:spacing w:before="0" w:after="0" w:line="240" w:lineRule="auto"/>
+              <w:jc w:val="right"/>
+            </w:pPr>
+            <w:r>
+              <w:rPr>
+                <w:b w:val="0"/>
+                <w:i w:val="0"/>
+                <w:sz w:val="16"/>
+              </w:rPr>
+              <w:t>1,24,912</w:t>
+            </w:r>
+          </w:p>
+        </w:tc>
+        <w:tc>
+          <w:tcPr>
+            <w:tcW w:w="1417" w:type="dxa"/>
+          </w:tcPr>
+          <w:p>
+            <w:pPr>
+              <w:spacing w:before="0" w:after="0" w:line="240" w:lineRule="auto"/>
+              <w:jc w:val="right"/>
+            </w:pPr>
+            <w:r>
+              <w:rPr>
+                <w:b w:val="0"/>
+                <w:i w:val="0"/>
+                <w:sz w:val="16"/>
+              </w:rPr>
+              <w:t>1,78,516</w:t>
+            </w:r>
+          </w:p>
+        </w:tc>
+        <w:tc>
+          <w:tcPr>
+            <w:tcW w:w="1417" w:type="dxa"/>
+          </w:tcPr>
+          <w:p>
+            <w:pPr>
+              <w:spacing w:before="0" w:after="0" w:line="240" w:lineRule="auto"/>
+              <w:jc w:val="right"/>
+            </w:pPr>
+            <w:r>
+              <w:rPr>
+                <w:b w:val="0"/>
+                <w:i w:val="0"/>
+                <w:sz w:val="16"/>
+              </w:rPr>
+              <w:t>2,04,530</w:t>
+            </w:r>
+          </w:p>
+        </w:tc>
+        <w:tc>
+          <w:tcPr>
+            <w:tcW w:w="1417" w:type="dxa"/>
+          </w:tcPr>
+          <w:p>
+            <w:pPr>
+              <w:spacing w:before="0" w:after="0" w:line="240" w:lineRule="auto"/>
+              <w:jc w:val="right"/>
+            </w:pPr>
+            <w:r>
+              <w:rPr>
+                <w:b w:val="0"/>
+                <w:i w:val="0"/>
+                <w:sz w:val="16"/>
+              </w:rPr>
+              <w:t>2,29,366</w:t>
+            </w:r>
+          </w:p>
+        </w:tc>
+        <w:tc>
+          <w:tcPr>
+            <w:tcW w:w="1417" w:type="dxa"/>
+          </w:tcPr>
+          <w:p>
+            <w:pPr>
+              <w:spacing w:before="0" w:after="0" w:line="240" w:lineRule="auto"/>
+              <w:jc w:val="right"/>
+            </w:pPr>
+            <w:r>
+              <w:rPr>
+                <w:b w:val="0"/>
+                <w:i w:val="0"/>
+                <w:sz w:val="16"/>
+              </w:rPr>
+              <w:t>2,51,151</w:t>
             </w:r>
           </w:p>
         </w:tc>
@@ -35376,7 +35376,7 @@
                 <w:i w:val="0"/>
                 <w:sz w:val="16"/>
               </w:rPr>
-              <w:t>38,966</w:t>
+              <w:t>1,766</w:t>
             </w:r>
           </w:p>
         </w:tc>
@@ -35396,7 +35396,7 @@
                 <w:i w:val="0"/>
                 <w:sz w:val="16"/>
               </w:rPr>
-              <w:t>3,40,122</w:t>
+              <w:t>2,94,974</w:t>
             </w:r>
           </w:p>
         </w:tc>
@@ -35416,7 +35416,7 @@
                 <w:i w:val="0"/>
                 <w:sz w:val="16"/>
               </w:rPr>
-              <w:t>3,93,778</w:t>
+              <w:t>3,45,402</w:t>
             </w:r>
           </w:p>
         </w:tc>
@@ -35436,7 +35436,7 @@
                 <w:i w:val="0"/>
                 <w:sz w:val="16"/>
               </w:rPr>
-              <w:t>4,52,205</w:t>
+              <w:t>3,99,006</w:t>
             </w:r>
           </w:p>
         </w:tc>
@@ -35456,7 +35456,7 @@
                 <w:i w:val="0"/>
                 <w:sz w:val="16"/>
               </w:rPr>
-              <w:t>4,79,449</w:t>
+              <w:t>4,25,020</w:t>
             </w:r>
           </w:p>
         </w:tc>
@@ -35476,7 +35476,7 @@
                 <w:i w:val="0"/>
                 <w:sz w:val="16"/>
               </w:rPr>
-              <w:t>5,05,511</w:t>
+              <w:t>4,49,858</w:t>
             </w:r>
           </w:p>
         </w:tc>
@@ -35496,7 +35496,7 @@
                 <w:i w:val="0"/>
                 <w:sz w:val="16"/>
               </w:rPr>
-              <w:t>3,08,056</w:t>
+              <w:t>2,51,151</w:t>
             </w:r>
           </w:p>
         </w:tc>
@@ -35577,7 +35577,7 @@
                 <w:i w:val="0"/>
                 <w:sz w:val="16"/>
               </w:rPr>
-              <w:t>4,99,342</w:t>
+              <w:t>4,74,542</w:t>
             </w:r>
           </w:p>
         </w:tc>
@@ -35597,7 +35597,7 @@
                 <w:i w:val="0"/>
                 <w:sz w:val="16"/>
               </w:rPr>
-              <w:t>2,38,797</w:t>
+              <w:t>2,08,699</w:t>
             </w:r>
           </w:p>
         </w:tc>
@@ -35617,7 +35617,7 @@
                 <w:i w:val="0"/>
                 <w:sz w:val="16"/>
               </w:rPr>
-              <w:t>2,06,262</w:t>
+              <w:t>1,74,012</w:t>
             </w:r>
           </w:p>
         </w:tc>
@@ -35637,7 +35637,7 @@
                 <w:i w:val="0"/>
                 <w:sz w:val="16"/>
               </w:rPr>
-              <w:t>1,98,975</w:t>
+              <w:t>1,63,510</w:t>
             </w:r>
           </w:p>
         </w:tc>
@@ -35657,7 +35657,7 @@
                 <w:i w:val="0"/>
                 <w:sz w:val="16"/>
               </w:rPr>
-              <w:t>1,77,791</w:t>
+              <w:t>1,41,504</w:t>
             </w:r>
           </w:p>
         </w:tc>
@@ -35677,7 +35677,7 @@
                 <w:i w:val="0"/>
                 <w:sz w:val="16"/>
               </w:rPr>
-              <w:t>1,61,676</w:t>
+              <w:t>1,24,574</w:t>
             </w:r>
           </w:p>
         </w:tc>
@@ -35697,7 +35697,7 @@
                 <w:i w:val="0"/>
                 <w:sz w:val="16"/>
               </w:rPr>
-              <w:t>3,69,028</w:t>
+              <w:t>3,31,092</w:t>
             </w:r>
           </w:p>
         </w:tc>
@@ -35794,102 +35794,102 @@
                 <w:i w:val="0"/>
                 <w:sz w:val="16"/>
               </w:rPr>
-              <w:t>4,99,342</w:t>
-            </w:r>
-          </w:p>
-        </w:tc>
-        <w:tc>
-          <w:tcPr>
-            <w:tcW w:w="1417" w:type="dxa"/>
-          </w:tcPr>
-          <w:p>
-            <w:pPr>
-              <w:spacing w:before="0" w:after="0" w:line="240" w:lineRule="auto"/>
-              <w:jc w:val="right"/>
-            </w:pPr>
-            <w:r>
-              <w:rPr>
-                <w:b w:val="0"/>
-                <w:i w:val="0"/>
-                <w:sz w:val="16"/>
-              </w:rPr>
-              <w:t>7,38,139</w:t>
-            </w:r>
-          </w:p>
-        </w:tc>
-        <w:tc>
-          <w:tcPr>
-            <w:tcW w:w="1417" w:type="dxa"/>
-          </w:tcPr>
-          <w:p>
-            <w:pPr>
-              <w:spacing w:before="0" w:after="0" w:line="240" w:lineRule="auto"/>
-              <w:jc w:val="right"/>
-            </w:pPr>
-            <w:r>
-              <w:rPr>
-                <w:b w:val="0"/>
-                <w:i w:val="0"/>
-                <w:sz w:val="16"/>
-              </w:rPr>
-              <w:t>9,44,401</w:t>
-            </w:r>
-          </w:p>
-        </w:tc>
-        <w:tc>
-          <w:tcPr>
-            <w:tcW w:w="1417" w:type="dxa"/>
-          </w:tcPr>
-          <w:p>
-            <w:pPr>
-              <w:spacing w:before="0" w:after="0" w:line="240" w:lineRule="auto"/>
-              <w:jc w:val="right"/>
-            </w:pPr>
-            <w:r>
-              <w:rPr>
-                <w:b w:val="0"/>
-                <w:i w:val="0"/>
-                <w:sz w:val="16"/>
-              </w:rPr>
-              <w:t>11,43,376</w:t>
-            </w:r>
-          </w:p>
-        </w:tc>
-        <w:tc>
-          <w:tcPr>
-            <w:tcW w:w="1417" w:type="dxa"/>
-          </w:tcPr>
-          <w:p>
-            <w:pPr>
-              <w:spacing w:before="0" w:after="0" w:line="240" w:lineRule="auto"/>
-              <w:jc w:val="right"/>
-            </w:pPr>
-            <w:r>
-              <w:rPr>
-                <w:b w:val="0"/>
-                <w:i w:val="0"/>
-                <w:sz w:val="16"/>
-              </w:rPr>
-              <w:t>13,21,167</w:t>
-            </w:r>
-          </w:p>
-        </w:tc>
-        <w:tc>
-          <w:tcPr>
-            <w:tcW w:w="1417" w:type="dxa"/>
-          </w:tcPr>
-          <w:p>
-            <w:pPr>
-              <w:spacing w:before="0" w:after="0" w:line="240" w:lineRule="auto"/>
-              <w:jc w:val="right"/>
-            </w:pPr>
-            <w:r>
-              <w:rPr>
-                <w:b w:val="0"/>
-                <w:i w:val="0"/>
-                <w:sz w:val="16"/>
-              </w:rPr>
-              <w:t>14,82,843</w:t>
+              <w:t>4,74,542</w:t>
+            </w:r>
+          </w:p>
+        </w:tc>
+        <w:tc>
+          <w:tcPr>
+            <w:tcW w:w="1417" w:type="dxa"/>
+          </w:tcPr>
+          <w:p>
+            <w:pPr>
+              <w:spacing w:before="0" w:after="0" w:line="240" w:lineRule="auto"/>
+              <w:jc w:val="right"/>
+            </w:pPr>
+            <w:r>
+              <w:rPr>
+                <w:b w:val="0"/>
+                <w:i w:val="0"/>
+                <w:sz w:val="16"/>
+              </w:rPr>
+              <w:t>6,83,241</w:t>
+            </w:r>
+          </w:p>
+        </w:tc>
+        <w:tc>
+          <w:tcPr>
+            <w:tcW w:w="1417" w:type="dxa"/>
+          </w:tcPr>
+          <w:p>
+            <w:pPr>
+              <w:spacing w:before="0" w:after="0" w:line="240" w:lineRule="auto"/>
+              <w:jc w:val="right"/>
+            </w:pPr>
+            <w:r>
+              <w:rPr>
+                <w:b w:val="0"/>
+                <w:i w:val="0"/>
+                <w:sz w:val="16"/>
+              </w:rPr>
+              <w:t>8,57,253</w:t>
+            </w:r>
+          </w:p>
+        </w:tc>
+        <w:tc>
+          <w:tcPr>
+            <w:tcW w:w="1417" w:type="dxa"/>
+          </w:tcPr>
+          <w:p>
+            <w:pPr>
+              <w:spacing w:before="0" w:after="0" w:line="240" w:lineRule="auto"/>
+              <w:jc w:val="right"/>
+            </w:pPr>
+            <w:r>
+              <w:rPr>
+                <w:b w:val="0"/>
+                <w:i w:val="0"/>
+                <w:sz w:val="16"/>
+              </w:rPr>
+              <w:t>10,20,763</w:t>
+            </w:r>
+          </w:p>
+        </w:tc>
+        <w:tc>
+          <w:tcPr>
+            <w:tcW w:w="1417" w:type="dxa"/>
+          </w:tcPr>
+          <w:p>
+            <w:pPr>
+              <w:spacing w:before="0" w:after="0" w:line="240" w:lineRule="auto"/>
+              <w:jc w:val="right"/>
+            </w:pPr>
+            <w:r>
+              <w:rPr>
+                <w:b w:val="0"/>
+                <w:i w:val="0"/>
+                <w:sz w:val="16"/>
+              </w:rPr>
+              <w:t>11,62,267</w:t>
+            </w:r>
+          </w:p>
+        </w:tc>
+        <w:tc>
+          <w:tcPr>
+            <w:tcW w:w="1417" w:type="dxa"/>
+          </w:tcPr>
+          <w:p>
+            <w:pPr>
+              <w:spacing w:before="0" w:after="0" w:line="240" w:lineRule="auto"/>
+              <w:jc w:val="right"/>
+            </w:pPr>
+            <w:r>
+              <w:rPr>
+                <w:b w:val="0"/>
+                <w:i w:val="0"/>
+                <w:sz w:val="16"/>
+              </w:rPr>
+              <w:t>12,86,841</w:t>
             </w:r>
           </w:p>
         </w:tc>
@@ -35970,7 +35970,7 @@
                 <w:i w:val="0"/>
                 <w:sz w:val="16"/>
               </w:rPr>
-              <w:t>4,99,342</w:t>
+              <w:t>4,74,542</w:t>
             </w:r>
           </w:p>
         </w:tc>
@@ -35990,7 +35990,7 @@
                 <w:i w:val="0"/>
                 <w:sz w:val="16"/>
               </w:rPr>
-              <w:t>7,38,139</w:t>
+              <w:t>6,83,241</w:t>
             </w:r>
           </w:p>
         </w:tc>
@@ -36010,7 +36010,7 @@
                 <w:i w:val="0"/>
                 <w:sz w:val="16"/>
               </w:rPr>
-              <w:t>9,44,401</w:t>
+              <w:t>8,57,253</w:t>
             </w:r>
           </w:p>
         </w:tc>
@@ -36030,7 +36030,7 @@
                 <w:i w:val="0"/>
                 <w:sz w:val="16"/>
               </w:rPr>
-              <w:t>11,43,376</w:t>
+              <w:t>10,20,763</w:t>
             </w:r>
           </w:p>
         </w:tc>
@@ -36050,7 +36050,7 @@
                 <w:i w:val="0"/>
                 <w:sz w:val="16"/>
               </w:rPr>
-              <w:t>13,21,167</w:t>
+              <w:t>11,62,267</w:t>
             </w:r>
           </w:p>
         </w:tc>
@@ -36070,7 +36070,7 @@
                 <w:i w:val="0"/>
                 <w:sz w:val="16"/>
               </w:rPr>
-              <w:t>14,82,843</w:t>
+              <w:t>12,86,841</w:t>
             </w:r>
           </w:p>
         </w:tc>
@@ -36090,7 +36090,7 @@
                 <w:i w:val="0"/>
                 <w:sz w:val="16"/>
               </w:rPr>
-              <w:t>18,51,871</w:t>
+              <w:t>16,17,933</w:t>
             </w:r>
           </w:p>
         </w:tc>
@@ -36547,121 +36547,121 @@
                 <w:i w:val="0"/>
                 <w:sz w:val="16"/>
               </w:rPr>
-              <w:t>7,65,340</w:t>
-            </w:r>
-          </w:p>
-        </w:tc>
-        <w:tc>
-          <w:tcPr>
-            <w:tcW w:w="1417" w:type="dxa"/>
-          </w:tcPr>
-          <w:p>
-            <w:pPr>
-              <w:spacing w:before="0" w:after="0" w:line="240" w:lineRule="auto"/>
-              <w:jc w:val="right"/>
-            </w:pPr>
-            <w:r>
-              <w:rPr>
-                <w:b w:val="0"/>
-                <w:i w:val="0"/>
-                <w:sz w:val="16"/>
-              </w:rPr>
-              <w:t>8,45,094</w:t>
-            </w:r>
-          </w:p>
-        </w:tc>
-        <w:tc>
-          <w:tcPr>
-            <w:tcW w:w="1417" w:type="dxa"/>
-          </w:tcPr>
-          <w:p>
-            <w:pPr>
-              <w:spacing w:before="0" w:after="0" w:line="240" w:lineRule="auto"/>
-              <w:jc w:val="right"/>
-            </w:pPr>
-            <w:r>
-              <w:rPr>
-                <w:b w:val="0"/>
-                <w:i w:val="0"/>
-                <w:sz w:val="16"/>
-              </w:rPr>
-              <w:t>9,60,619</w:t>
-            </w:r>
-          </w:p>
-        </w:tc>
-        <w:tc>
-          <w:tcPr>
-            <w:tcW w:w="1417" w:type="dxa"/>
-          </w:tcPr>
-          <w:p>
-            <w:pPr>
-              <w:spacing w:before="0" w:after="0" w:line="240" w:lineRule="auto"/>
-              <w:jc w:val="right"/>
-            </w:pPr>
-            <w:r>
-              <w:rPr>
-                <w:b w:val="0"/>
-                <w:i w:val="0"/>
-                <w:sz w:val="16"/>
-              </w:rPr>
-              <w:t>11,15,095</w:t>
-            </w:r>
-          </w:p>
-        </w:tc>
-        <w:tc>
-          <w:tcPr>
-            <w:tcW w:w="1417" w:type="dxa"/>
-          </w:tcPr>
-          <w:p>
-            <w:pPr>
-              <w:spacing w:before="0" w:after="0" w:line="240" w:lineRule="auto"/>
-              <w:jc w:val="right"/>
-            </w:pPr>
-            <w:r>
-              <w:rPr>
-                <w:b w:val="0"/>
-                <w:i w:val="0"/>
-                <w:sz w:val="16"/>
-              </w:rPr>
-              <w:t>12,87,735</w:t>
-            </w:r>
-          </w:p>
-        </w:tc>
-        <w:tc>
-          <w:tcPr>
-            <w:tcW w:w="1417" w:type="dxa"/>
-          </w:tcPr>
-          <w:p>
-            <w:pPr>
-              <w:spacing w:before="0" w:after="0" w:line="240" w:lineRule="auto"/>
-              <w:jc w:val="right"/>
-            </w:pPr>
-            <w:r>
-              <w:rPr>
-                <w:b w:val="0"/>
-                <w:i w:val="0"/>
-                <w:sz w:val="16"/>
-              </w:rPr>
-              <w:t>14,77,748</w:t>
-            </w:r>
-          </w:p>
-        </w:tc>
-        <w:tc>
-          <w:tcPr>
-            <w:tcW w:w="1417" w:type="dxa"/>
-          </w:tcPr>
-          <w:p>
-            <w:pPr>
-              <w:spacing w:before="0" w:after="0" w:line="240" w:lineRule="auto"/>
-              <w:jc w:val="right"/>
-            </w:pPr>
-            <w:r>
-              <w:rPr>
-                <w:b w:val="0"/>
-                <w:i w:val="0"/>
-                <w:sz w:val="16"/>
-              </w:rPr>
-              <w:t>16,83,118</w:t>
+              <w:t>7,40,540</w:t>
+            </w:r>
+          </w:p>
+        </w:tc>
+        <w:tc>
+          <w:tcPr>
+            <w:tcW w:w="1417" w:type="dxa"/>
+          </w:tcPr>
+          <w:p>
+            <w:pPr>
+              <w:spacing w:before="0" w:after="0" w:line="240" w:lineRule="auto"/>
+              <w:jc w:val="right"/>
+            </w:pPr>
+            <w:r>
+              <w:rPr>
+                <w:b w:val="0"/>
+                <w:i w:val="0"/>
+                <w:sz w:val="16"/>
+              </w:rPr>
+              <w:t>7,90,196</w:t>
+            </w:r>
+          </w:p>
+        </w:tc>
+        <w:tc>
+          <w:tcPr>
+            <w:tcW w:w="1417" w:type="dxa"/>
+          </w:tcPr>
+          <w:p>
+            <w:pPr>
+              <w:spacing w:before="0" w:after="0" w:line="240" w:lineRule="auto"/>
+              <w:jc w:val="right"/>
+            </w:pPr>
+            <w:r>
+              <w:rPr>
+                <w:b w:val="0"/>
+                <w:i w:val="0"/>
+                <w:sz w:val="16"/>
+              </w:rPr>
+              <w:t>8,73,471</w:t>
+            </w:r>
+          </w:p>
+        </w:tc>
+        <w:tc>
+          <w:tcPr>
+            <w:tcW w:w="1417" w:type="dxa"/>
+          </w:tcPr>
+          <w:p>
+            <w:pPr>
+              <w:spacing w:before="0" w:after="0" w:line="240" w:lineRule="auto"/>
+              <w:jc w:val="right"/>
+            </w:pPr>
+            <w:r>
+              <w:rPr>
+                <w:b w:val="0"/>
+                <w:i w:val="0"/>
+                <w:sz w:val="16"/>
+              </w:rPr>
+              <w:t>9,92,482</w:t>
+            </w:r>
+          </w:p>
+        </w:tc>
+        <w:tc>
+          <w:tcPr>
+            <w:tcW w:w="1417" w:type="dxa"/>
+          </w:tcPr>
+          <w:p>
+            <w:pPr>
+              <w:spacing w:before="0" w:after="0" w:line="240" w:lineRule="auto"/>
+              <w:jc w:val="right"/>
+            </w:pPr>
+            <w:r>
+              <w:rPr>
+                <w:b w:val="0"/>
+                <w:i w:val="0"/>
+                <w:sz w:val="16"/>
+              </w:rPr>
+              <w:t>11,28,835</w:t>
+            </w:r>
+          </w:p>
+        </w:tc>
+        <w:tc>
+          <w:tcPr>
+            <w:tcW w:w="1417" w:type="dxa"/>
+          </w:tcPr>
+          <w:p>
+            <w:pPr>
+              <w:spacing w:before="0" w:after="0" w:line="240" w:lineRule="auto"/>
+              <w:jc w:val="right"/>
+            </w:pPr>
+            <w:r>
+              <w:rPr>
+                <w:b w:val="0"/>
+                <w:i w:val="0"/>
+                <w:sz w:val="16"/>
+              </w:rPr>
+              <w:t>12,81,746</w:t>
+            </w:r>
+          </w:p>
+        </w:tc>
+        <w:tc>
+          <w:tcPr>
+            <w:tcW w:w="1417" w:type="dxa"/>
+          </w:tcPr>
+          <w:p>
+            <w:pPr>
+              <w:spacing w:before="0" w:after="0" w:line="240" w:lineRule="auto"/>
+              <w:jc w:val="right"/>
+            </w:pPr>
+            <w:r>
+              <w:rPr>
+                <w:b w:val="0"/>
+                <w:i w:val="0"/>
+                <w:sz w:val="16"/>
+              </w:rPr>
+              <w:t>14,49,180</w:t>
             </w:r>
           </w:p>
         </w:tc>
@@ -37318,7 +37318,7 @@
                 <w:i w:val="0"/>
                 <w:sz w:val="16"/>
               </w:rPr>
-              <w:t>40,99,064</w:t>
+              <w:t>40,74,264</w:t>
             </w:r>
           </w:p>
         </w:tc>
@@ -37338,7 +37338,7 @@
                 <w:i w:val="0"/>
                 <w:sz w:val="16"/>
               </w:rPr>
-              <w:t>39,58,328</w:t>
+              <w:t>39,03,430</w:t>
             </w:r>
           </w:p>
         </w:tc>
@@ -37358,7 +37358,7 @@
                 <w:i w:val="0"/>
                 <w:sz w:val="16"/>
               </w:rPr>
-              <w:t>38,53,363</w:t>
+              <w:t>37,66,215</w:t>
             </w:r>
           </w:p>
         </w:tc>
@@ -37378,7 +37378,7 @@
                 <w:i w:val="0"/>
                 <w:sz w:val="16"/>
               </w:rPr>
-              <w:t>37,87,349</w:t>
+              <w:t>36,64,736</w:t>
             </w:r>
           </w:p>
         </w:tc>
@@ -37398,7 +37398,7 @@
                 <w:i w:val="0"/>
                 <w:sz w:val="16"/>
               </w:rPr>
-              <w:t>37,39,499</w:t>
+              <w:t>35,80,599</w:t>
             </w:r>
           </w:p>
         </w:tc>
@@ -37418,7 +37418,7 @@
                 <w:i w:val="0"/>
                 <w:sz w:val="16"/>
               </w:rPr>
-              <w:t>25,93,384</w:t>
+              <w:t>23,97,382</w:t>
             </w:r>
           </w:p>
         </w:tc>
@@ -37438,7 +37438,7 @@
                 <w:i w:val="0"/>
                 <w:sz w:val="16"/>
               </w:rPr>
-              <w:t>27,98,754</w:t>
+              <w:t>25,64,816</w:t>
             </w:r>
           </w:p>
         </w:tc>
@@ -38092,121 +38092,121 @@
                 <w:i w:val="0"/>
                 <w:sz w:val="16"/>
               </w:rPr>
-              <w:t>4,99,342</w:t>
-            </w:r>
-          </w:p>
-        </w:tc>
-        <w:tc>
-          <w:tcPr>
-            <w:tcW w:w="1417" w:type="dxa"/>
-          </w:tcPr>
-          <w:p>
-            <w:pPr>
-              <w:spacing w:before="0" w:after="0" w:line="240" w:lineRule="auto"/>
-              <w:jc w:val="right"/>
-            </w:pPr>
-            <w:r>
-              <w:rPr>
-                <w:b w:val="0"/>
-                <w:i w:val="0"/>
-                <w:sz w:val="16"/>
-              </w:rPr>
-              <w:t>7,38,139</w:t>
-            </w:r>
-          </w:p>
-        </w:tc>
-        <w:tc>
-          <w:tcPr>
-            <w:tcW w:w="1417" w:type="dxa"/>
-          </w:tcPr>
-          <w:p>
-            <w:pPr>
-              <w:spacing w:before="0" w:after="0" w:line="240" w:lineRule="auto"/>
-              <w:jc w:val="right"/>
-            </w:pPr>
-            <w:r>
-              <w:rPr>
-                <w:b w:val="0"/>
-                <w:i w:val="0"/>
-                <w:sz w:val="16"/>
-              </w:rPr>
-              <w:t>9,44,401</w:t>
-            </w:r>
-          </w:p>
-        </w:tc>
-        <w:tc>
-          <w:tcPr>
-            <w:tcW w:w="1417" w:type="dxa"/>
-          </w:tcPr>
-          <w:p>
-            <w:pPr>
-              <w:spacing w:before="0" w:after="0" w:line="240" w:lineRule="auto"/>
-              <w:jc w:val="right"/>
-            </w:pPr>
-            <w:r>
-              <w:rPr>
-                <w:b w:val="0"/>
-                <w:i w:val="0"/>
-                <w:sz w:val="16"/>
-              </w:rPr>
-              <w:t>11,43,376</w:t>
-            </w:r>
-          </w:p>
-        </w:tc>
-        <w:tc>
-          <w:tcPr>
-            <w:tcW w:w="1417" w:type="dxa"/>
-          </w:tcPr>
-          <w:p>
-            <w:pPr>
-              <w:spacing w:before="0" w:after="0" w:line="240" w:lineRule="auto"/>
-              <w:jc w:val="right"/>
-            </w:pPr>
-            <w:r>
-              <w:rPr>
-                <w:b w:val="0"/>
-                <w:i w:val="0"/>
-                <w:sz w:val="16"/>
-              </w:rPr>
-              <w:t>13,21,167</w:t>
-            </w:r>
-          </w:p>
-        </w:tc>
-        <w:tc>
-          <w:tcPr>
-            <w:tcW w:w="1417" w:type="dxa"/>
-          </w:tcPr>
-          <w:p>
-            <w:pPr>
-              <w:spacing w:before="0" w:after="0" w:line="240" w:lineRule="auto"/>
-              <w:jc w:val="right"/>
-            </w:pPr>
-            <w:r>
-              <w:rPr>
-                <w:b w:val="0"/>
-                <w:i w:val="0"/>
-                <w:sz w:val="16"/>
-              </w:rPr>
-              <w:t>14,82,843</w:t>
-            </w:r>
-          </w:p>
-        </w:tc>
-        <w:tc>
-          <w:tcPr>
-            <w:tcW w:w="1417" w:type="dxa"/>
-          </w:tcPr>
-          <w:p>
-            <w:pPr>
-              <w:spacing w:before="0" w:after="0" w:line="240" w:lineRule="auto"/>
-              <w:jc w:val="right"/>
-            </w:pPr>
-            <w:r>
-              <w:rPr>
-                <w:b w:val="0"/>
-                <w:i w:val="0"/>
-                <w:sz w:val="16"/>
-              </w:rPr>
-              <w:t>18,51,871</w:t>
+              <w:t>4,74,542</w:t>
+            </w:r>
+          </w:p>
+        </w:tc>
+        <w:tc>
+          <w:tcPr>
+            <w:tcW w:w="1417" w:type="dxa"/>
+          </w:tcPr>
+          <w:p>
+            <w:pPr>
+              <w:spacing w:before="0" w:after="0" w:line="240" w:lineRule="auto"/>
+              <w:jc w:val="right"/>
+            </w:pPr>
+            <w:r>
+              <w:rPr>
+                <w:b w:val="0"/>
+                <w:i w:val="0"/>
+                <w:sz w:val="16"/>
+              </w:rPr>
+              <w:t>6,83,241</w:t>
+            </w:r>
+          </w:p>
+        </w:tc>
+        <w:tc>
+          <w:tcPr>
+            <w:tcW w:w="1417" w:type="dxa"/>
+          </w:tcPr>
+          <w:p>
+            <w:pPr>
+              <w:spacing w:before="0" w:after="0" w:line="240" w:lineRule="auto"/>
+              <w:jc w:val="right"/>
+            </w:pPr>
+            <w:r>
+              <w:rPr>
+                <w:b w:val="0"/>
+                <w:i w:val="0"/>
+                <w:sz w:val="16"/>
+              </w:rPr>
+              <w:t>8,57,253</w:t>
+            </w:r>
+          </w:p>
+        </w:tc>
+        <w:tc>
+          <w:tcPr>
+            <w:tcW w:w="1417" w:type="dxa"/>
+          </w:tcPr>
+          <w:p>
+            <w:pPr>
+              <w:spacing w:before="0" w:after="0" w:line="240" w:lineRule="auto"/>
+              <w:jc w:val="right"/>
+            </w:pPr>
+            <w:r>
+              <w:rPr>
+                <w:b w:val="0"/>
+                <w:i w:val="0"/>
+                <w:sz w:val="16"/>
+              </w:rPr>
+              <w:t>10,20,763</w:t>
+            </w:r>
+          </w:p>
+        </w:tc>
+        <w:tc>
+          <w:tcPr>
+            <w:tcW w:w="1417" w:type="dxa"/>
+          </w:tcPr>
+          <w:p>
+            <w:pPr>
+              <w:spacing w:before="0" w:after="0" w:line="240" w:lineRule="auto"/>
+              <w:jc w:val="right"/>
+            </w:pPr>
+            <w:r>
+              <w:rPr>
+                <w:b w:val="0"/>
+                <w:i w:val="0"/>
+                <w:sz w:val="16"/>
+              </w:rPr>
+              <w:t>11,62,267</w:t>
+            </w:r>
+          </w:p>
+        </w:tc>
+        <w:tc>
+          <w:tcPr>
+            <w:tcW w:w="1417" w:type="dxa"/>
+          </w:tcPr>
+          <w:p>
+            <w:pPr>
+              <w:spacing w:before="0" w:after="0" w:line="240" w:lineRule="auto"/>
+              <w:jc w:val="right"/>
+            </w:pPr>
+            <w:r>
+              <w:rPr>
+                <w:b w:val="0"/>
+                <w:i w:val="0"/>
+                <w:sz w:val="16"/>
+              </w:rPr>
+              <w:t>12,86,841</w:t>
+            </w:r>
+          </w:p>
+        </w:tc>
+        <w:tc>
+          <w:tcPr>
+            <w:tcW w:w="1417" w:type="dxa"/>
+          </w:tcPr>
+          <w:p>
+            <w:pPr>
+              <w:spacing w:before="0" w:after="0" w:line="240" w:lineRule="auto"/>
+              <w:jc w:val="right"/>
+            </w:pPr>
+            <w:r>
+              <w:rPr>
+                <w:b w:val="0"/>
+                <w:i w:val="0"/>
+                <w:sz w:val="16"/>
+              </w:rPr>
+              <w:t>16,17,933</w:t>
             </w:r>
           </w:p>
         </w:tc>
@@ -38287,7 +38287,7 @@
                 <w:i w:val="0"/>
                 <w:sz w:val="16"/>
               </w:rPr>
-              <w:t>40,99,064</w:t>
+              <w:t>40,74,264</w:t>
             </w:r>
           </w:p>
         </w:tc>
@@ -38307,7 +38307,7 @@
                 <w:i w:val="0"/>
                 <w:sz w:val="16"/>
               </w:rPr>
-              <w:t>39,58,328</w:t>
+              <w:t>39,03,430</w:t>
             </w:r>
           </w:p>
         </w:tc>
@@ -38327,7 +38327,7 @@
                 <w:i w:val="0"/>
                 <w:sz w:val="16"/>
               </w:rPr>
-              <w:t>38,53,363</w:t>
+              <w:t>37,66,215</w:t>
             </w:r>
           </w:p>
         </w:tc>
@@ -38347,7 +38347,7 @@
                 <w:i w:val="0"/>
                 <w:sz w:val="16"/>
               </w:rPr>
-              <w:t>37,87,349</w:t>
+              <w:t>36,64,736</w:t>
             </w:r>
           </w:p>
         </w:tc>
@@ -38367,7 +38367,7 @@
                 <w:i w:val="0"/>
                 <w:sz w:val="16"/>
               </w:rPr>
-              <w:t>37,39,499</w:t>
+              <w:t>35,80,599</w:t>
             </w:r>
           </w:p>
         </w:tc>
@@ -38387,7 +38387,7 @@
                 <w:i w:val="0"/>
                 <w:sz w:val="16"/>
               </w:rPr>
-              <w:t>25,93,384</w:t>
+              <w:t>23,97,382</w:t>
             </w:r>
           </w:p>
         </w:tc>
@@ -38407,7 +38407,7 @@
                 <w:i w:val="0"/>
                 <w:sz w:val="16"/>
               </w:rPr>
-              <w:t>27,98,754</w:t>
+              <w:t>25,64,816</w:t>
             </w:r>
           </w:p>
         </w:tc>
@@ -38485,83 +38485,83 @@
                 <w:i w:val="0"/>
                 <w:sz w:val="16"/>
               </w:rPr>
-              <w:t>2.33</w:t>
-            </w:r>
-          </w:p>
-        </w:tc>
-        <w:tc>
-          <w:tcPr>
-            <w:tcW w:w="1417" w:type="dxa"/>
-          </w:tcPr>
-          <w:p>
-            <w:pPr>
-              <w:spacing w:before="0" w:after="0" w:line="240" w:lineRule="auto"/>
-              <w:jc w:val="right"/>
-            </w:pPr>
-            <w:r>
-              <w:rPr>
-                <w:b w:val="0"/>
-                <w:i w:val="0"/>
-                <w:sz w:val="16"/>
-              </w:rPr>
-              <w:t>3.35</w:t>
-            </w:r>
-          </w:p>
-        </w:tc>
-        <w:tc>
-          <w:tcPr>
-            <w:tcW w:w="1417" w:type="dxa"/>
-          </w:tcPr>
-          <w:p>
-            <w:pPr>
-              <w:spacing w:before="0" w:after="0" w:line="240" w:lineRule="auto"/>
-              <w:jc w:val="right"/>
-            </w:pPr>
-            <w:r>
-              <w:rPr>
-                <w:b w:val="0"/>
-                <w:i w:val="0"/>
-                <w:sz w:val="16"/>
-              </w:rPr>
-              <w:t>4.28</w:t>
-            </w:r>
-          </w:p>
-        </w:tc>
-        <w:tc>
-          <w:tcPr>
-            <w:tcW w:w="1417" w:type="dxa"/>
-          </w:tcPr>
-          <w:p>
-            <w:pPr>
-              <w:spacing w:before="0" w:after="0" w:line="240" w:lineRule="auto"/>
-              <w:jc w:val="right"/>
-            </w:pPr>
-            <w:r>
-              <w:rPr>
-                <w:b w:val="0"/>
-                <w:i w:val="0"/>
-                <w:sz w:val="16"/>
-              </w:rPr>
-              <w:t>5.19</w:t>
-            </w:r>
-          </w:p>
-        </w:tc>
-        <w:tc>
-          <w:tcPr>
-            <w:tcW w:w="1417" w:type="dxa"/>
-          </w:tcPr>
-          <w:p>
-            <w:pPr>
-              <w:spacing w:before="0" w:after="0" w:line="240" w:lineRule="auto"/>
-              <w:jc w:val="right"/>
-            </w:pPr>
-            <w:r>
-              <w:rPr>
-                <w:b w:val="0"/>
-                <w:i w:val="0"/>
-                <w:sz w:val="16"/>
-              </w:rPr>
-              <w:t>5.99</w:t>
+              <w:t>2.22</w:t>
+            </w:r>
+          </w:p>
+        </w:tc>
+        <w:tc>
+          <w:tcPr>
+            <w:tcW w:w="1417" w:type="dxa"/>
+          </w:tcPr>
+          <w:p>
+            <w:pPr>
+              <w:spacing w:before="0" w:after="0" w:line="240" w:lineRule="auto"/>
+              <w:jc w:val="right"/>
+            </w:pPr>
+            <w:r>
+              <w:rPr>
+                <w:b w:val="0"/>
+                <w:i w:val="0"/>
+                <w:sz w:val="16"/>
+              </w:rPr>
+              <w:t>3.10</w:t>
+            </w:r>
+          </w:p>
+        </w:tc>
+        <w:tc>
+          <w:tcPr>
+            <w:tcW w:w="1417" w:type="dxa"/>
+          </w:tcPr>
+          <w:p>
+            <w:pPr>
+              <w:spacing w:before="0" w:after="0" w:line="240" w:lineRule="auto"/>
+              <w:jc w:val="right"/>
+            </w:pPr>
+            <w:r>
+              <w:rPr>
+                <w:b w:val="0"/>
+                <w:i w:val="0"/>
+                <w:sz w:val="16"/>
+              </w:rPr>
+              <w:t>3.89</w:t>
+            </w:r>
+          </w:p>
+        </w:tc>
+        <w:tc>
+          <w:tcPr>
+            <w:tcW w:w="1417" w:type="dxa"/>
+          </w:tcPr>
+          <w:p>
+            <w:pPr>
+              <w:spacing w:before="0" w:after="0" w:line="240" w:lineRule="auto"/>
+              <w:jc w:val="right"/>
+            </w:pPr>
+            <w:r>
+              <w:rPr>
+                <w:b w:val="0"/>
+                <w:i w:val="0"/>
+                <w:sz w:val="16"/>
+              </w:rPr>
+              <w:t>4.63</w:t>
+            </w:r>
+          </w:p>
+        </w:tc>
+        <w:tc>
+          <w:tcPr>
+            <w:tcW w:w="1417" w:type="dxa"/>
+          </w:tcPr>
+          <w:p>
+            <w:pPr>
+              <w:spacing w:before="0" w:after="0" w:line="240" w:lineRule="auto"/>
+              <w:jc w:val="right"/>
+            </w:pPr>
+            <w:r>
+              <w:rPr>
+                <w:b w:val="0"/>
+                <w:i w:val="0"/>
+                <w:sz w:val="16"/>
+              </w:rPr>
+              <w:t>5.27</w:t>
             </w:r>
           </w:p>
         </w:tc>
@@ -38696,64 +38696,64 @@
                 <w:i w:val="0"/>
                 <w:sz w:val="16"/>
               </w:rPr>
-              <w:t>0.45</w:t>
-            </w:r>
-          </w:p>
-        </w:tc>
-        <w:tc>
-          <w:tcPr>
-            <w:tcW w:w="1417" w:type="dxa"/>
-          </w:tcPr>
-          <w:p>
-            <w:pPr>
-              <w:spacing w:before="0" w:after="0" w:line="240" w:lineRule="auto"/>
-              <w:jc w:val="right"/>
-            </w:pPr>
-            <w:r>
-              <w:rPr>
-                <w:b w:val="0"/>
-                <w:i w:val="0"/>
-                <w:sz w:val="16"/>
-              </w:rPr>
-              <w:t>0.32</w:t>
-            </w:r>
-          </w:p>
-        </w:tc>
-        <w:tc>
-          <w:tcPr>
-            <w:tcW w:w="1417" w:type="dxa"/>
-          </w:tcPr>
-          <w:p>
-            <w:pPr>
-              <w:spacing w:before="0" w:after="0" w:line="240" w:lineRule="auto"/>
-              <w:jc w:val="right"/>
-            </w:pPr>
-            <w:r>
-              <w:rPr>
-                <w:b w:val="0"/>
-                <w:i w:val="0"/>
-                <w:sz w:val="16"/>
-              </w:rPr>
-              <w:t>0.20</w:t>
-            </w:r>
-          </w:p>
-        </w:tc>
-        <w:tc>
-          <w:tcPr>
-            <w:tcW w:w="1417" w:type="dxa"/>
-          </w:tcPr>
-          <w:p>
-            <w:pPr>
-              <w:spacing w:before="0" w:after="0" w:line="240" w:lineRule="auto"/>
-              <w:jc w:val="right"/>
-            </w:pPr>
-            <w:r>
-              <w:rPr>
-                <w:b w:val="0"/>
-                <w:i w:val="0"/>
-                <w:sz w:val="16"/>
-              </w:rPr>
-              <w:t>0.09</w:t>
+              <w:t>0.46</w:t>
+            </w:r>
+          </w:p>
+        </w:tc>
+        <w:tc>
+          <w:tcPr>
+            <w:tcW w:w="1417" w:type="dxa"/>
+          </w:tcPr>
+          <w:p>
+            <w:pPr>
+              <w:spacing w:before="0" w:after="0" w:line="240" w:lineRule="auto"/>
+              <w:jc w:val="right"/>
+            </w:pPr>
+            <w:r>
+              <w:rPr>
+                <w:b w:val="0"/>
+                <w:i w:val="0"/>
+                <w:sz w:val="16"/>
+              </w:rPr>
+              <w:t>0.33</w:t>
+            </w:r>
+          </w:p>
+        </w:tc>
+        <w:tc>
+          <w:tcPr>
+            <w:tcW w:w="1417" w:type="dxa"/>
+          </w:tcPr>
+          <w:p>
+            <w:pPr>
+              <w:spacing w:before="0" w:after="0" w:line="240" w:lineRule="auto"/>
+              <w:jc w:val="right"/>
+            </w:pPr>
+            <w:r>
+              <w:rPr>
+                <w:b w:val="0"/>
+                <w:i w:val="0"/>
+                <w:sz w:val="16"/>
+              </w:rPr>
+              <w:t>0.21</w:t>
+            </w:r>
+          </w:p>
+        </w:tc>
+        <w:tc>
+          <w:tcPr>
+            <w:tcW w:w="1417" w:type="dxa"/>
+          </w:tcPr>
+          <w:p>
+            <w:pPr>
+              <w:spacing w:before="0" w:after="0" w:line="240" w:lineRule="auto"/>
+              <w:jc w:val="right"/>
+            </w:pPr>
+            <w:r>
+              <w:rPr>
+                <w:b w:val="0"/>
+                <w:i w:val="0"/>
+                <w:sz w:val="16"/>
+              </w:rPr>
+              <w:t>0.10</w:t>
             </w:r>
           </w:p>
         </w:tc>
@@ -39061,102 +39061,102 @@
                 <w:i w:val="0"/>
                 <w:sz w:val="16"/>
               </w:rPr>
-              <w:t>9.14</w:t>
-            </w:r>
-          </w:p>
-        </w:tc>
-        <w:tc>
-          <w:tcPr>
-            <w:tcW w:w="1417" w:type="dxa"/>
-          </w:tcPr>
-          <w:p>
-            <w:pPr>
-              <w:spacing w:before="0" w:after="0" w:line="240" w:lineRule="auto"/>
-              <w:jc w:val="right"/>
-            </w:pPr>
-            <w:r>
-              <w:rPr>
-                <w:b w:val="0"/>
-                <w:i w:val="0"/>
-                <w:sz w:val="16"/>
-              </w:rPr>
-              <w:t>2.27</w:t>
-            </w:r>
-          </w:p>
-        </w:tc>
-        <w:tc>
-          <w:tcPr>
-            <w:tcW w:w="1417" w:type="dxa"/>
-          </w:tcPr>
-          <w:p>
-            <w:pPr>
-              <w:spacing w:before="0" w:after="0" w:line="240" w:lineRule="auto"/>
-              <w:jc w:val="right"/>
-            </w:pPr>
-            <w:r>
-              <w:rPr>
-                <w:b w:val="0"/>
-                <w:i w:val="0"/>
-                <w:sz w:val="16"/>
-              </w:rPr>
-              <w:t>2.41</w:t>
-            </w:r>
-          </w:p>
-        </w:tc>
-        <w:tc>
-          <w:tcPr>
-            <w:tcW w:w="1417" w:type="dxa"/>
-          </w:tcPr>
-          <w:p>
-            <w:pPr>
-              <w:spacing w:before="0" w:after="0" w:line="240" w:lineRule="auto"/>
-              <w:jc w:val="right"/>
-            </w:pPr>
-            <w:r>
-              <w:rPr>
-                <w:b w:val="0"/>
-                <w:i w:val="0"/>
-                <w:sz w:val="16"/>
-              </w:rPr>
-              <w:t>2.68</w:t>
-            </w:r>
-          </w:p>
-        </w:tc>
-        <w:tc>
-          <w:tcPr>
-            <w:tcW w:w="1417" w:type="dxa"/>
-          </w:tcPr>
-          <w:p>
-            <w:pPr>
-              <w:spacing w:before="0" w:after="0" w:line="240" w:lineRule="auto"/>
-              <w:jc w:val="right"/>
-            </w:pPr>
-            <w:r>
-              <w:rPr>
-                <w:b w:val="0"/>
-                <w:i w:val="0"/>
-                <w:sz w:val="16"/>
-              </w:rPr>
-              <w:t>2.79</w:t>
-            </w:r>
-          </w:p>
-        </w:tc>
-        <w:tc>
-          <w:tcPr>
-            <w:tcW w:w="1417" w:type="dxa"/>
-          </w:tcPr>
-          <w:p>
-            <w:pPr>
-              <w:spacing w:before="0" w:after="0" w:line="240" w:lineRule="auto"/>
-              <w:jc w:val="right"/>
-            </w:pPr>
-            <w:r>
-              <w:rPr>
-                <w:b w:val="0"/>
-                <w:i w:val="0"/>
-                <w:sz w:val="16"/>
-              </w:rPr>
-              <w:t>2.94</w:t>
+              <w:t>8.20</w:t>
+            </w:r>
+          </w:p>
+        </w:tc>
+        <w:tc>
+          <w:tcPr>
+            <w:tcW w:w="1417" w:type="dxa"/>
+          </w:tcPr>
+          <w:p>
+            <w:pPr>
+              <w:spacing w:before="0" w:after="0" w:line="240" w:lineRule="auto"/>
+              <w:jc w:val="right"/>
+            </w:pPr>
+            <w:r>
+              <w:rPr>
+                <w:b w:val="0"/>
+                <w:i w:val="0"/>
+                <w:sz w:val="16"/>
+              </w:rPr>
+              <w:t>2.00</w:t>
+            </w:r>
+          </w:p>
+        </w:tc>
+        <w:tc>
+          <w:tcPr>
+            <w:tcW w:w="1417" w:type="dxa"/>
+          </w:tcPr>
+          <w:p>
+            <w:pPr>
+              <w:spacing w:before="0" w:after="0" w:line="240" w:lineRule="auto"/>
+              <w:jc w:val="right"/>
+            </w:pPr>
+            <w:r>
+              <w:rPr>
+                <w:b w:val="0"/>
+                <w:i w:val="0"/>
+                <w:sz w:val="16"/>
+              </w:rPr>
+              <w:t>2.11</w:t>
+            </w:r>
+          </w:p>
+        </w:tc>
+        <w:tc>
+          <w:tcPr>
+            <w:tcW w:w="1417" w:type="dxa"/>
+          </w:tcPr>
+          <w:p>
+            <w:pPr>
+              <w:spacing w:before="0" w:after="0" w:line="240" w:lineRule="auto"/>
+              <w:jc w:val="right"/>
+            </w:pPr>
+            <w:r>
+              <w:rPr>
+                <w:b w:val="0"/>
+                <w:i w:val="0"/>
+                <w:sz w:val="16"/>
+              </w:rPr>
+              <w:t>2.33</w:t>
+            </w:r>
+          </w:p>
+        </w:tc>
+        <w:tc>
+          <w:tcPr>
+            <w:tcW w:w="1417" w:type="dxa"/>
+          </w:tcPr>
+          <w:p>
+            <w:pPr>
+              <w:spacing w:before="0" w:after="0" w:line="240" w:lineRule="auto"/>
+              <w:jc w:val="right"/>
+            </w:pPr>
+            <w:r>
+              <w:rPr>
+                <w:b w:val="0"/>
+                <w:i w:val="0"/>
+                <w:sz w:val="16"/>
+              </w:rPr>
+              <w:t>2.42</w:t>
+            </w:r>
+          </w:p>
+        </w:tc>
+        <w:tc>
+          <w:tcPr>
+            <w:tcW w:w="1417" w:type="dxa"/>
+          </w:tcPr>
+          <w:p>
+            <w:pPr>
+              <w:spacing w:before="0" w:after="0" w:line="240" w:lineRule="auto"/>
+              <w:jc w:val="right"/>
+            </w:pPr>
+            <w:r>
+              <w:rPr>
+                <w:b w:val="0"/>
+                <w:i w:val="0"/>
+                <w:sz w:val="16"/>
+              </w:rPr>
+              <w:t>2.54</w:t>
             </w:r>
           </w:p>
         </w:tc>
@@ -39577,121 +39577,121 @@
                 <w:i w:val="0"/>
                 <w:sz w:val="16"/>
               </w:rPr>
-              <w:t>13,75,500</w:t>
-            </w:r>
-          </w:p>
-        </w:tc>
-        <w:tc>
-          <w:tcPr>
-            <w:tcW w:w="1417" w:type="dxa"/>
-          </w:tcPr>
-          <w:p>
-            <w:pPr>
-              <w:spacing w:before="0" w:after="0" w:line="240" w:lineRule="auto"/>
-              <w:jc w:val="right"/>
-            </w:pPr>
-            <w:r>
-              <w:rPr>
-                <w:b w:val="0"/>
-                <w:i w:val="0"/>
-                <w:sz w:val="16"/>
-              </w:rPr>
-              <w:t>16,54,283</w:t>
-            </w:r>
-          </w:p>
-        </w:tc>
-        <w:tc>
-          <w:tcPr>
-            <w:tcW w:w="1417" w:type="dxa"/>
-          </w:tcPr>
-          <w:p>
-            <w:pPr>
-              <w:spacing w:before="0" w:after="0" w:line="240" w:lineRule="auto"/>
-              <w:jc w:val="right"/>
-            </w:pPr>
-            <w:r>
-              <w:rPr>
-                <w:b w:val="0"/>
-                <w:i w:val="0"/>
-                <w:sz w:val="16"/>
-              </w:rPr>
-              <w:t>18,24,535</w:t>
-            </w:r>
-          </w:p>
-        </w:tc>
-        <w:tc>
-          <w:tcPr>
-            <w:tcW w:w="1417" w:type="dxa"/>
-          </w:tcPr>
-          <w:p>
-            <w:pPr>
-              <w:spacing w:before="0" w:after="0" w:line="240" w:lineRule="auto"/>
-              <w:jc w:val="right"/>
-            </w:pPr>
-            <w:r>
-              <w:rPr>
-                <w:b w:val="0"/>
-                <w:i w:val="0"/>
-                <w:sz w:val="16"/>
-              </w:rPr>
-              <w:t>20,03,822</w:t>
-            </w:r>
-          </w:p>
-        </w:tc>
-        <w:tc>
-          <w:tcPr>
-            <w:tcW w:w="1417" w:type="dxa"/>
-          </w:tcPr>
-          <w:p>
-            <w:pPr>
-              <w:spacing w:before="0" w:after="0" w:line="240" w:lineRule="auto"/>
-              <w:jc w:val="right"/>
-            </w:pPr>
-            <w:r>
-              <w:rPr>
-                <w:b w:val="0"/>
-                <w:i w:val="0"/>
-                <w:sz w:val="16"/>
-              </w:rPr>
-              <w:t>20,64,266</w:t>
-            </w:r>
-          </w:p>
-        </w:tc>
-        <w:tc>
-          <w:tcPr>
-            <w:tcW w:w="1417" w:type="dxa"/>
-          </w:tcPr>
-          <w:p>
-            <w:pPr>
-              <w:spacing w:before="0" w:after="0" w:line="240" w:lineRule="auto"/>
-              <w:jc w:val="right"/>
-            </w:pPr>
-            <w:r>
-              <w:rPr>
-                <w:b w:val="0"/>
-                <w:i w:val="0"/>
-                <w:sz w:val="16"/>
-              </w:rPr>
-              <w:t>21,26,082</w:t>
-            </w:r>
-          </w:p>
-        </w:tc>
-        <w:tc>
-          <w:tcPr>
-            <w:tcW w:w="1417" w:type="dxa"/>
-          </w:tcPr>
-          <w:p>
-            <w:pPr>
-              <w:spacing w:before="0" w:after="0" w:line="240" w:lineRule="auto"/>
-              <w:jc w:val="right"/>
-            </w:pPr>
-            <w:r>
-              <w:rPr>
-                <w:b w:val="0"/>
-                <w:i w:val="0"/>
-                <w:sz w:val="16"/>
-              </w:rPr>
-              <w:t>21,89,931</w:t>
+              <w:t>12,54,000</w:t>
+            </w:r>
+          </w:p>
+        </w:tc>
+        <w:tc>
+          <w:tcPr>
+            <w:tcW w:w="1417" w:type="dxa"/>
+          </w:tcPr>
+          <w:p>
+            <w:pPr>
+              <w:spacing w:before="0" w:after="0" w:line="240" w:lineRule="auto"/>
+              <w:jc w:val="right"/>
+            </w:pPr>
+            <w:r>
+              <w:rPr>
+                <w:b w:val="0"/>
+                <w:i w:val="0"/>
+                <w:sz w:val="16"/>
+              </w:rPr>
+              <w:t>15,06,890</w:t>
+            </w:r>
+          </w:p>
+        </w:tc>
+        <w:tc>
+          <w:tcPr>
+            <w:tcW w:w="1417" w:type="dxa"/>
+          </w:tcPr>
+          <w:p>
+            <w:pPr>
+              <w:spacing w:before="0" w:after="0" w:line="240" w:lineRule="auto"/>
+              <w:jc w:val="right"/>
+            </w:pPr>
+            <w:r>
+              <w:rPr>
+                <w:b w:val="0"/>
+                <w:i w:val="0"/>
+                <w:sz w:val="16"/>
+              </w:rPr>
+              <w:t>16,64,151</w:t>
+            </w:r>
+          </w:p>
+        </w:tc>
+        <w:tc>
+          <w:tcPr>
+            <w:tcW w:w="1417" w:type="dxa"/>
+          </w:tcPr>
+          <w:p>
+            <w:pPr>
+              <w:spacing w:before="0" w:after="0" w:line="240" w:lineRule="auto"/>
+              <w:jc w:val="right"/>
+            </w:pPr>
+            <w:r>
+              <w:rPr>
+                <w:b w:val="0"/>
+                <w:i w:val="0"/>
+                <w:sz w:val="16"/>
+              </w:rPr>
+              <w:t>18,26,822</w:t>
+            </w:r>
+          </w:p>
+        </w:tc>
+        <w:tc>
+          <w:tcPr>
+            <w:tcW w:w="1417" w:type="dxa"/>
+          </w:tcPr>
+          <w:p>
+            <w:pPr>
+              <w:spacing w:before="0" w:after="0" w:line="240" w:lineRule="auto"/>
+              <w:jc w:val="right"/>
+            </w:pPr>
+            <w:r>
+              <w:rPr>
+                <w:b w:val="0"/>
+                <w:i w:val="0"/>
+                <w:sz w:val="16"/>
+              </w:rPr>
+              <w:t>18,81,926</w:t>
+            </w:r>
+          </w:p>
+        </w:tc>
+        <w:tc>
+          <w:tcPr>
+            <w:tcW w:w="1417" w:type="dxa"/>
+          </w:tcPr>
+          <w:p>
+            <w:pPr>
+              <w:spacing w:before="0" w:after="0" w:line="240" w:lineRule="auto"/>
+              <w:jc w:val="right"/>
+            </w:pPr>
+            <w:r>
+              <w:rPr>
+                <w:b w:val="0"/>
+                <w:i w:val="0"/>
+                <w:sz w:val="16"/>
+              </w:rPr>
+              <w:t>19,38,282</w:t>
+            </w:r>
+          </w:p>
+        </w:tc>
+        <w:tc>
+          <w:tcPr>
+            <w:tcW w:w="1417" w:type="dxa"/>
+          </w:tcPr>
+          <w:p>
+            <w:pPr>
+              <w:spacing w:before="0" w:after="0" w:line="240" w:lineRule="auto"/>
+              <w:jc w:val="right"/>
+            </w:pPr>
+            <w:r>
+              <w:rPr>
+                <w:b w:val="0"/>
+                <w:i w:val="0"/>
+                <w:sz w:val="16"/>
+              </w:rPr>
+              <w:t>19,96,491</w:t>
             </w:r>
           </w:p>
         </w:tc>
@@ -39750,121 +39750,121 @@
                 <w:i w:val="0"/>
                 <w:sz w:val="16"/>
               </w:rPr>
-              <w:t>7,36,045</w:t>
-            </w:r>
-          </w:p>
-        </w:tc>
-        <w:tc>
-          <w:tcPr>
-            <w:tcW w:w="1417" w:type="dxa"/>
-          </w:tcPr>
-          <w:p>
-            <w:pPr>
-              <w:spacing w:before="0" w:after="0" w:line="240" w:lineRule="auto"/>
-              <w:jc w:val="right"/>
-            </w:pPr>
-            <w:r>
-              <w:rPr>
-                <w:b w:val="0"/>
-                <w:i w:val="0"/>
-                <w:sz w:val="16"/>
-              </w:rPr>
-              <w:t>9,39,774</w:t>
-            </w:r>
-          </w:p>
-        </w:tc>
-        <w:tc>
-          <w:tcPr>
-            <w:tcW w:w="1417" w:type="dxa"/>
-          </w:tcPr>
-          <w:p>
-            <w:pPr>
-              <w:spacing w:before="0" w:after="0" w:line="240" w:lineRule="auto"/>
-              <w:jc w:val="right"/>
-            </w:pPr>
-            <w:r>
-              <w:rPr>
-                <w:b w:val="0"/>
-                <w:i w:val="0"/>
-                <w:sz w:val="16"/>
-              </w:rPr>
-              <w:t>10,80,297</w:t>
-            </w:r>
-          </w:p>
-        </w:tc>
-        <w:tc>
-          <w:tcPr>
-            <w:tcW w:w="1417" w:type="dxa"/>
-          </w:tcPr>
-          <w:p>
-            <w:pPr>
-              <w:spacing w:before="0" w:after="0" w:line="240" w:lineRule="auto"/>
-              <w:jc w:val="right"/>
-            </w:pPr>
-            <w:r>
-              <w:rPr>
-                <w:b w:val="0"/>
-                <w:i w:val="0"/>
-                <w:sz w:val="16"/>
-              </w:rPr>
-              <w:t>12,19,744</w:t>
-            </w:r>
-          </w:p>
-        </w:tc>
-        <w:tc>
-          <w:tcPr>
-            <w:tcW w:w="1417" w:type="dxa"/>
-          </w:tcPr>
-          <w:p>
-            <w:pPr>
-              <w:spacing w:before="0" w:after="0" w:line="240" w:lineRule="auto"/>
-              <w:jc w:val="right"/>
-            </w:pPr>
-            <w:r>
-              <w:rPr>
-                <w:b w:val="0"/>
-                <w:i w:val="0"/>
-                <w:sz w:val="16"/>
-              </w:rPr>
-              <w:t>12,83,331</w:t>
-            </w:r>
-          </w:p>
-        </w:tc>
-        <w:tc>
-          <w:tcPr>
-            <w:tcW w:w="1417" w:type="dxa"/>
-          </w:tcPr>
-          <w:p>
-            <w:pPr>
-              <w:spacing w:before="0" w:after="0" w:line="240" w:lineRule="auto"/>
-              <w:jc w:val="right"/>
-            </w:pPr>
-            <w:r>
-              <w:rPr>
-                <w:b w:val="0"/>
-                <w:i w:val="0"/>
-                <w:sz w:val="16"/>
-              </w:rPr>
-              <w:t>13,44,203</w:t>
-            </w:r>
-          </w:p>
-        </w:tc>
-        <w:tc>
-          <w:tcPr>
-            <w:tcW w:w="1417" w:type="dxa"/>
-          </w:tcPr>
-          <w:p>
-            <w:pPr>
-              <w:spacing w:before="0" w:after="0" w:line="240" w:lineRule="auto"/>
-              <w:jc w:val="right"/>
-            </w:pPr>
-            <w:r>
-              <w:rPr>
-                <w:b w:val="0"/>
-                <w:i w:val="0"/>
-                <w:sz w:val="16"/>
-              </w:rPr>
-              <w:t>14,03,639</w:t>
+              <w:t>6,76,545</w:t>
+            </w:r>
+          </w:p>
+        </w:tc>
+        <w:tc>
+          <w:tcPr>
+            <w:tcW w:w="1417" w:type="dxa"/>
+          </w:tcPr>
+          <w:p>
+            <w:pPr>
+              <w:spacing w:before="0" w:after="0" w:line="240" w:lineRule="auto"/>
+              <w:jc w:val="right"/>
+            </w:pPr>
+            <w:r>
+              <w:rPr>
+                <w:b w:val="0"/>
+                <w:i w:val="0"/>
+                <w:sz w:val="16"/>
+              </w:rPr>
+              <w:t>8,67,627</w:t>
+            </w:r>
+          </w:p>
+        </w:tc>
+        <w:tc>
+          <w:tcPr>
+            <w:tcW w:w="1417" w:type="dxa"/>
+          </w:tcPr>
+          <w:p>
+            <w:pPr>
+              <w:spacing w:before="0" w:after="0" w:line="240" w:lineRule="auto"/>
+              <w:jc w:val="right"/>
+            </w:pPr>
+            <w:r>
+              <w:rPr>
+                <w:b w:val="0"/>
+                <w:i w:val="0"/>
+                <w:sz w:val="16"/>
+              </w:rPr>
+              <w:t>10,00,539</w:t>
+            </w:r>
+          </w:p>
+        </w:tc>
+        <w:tc>
+          <w:tcPr>
+            <w:tcW w:w="1417" w:type="dxa"/>
+          </w:tcPr>
+          <w:p>
+            <w:pPr>
+              <w:spacing w:before="0" w:after="0" w:line="240" w:lineRule="auto"/>
+              <w:jc w:val="right"/>
+            </w:pPr>
+            <w:r>
+              <w:rPr>
+                <w:b w:val="0"/>
+                <w:i w:val="0"/>
+                <w:sz w:val="16"/>
+              </w:rPr>
+              <w:t>11,31,408</w:t>
+            </w:r>
+          </w:p>
+        </w:tc>
+        <w:tc>
+          <w:tcPr>
+            <w:tcW w:w="1417" w:type="dxa"/>
+          </w:tcPr>
+          <w:p>
+            <w:pPr>
+              <w:spacing w:before="0" w:after="0" w:line="240" w:lineRule="auto"/>
+              <w:jc w:val="right"/>
+            </w:pPr>
+            <w:r>
+              <w:rPr>
+                <w:b w:val="0"/>
+                <w:i w:val="0"/>
+                <w:sz w:val="16"/>
+              </w:rPr>
+              <w:t>11,91,707</w:t>
+            </w:r>
+          </w:p>
+        </w:tc>
+        <w:tc>
+          <w:tcPr>
+            <w:tcW w:w="1417" w:type="dxa"/>
+          </w:tcPr>
+          <w:p>
+            <w:pPr>
+              <w:spacing w:before="0" w:after="0" w:line="240" w:lineRule="auto"/>
+              <w:jc w:val="right"/>
+            </w:pPr>
+            <w:r>
+              <w:rPr>
+                <w:b w:val="0"/>
+                <w:i w:val="0"/>
+                <w:sz w:val="16"/>
+              </w:rPr>
+              <w:t>12,49,158</w:t>
+            </w:r>
+          </w:p>
+        </w:tc>
+        <w:tc>
+          <w:tcPr>
+            <w:tcW w:w="1417" w:type="dxa"/>
+          </w:tcPr>
+          <w:p>
+            <w:pPr>
+              <w:spacing w:before="0" w:after="0" w:line="240" w:lineRule="auto"/>
+              <w:jc w:val="right"/>
+            </w:pPr>
+            <w:r>
+              <w:rPr>
+                <w:b w:val="0"/>
+                <w:i w:val="0"/>
+                <w:sz w:val="16"/>
+              </w:rPr>
+              <w:t>13,05,040</w:t>
             </w:r>
           </w:p>
         </w:tc>
@@ -39925,7 +39925,7 @@
                 <w:i w:val="0"/>
                 <w:sz w:val="16"/>
               </w:rPr>
-              <w:t>6,39,455</w:t>
+              <w:t>5,77,455</w:t>
             </w:r>
           </w:p>
         </w:tc>
@@ -39945,7 +39945,7 @@
                 <w:i w:val="0"/>
                 <w:sz w:val="16"/>
               </w:rPr>
-              <w:t>7,14,509</w:t>
+              <w:t>6,39,263</w:t>
             </w:r>
           </w:p>
         </w:tc>
@@ -39965,7 +39965,7 @@
                 <w:i w:val="0"/>
                 <w:sz w:val="16"/>
               </w:rPr>
-              <w:t>7,44,238</w:t>
+              <w:t>6,63,612</w:t>
             </w:r>
           </w:p>
         </w:tc>
@@ -39985,7 +39985,7 @@
                 <w:i w:val="0"/>
                 <w:sz w:val="16"/>
               </w:rPr>
-              <w:t>7,84,078</w:t>
+              <w:t>6,95,414</w:t>
             </w:r>
           </w:p>
         </w:tc>
@@ -40005,7 +40005,7 @@
                 <w:i w:val="0"/>
                 <w:sz w:val="16"/>
               </w:rPr>
-              <w:t>7,80,935</w:t>
+              <w:t>6,90,219</w:t>
             </w:r>
           </w:p>
         </w:tc>
@@ -40025,7 +40025,7 @@
                 <w:i w:val="0"/>
                 <w:sz w:val="16"/>
               </w:rPr>
-              <w:t>7,81,879</w:t>
+              <w:t>6,89,124</w:t>
             </w:r>
           </w:p>
         </w:tc>
@@ -40045,7 +40045,7 @@
                 <w:i w:val="0"/>
                 <w:sz w:val="16"/>
               </w:rPr>
-              <w:t>7,86,292</w:t>
+              <w:t>6,91,451</w:t>
             </w:r>
           </w:p>
         </w:tc>
@@ -40631,121 +40631,121 @@
                 <w:i w:val="0"/>
                 <w:sz w:val="16"/>
               </w:rPr>
-              <w:t>64,944</w:t>
-            </w:r>
-          </w:p>
-        </w:tc>
-        <w:tc>
-          <w:tcPr>
-            <w:tcW w:w="1417" w:type="dxa"/>
-          </w:tcPr>
-          <w:p>
-            <w:pPr>
-              <w:spacing w:before="0" w:after="0" w:line="240" w:lineRule="auto"/>
-              <w:jc w:val="right"/>
-            </w:pPr>
-            <w:r>
-              <w:rPr>
-                <w:b w:val="0"/>
-                <w:i w:val="0"/>
-                <w:sz w:val="16"/>
-              </w:rPr>
-              <w:t>1,99,386</w:t>
-            </w:r>
-          </w:p>
-        </w:tc>
-        <w:tc>
-          <w:tcPr>
-            <w:tcW w:w="1417" w:type="dxa"/>
-          </w:tcPr>
-          <w:p>
-            <w:pPr>
-              <w:spacing w:before="0" w:after="0" w:line="240" w:lineRule="auto"/>
-              <w:jc w:val="right"/>
-            </w:pPr>
-            <w:r>
-              <w:rPr>
-                <w:b w:val="0"/>
-                <w:i w:val="0"/>
-                <w:sz w:val="16"/>
-              </w:rPr>
-              <w:t>2,88,813</w:t>
-            </w:r>
-          </w:p>
-        </w:tc>
-        <w:tc>
-          <w:tcPr>
-            <w:tcW w:w="1417" w:type="dxa"/>
-          </w:tcPr>
-          <w:p>
-            <w:pPr>
-              <w:spacing w:before="0" w:after="0" w:line="240" w:lineRule="auto"/>
-              <w:jc w:val="right"/>
-            </w:pPr>
-            <w:r>
-              <w:rPr>
-                <w:b w:val="0"/>
-                <w:i w:val="0"/>
-                <w:sz w:val="16"/>
-              </w:rPr>
-              <w:t>3,86,191</w:t>
-            </w:r>
-          </w:p>
-        </w:tc>
-        <w:tc>
-          <w:tcPr>
-            <w:tcW w:w="1417" w:type="dxa"/>
-          </w:tcPr>
-          <w:p>
-            <w:pPr>
-              <w:spacing w:before="0" w:after="0" w:line="240" w:lineRule="auto"/>
-              <w:jc w:val="right"/>
-            </w:pPr>
-            <w:r>
-              <w:rPr>
-                <w:b w:val="0"/>
-                <w:i w:val="0"/>
-                <w:sz w:val="16"/>
-              </w:rPr>
-              <w:t>4,31,599</w:t>
-            </w:r>
-          </w:p>
-        </w:tc>
-        <w:tc>
-          <w:tcPr>
-            <w:tcW w:w="1417" w:type="dxa"/>
-          </w:tcPr>
-          <w:p>
-            <w:pPr>
-              <w:spacing w:before="0" w:after="0" w:line="240" w:lineRule="auto"/>
-              <w:jc w:val="right"/>
-            </w:pPr>
-            <w:r>
-              <w:rPr>
-                <w:b w:val="0"/>
-                <w:i w:val="0"/>
-                <w:sz w:val="16"/>
-              </w:rPr>
-              <w:t>4,75,032</w:t>
-            </w:r>
-          </w:p>
-        </w:tc>
-        <w:tc>
-          <w:tcPr>
-            <w:tcW w:w="1417" w:type="dxa"/>
-          </w:tcPr>
-          <w:p>
-            <w:pPr>
-              <w:spacing w:before="0" w:after="0" w:line="240" w:lineRule="auto"/>
-              <w:jc w:val="right"/>
-            </w:pPr>
-            <w:r>
-              <w:rPr>
-                <w:b w:val="0"/>
-                <w:i w:val="0"/>
-                <w:sz w:val="16"/>
-              </w:rPr>
-              <w:t>5,13,426</w:t>
+              <w:t>2,944</w:t>
+            </w:r>
+          </w:p>
+        </w:tc>
+        <w:tc>
+          <w:tcPr>
+            <w:tcW w:w="1417" w:type="dxa"/>
+          </w:tcPr>
+          <w:p>
+            <w:pPr>
+              <w:spacing w:before="0" w:after="0" w:line="240" w:lineRule="auto"/>
+              <w:jc w:val="right"/>
+            </w:pPr>
+            <w:r>
+              <w:rPr>
+                <w:b w:val="0"/>
+                <w:i w:val="0"/>
+                <w:sz w:val="16"/>
+              </w:rPr>
+              <w:t>1,24,140</w:t>
+            </w:r>
+          </w:p>
+        </w:tc>
+        <w:tc>
+          <w:tcPr>
+            <w:tcW w:w="1417" w:type="dxa"/>
+          </w:tcPr>
+          <w:p>
+            <w:pPr>
+              <w:spacing w:before="0" w:after="0" w:line="240" w:lineRule="auto"/>
+              <w:jc w:val="right"/>
+            </w:pPr>
+            <w:r>
+              <w:rPr>
+                <w:b w:val="0"/>
+                <w:i w:val="0"/>
+                <w:sz w:val="16"/>
+              </w:rPr>
+              <w:t>2,08,187</w:t>
+            </w:r>
+          </w:p>
+        </w:tc>
+        <w:tc>
+          <w:tcPr>
+            <w:tcW w:w="1417" w:type="dxa"/>
+          </w:tcPr>
+          <w:p>
+            <w:pPr>
+              <w:spacing w:before="0" w:after="0" w:line="240" w:lineRule="auto"/>
+              <w:jc w:val="right"/>
+            </w:pPr>
+            <w:r>
+              <w:rPr>
+                <w:b w:val="0"/>
+                <w:i w:val="0"/>
+                <w:sz w:val="16"/>
+              </w:rPr>
+              <w:t>2,97,527</w:t>
+            </w:r>
+          </w:p>
+        </w:tc>
+        <w:tc>
+          <w:tcPr>
+            <w:tcW w:w="1417" w:type="dxa"/>
+          </w:tcPr>
+          <w:p>
+            <w:pPr>
+              <w:spacing w:before="0" w:after="0" w:line="240" w:lineRule="auto"/>
+              <w:jc w:val="right"/>
+            </w:pPr>
+            <w:r>
+              <w:rPr>
+                <w:b w:val="0"/>
+                <w:i w:val="0"/>
+                <w:sz w:val="16"/>
+              </w:rPr>
+              <w:t>3,40,883</w:t>
+            </w:r>
+          </w:p>
+        </w:tc>
+        <w:tc>
+          <w:tcPr>
+            <w:tcW w:w="1417" w:type="dxa"/>
+          </w:tcPr>
+          <w:p>
+            <w:pPr>
+              <w:spacing w:before="0" w:after="0" w:line="240" w:lineRule="auto"/>
+              <w:jc w:val="right"/>
+            </w:pPr>
+            <w:r>
+              <w:rPr>
+                <w:b w:val="0"/>
+                <w:i w:val="0"/>
+                <w:sz w:val="16"/>
+              </w:rPr>
+              <w:t>3,82,277</w:t>
+            </w:r>
+          </w:p>
+        </w:tc>
+        <w:tc>
+          <w:tcPr>
+            <w:tcW w:w="1417" w:type="dxa"/>
+          </w:tcPr>
+          <w:p>
+            <w:pPr>
+              <w:spacing w:before="0" w:after="0" w:line="240" w:lineRule="auto"/>
+              <w:jc w:val="right"/>
+            </w:pPr>
+            <w:r>
+              <w:rPr>
+                <w:b w:val="0"/>
+                <w:i w:val="0"/>
+                <w:sz w:val="16"/>
+              </w:rPr>
+              <w:t>4,18,585</w:t>
             </w:r>
           </w:p>
         </w:tc>
@@ -40804,121 +40804,121 @@
                 <w:i w:val="0"/>
                 <w:sz w:val="16"/>
               </w:rPr>
-              <w:t>89.8%</w:t>
-            </w:r>
-          </w:p>
-        </w:tc>
-        <w:tc>
-          <w:tcPr>
-            <w:tcW w:w="1417" w:type="dxa"/>
-          </w:tcPr>
-          <w:p>
-            <w:pPr>
-              <w:spacing w:before="0" w:after="0" w:line="240" w:lineRule="auto"/>
-              <w:jc w:val="right"/>
-            </w:pPr>
-            <w:r>
-              <w:rPr>
-                <w:b w:val="0"/>
-                <w:i w:val="0"/>
-                <w:sz w:val="16"/>
-              </w:rPr>
-              <w:t>72.1%</w:t>
-            </w:r>
-          </w:p>
-        </w:tc>
-        <w:tc>
-          <w:tcPr>
-            <w:tcW w:w="1417" w:type="dxa"/>
-          </w:tcPr>
-          <w:p>
-            <w:pPr>
-              <w:spacing w:before="0" w:after="0" w:line="240" w:lineRule="auto"/>
-              <w:jc w:val="right"/>
-            </w:pPr>
-            <w:r>
-              <w:rPr>
-                <w:b w:val="0"/>
-                <w:i w:val="0"/>
-                <w:sz w:val="16"/>
-              </w:rPr>
-              <w:t>61.2%</w:t>
-            </w:r>
-          </w:p>
-        </w:tc>
-        <w:tc>
-          <w:tcPr>
-            <w:tcW w:w="1417" w:type="dxa"/>
-          </w:tcPr>
-          <w:p>
-            <w:pPr>
-              <w:spacing w:before="0" w:after="0" w:line="240" w:lineRule="auto"/>
-              <w:jc w:val="right"/>
-            </w:pPr>
-            <w:r>
-              <w:rPr>
-                <w:b w:val="0"/>
-                <w:i w:val="0"/>
-                <w:sz w:val="16"/>
-              </w:rPr>
-              <w:t>50.7%</w:t>
-            </w:r>
-          </w:p>
-        </w:tc>
-        <w:tc>
-          <w:tcPr>
-            <w:tcW w:w="1417" w:type="dxa"/>
-          </w:tcPr>
-          <w:p>
-            <w:pPr>
-              <w:spacing w:before="0" w:after="0" w:line="240" w:lineRule="auto"/>
-              <w:jc w:val="right"/>
-            </w:pPr>
-            <w:r>
-              <w:rPr>
-                <w:b w:val="0"/>
-                <w:i w:val="0"/>
-                <w:sz w:val="16"/>
-              </w:rPr>
-              <w:t>44.7%</w:t>
-            </w:r>
-          </w:p>
-        </w:tc>
-        <w:tc>
-          <w:tcPr>
-            <w:tcW w:w="1417" w:type="dxa"/>
-          </w:tcPr>
-          <w:p>
-            <w:pPr>
-              <w:spacing w:before="0" w:after="0" w:line="240" w:lineRule="auto"/>
-              <w:jc w:val="right"/>
-            </w:pPr>
-            <w:r>
-              <w:rPr>
-                <w:b w:val="0"/>
-                <w:i w:val="0"/>
-                <w:sz w:val="16"/>
-              </w:rPr>
-              <w:t>39.2%</w:t>
-            </w:r>
-          </w:p>
-        </w:tc>
-        <w:tc>
-          <w:tcPr>
-            <w:tcW w:w="1417" w:type="dxa"/>
-          </w:tcPr>
-          <w:p>
-            <w:pPr>
-              <w:spacing w:before="0" w:after="0" w:line="240" w:lineRule="auto"/>
-              <w:jc w:val="right"/>
-            </w:pPr>
-            <w:r>
-              <w:rPr>
-                <w:b w:val="0"/>
-                <w:i w:val="0"/>
-                <w:sz w:val="16"/>
-              </w:rPr>
-              <w:t>34.7%</w:t>
+              <w:t>99.5%</w:t>
+            </w:r>
+          </w:p>
+        </w:tc>
+        <w:tc>
+          <w:tcPr>
+            <w:tcW w:w="1417" w:type="dxa"/>
+          </w:tcPr>
+          <w:p>
+            <w:pPr>
+              <w:spacing w:before="0" w:after="0" w:line="240" w:lineRule="auto"/>
+              <w:jc w:val="right"/>
+            </w:pPr>
+            <w:r>
+              <w:rPr>
+                <w:b w:val="0"/>
+                <w:i w:val="0"/>
+                <w:sz w:val="16"/>
+              </w:rPr>
+              <w:t>80.6%</w:t>
+            </w:r>
+          </w:p>
+        </w:tc>
+        <w:tc>
+          <w:tcPr>
+            <w:tcW w:w="1417" w:type="dxa"/>
+          </w:tcPr>
+          <w:p>
+            <w:pPr>
+              <w:spacing w:before="0" w:after="0" w:line="240" w:lineRule="auto"/>
+              <w:jc w:val="right"/>
+            </w:pPr>
+            <w:r>
+              <w:rPr>
+                <w:b w:val="0"/>
+                <w:i w:val="0"/>
+                <w:sz w:val="16"/>
+              </w:rPr>
+              <w:t>68.6%</w:t>
+            </w:r>
+          </w:p>
+        </w:tc>
+        <w:tc>
+          <w:tcPr>
+            <w:tcW w:w="1417" w:type="dxa"/>
+          </w:tcPr>
+          <w:p>
+            <w:pPr>
+              <w:spacing w:before="0" w:after="0" w:line="240" w:lineRule="auto"/>
+              <w:jc w:val="right"/>
+            </w:pPr>
+            <w:r>
+              <w:rPr>
+                <w:b w:val="0"/>
+                <w:i w:val="0"/>
+                <w:sz w:val="16"/>
+              </w:rPr>
+              <w:t>57.2%</w:t>
+            </w:r>
+          </w:p>
+        </w:tc>
+        <w:tc>
+          <w:tcPr>
+            <w:tcW w:w="1417" w:type="dxa"/>
+          </w:tcPr>
+          <w:p>
+            <w:pPr>
+              <w:spacing w:before="0" w:after="0" w:line="240" w:lineRule="auto"/>
+              <w:jc w:val="right"/>
+            </w:pPr>
+            <w:r>
+              <w:rPr>
+                <w:b w:val="0"/>
+                <w:i w:val="0"/>
+                <w:sz w:val="16"/>
+              </w:rPr>
+              <w:t>50.6%</w:t>
+            </w:r>
+          </w:p>
+        </w:tc>
+        <w:tc>
+          <w:tcPr>
+            <w:tcW w:w="1417" w:type="dxa"/>
+          </w:tcPr>
+          <w:p>
+            <w:pPr>
+              <w:spacing w:before="0" w:after="0" w:line="240" w:lineRule="auto"/>
+              <w:jc w:val="right"/>
+            </w:pPr>
+            <w:r>
+              <w:rPr>
+                <w:b w:val="0"/>
+                <w:i w:val="0"/>
+                <w:sz w:val="16"/>
+              </w:rPr>
+              <w:t>44.5%</w:t>
+            </w:r>
+          </w:p>
+        </w:tc>
+        <w:tc>
+          <w:tcPr>
+            <w:tcW w:w="1417" w:type="dxa"/>
+          </w:tcPr>
+          <w:p>
+            <w:pPr>
+              <w:spacing w:before="0" w:after="0" w:line="240" w:lineRule="auto"/>
+              <w:jc w:val="right"/>
+            </w:pPr>
+            <w:r>
+              <w:rPr>
+                <w:b w:val="0"/>
+                <w:i w:val="0"/>
+                <w:sz w:val="16"/>
+              </w:rPr>
+              <w:t>39.5%</w:t>
             </w:r>
           </w:p>
         </w:tc>
@@ -41152,7 +41152,7 @@
                 <w:i w:val="0"/>
                 <w:sz w:val="16"/>
               </w:rPr>
-              <w:t>53.9%</w:t>
+              <w:t>59.7%</w:t>
             </w:r>
           </w:p>
         </w:tc>
@@ -41172,7 +41172,7 @@
                 <w:i w:val="0"/>
                 <w:sz w:val="16"/>
               </w:rPr>
-              <w:t>50.5%</w:t>
+              <w:t>56.4%</w:t>
             </w:r>
           </w:p>
         </w:tc>
@@ -41192,7 +41192,7 @@
                 <w:i w:val="0"/>
                 <w:sz w:val="16"/>
               </w:rPr>
-              <w:t>45.9%</w:t>
+              <w:t>51.5%</w:t>
             </w:r>
           </w:p>
         </w:tc>
@@ -41212,7 +41212,7 @@
                 <w:i w:val="0"/>
                 <w:sz w:val="16"/>
               </w:rPr>
-              <w:t>40.6%</w:t>
+              <w:t>45.8%</w:t>
             </w:r>
           </w:p>
         </w:tc>
@@ -41232,7 +41232,7 @@
                 <w:i w:val="0"/>
                 <w:sz w:val="16"/>
               </w:rPr>
-              <w:t>35.8%</w:t>
+              <w:t>40.5%</w:t>
             </w:r>
           </w:p>
         </w:tc>
@@ -41252,7 +41252,7 @@
                 <w:i w:val="0"/>
                 <w:sz w:val="16"/>
               </w:rPr>
-              <w:t>31.4%</w:t>
+              <w:t>35.6%</w:t>
             </w:r>
           </w:p>
         </w:tc>
@@ -41272,7 +41272,7 @@
                 <w:i w:val="0"/>
                 <w:sz w:val="16"/>
               </w:rPr>
-              <w:t>27.8%</w:t>
+              <w:t>31.6%</w:t>
             </w:r>
           </w:p>
         </w:tc>
@@ -41331,121 +41331,121 @@
                 <w:i w:val="0"/>
                 <w:sz w:val="16"/>
               </w:rPr>
-              <w:t>13.6%</w:t>
-            </w:r>
-          </w:p>
-        </w:tc>
-        <w:tc>
-          <w:tcPr>
-            <w:tcW w:w="1417" w:type="dxa"/>
-          </w:tcPr>
-          <w:p>
-            <w:pPr>
-              <w:spacing w:before="0" w:after="0" w:line="240" w:lineRule="auto"/>
-              <w:jc w:val="right"/>
-            </w:pPr>
-            <w:r>
-              <w:rPr>
-                <w:b w:val="0"/>
-                <w:i w:val="0"/>
-                <w:sz w:val="16"/>
-              </w:rPr>
-              <w:t>14.7%</w:t>
-            </w:r>
-          </w:p>
-        </w:tc>
-        <w:tc>
-          <w:tcPr>
-            <w:tcW w:w="1417" w:type="dxa"/>
-          </w:tcPr>
-          <w:p>
-            <w:pPr>
-              <w:spacing w:before="0" w:after="0" w:line="240" w:lineRule="auto"/>
-              <w:jc w:val="right"/>
-            </w:pPr>
-            <w:r>
-              <w:rPr>
-                <w:b w:val="0"/>
-                <w:i w:val="0"/>
-                <w:sz w:val="16"/>
-              </w:rPr>
-              <w:t>14.5%</w:t>
-            </w:r>
-          </w:p>
-        </w:tc>
-        <w:tc>
-          <w:tcPr>
-            <w:tcW w:w="1417" w:type="dxa"/>
-          </w:tcPr>
-          <w:p>
-            <w:pPr>
-              <w:spacing w:before="0" w:after="0" w:line="240" w:lineRule="auto"/>
-              <w:jc w:val="right"/>
-            </w:pPr>
-            <w:r>
-              <w:rPr>
-                <w:b w:val="0"/>
-                <w:i w:val="0"/>
-                <w:sz w:val="16"/>
-              </w:rPr>
-              <w:t>13.6%</w:t>
-            </w:r>
-          </w:p>
-        </w:tc>
-        <w:tc>
-          <w:tcPr>
-            <w:tcW w:w="1417" w:type="dxa"/>
-          </w:tcPr>
-          <w:p>
-            <w:pPr>
-              <w:spacing w:before="0" w:after="0" w:line="240" w:lineRule="auto"/>
-              <w:jc w:val="right"/>
-            </w:pPr>
-            <w:r>
-              <w:rPr>
-                <w:b w:val="0"/>
-                <w:i w:val="0"/>
-                <w:sz w:val="16"/>
-              </w:rPr>
-              <w:t>12.7%</w:t>
-            </w:r>
-          </w:p>
-        </w:tc>
-        <w:tc>
-          <w:tcPr>
-            <w:tcW w:w="1417" w:type="dxa"/>
-          </w:tcPr>
-          <w:p>
-            <w:pPr>
-              <w:spacing w:before="0" w:after="0" w:line="240" w:lineRule="auto"/>
-              <w:jc w:val="right"/>
-            </w:pPr>
-            <w:r>
-              <w:rPr>
-                <w:b w:val="0"/>
-                <w:i w:val="0"/>
-                <w:sz w:val="16"/>
-              </w:rPr>
-              <w:t>11.7%</w:t>
-            </w:r>
-          </w:p>
-        </w:tc>
-        <w:tc>
-          <w:tcPr>
-            <w:tcW w:w="1417" w:type="dxa"/>
-          </w:tcPr>
-          <w:p>
-            <w:pPr>
-              <w:spacing w:before="0" w:after="0" w:line="240" w:lineRule="auto"/>
-              <w:jc w:val="right"/>
-            </w:pPr>
-            <w:r>
-              <w:rPr>
-                <w:b w:val="0"/>
-                <w:i w:val="0"/>
-                <w:sz w:val="16"/>
-              </w:rPr>
-              <w:t>11.1%</w:t>
+              <w:t>15.1%</w:t>
+            </w:r>
+          </w:p>
+        </w:tc>
+        <w:tc>
+          <w:tcPr>
+            <w:tcW w:w="1417" w:type="dxa"/>
+          </w:tcPr>
+          <w:p>
+            <w:pPr>
+              <w:spacing w:before="0" w:after="0" w:line="240" w:lineRule="auto"/>
+              <w:jc w:val="right"/>
+            </w:pPr>
+            <w:r>
+              <w:rPr>
+                <w:b w:val="0"/>
+                <w:i w:val="0"/>
+                <w:sz w:val="16"/>
+              </w:rPr>
+              <w:t>16.4%</w:t>
+            </w:r>
+          </w:p>
+        </w:tc>
+        <w:tc>
+          <w:tcPr>
+            <w:tcW w:w="1417" w:type="dxa"/>
+          </w:tcPr>
+          <w:p>
+            <w:pPr>
+              <w:spacing w:before="0" w:after="0" w:line="240" w:lineRule="auto"/>
+              <w:jc w:val="right"/>
+            </w:pPr>
+            <w:r>
+              <w:rPr>
+                <w:b w:val="0"/>
+                <w:i w:val="0"/>
+                <w:sz w:val="16"/>
+              </w:rPr>
+              <w:t>16.3%</w:t>
+            </w:r>
+          </w:p>
+        </w:tc>
+        <w:tc>
+          <w:tcPr>
+            <w:tcW w:w="1417" w:type="dxa"/>
+          </w:tcPr>
+          <w:p>
+            <w:pPr>
+              <w:spacing w:before="0" w:after="0" w:line="240" w:lineRule="auto"/>
+              <w:jc w:val="right"/>
+            </w:pPr>
+            <w:r>
+              <w:rPr>
+                <w:b w:val="0"/>
+                <w:i w:val="0"/>
+                <w:sz w:val="16"/>
+              </w:rPr>
+              <w:t>15.3%</w:t>
+            </w:r>
+          </w:p>
+        </w:tc>
+        <w:tc>
+          <w:tcPr>
+            <w:tcW w:w="1417" w:type="dxa"/>
+          </w:tcPr>
+          <w:p>
+            <w:pPr>
+              <w:spacing w:before="0" w:after="0" w:line="240" w:lineRule="auto"/>
+              <w:jc w:val="right"/>
+            </w:pPr>
+            <w:r>
+              <w:rPr>
+                <w:b w:val="0"/>
+                <w:i w:val="0"/>
+                <w:sz w:val="16"/>
+              </w:rPr>
+              <w:t>14.3%</w:t>
+            </w:r>
+          </w:p>
+        </w:tc>
+        <w:tc>
+          <w:tcPr>
+            <w:tcW w:w="1417" w:type="dxa"/>
+          </w:tcPr>
+          <w:p>
+            <w:pPr>
+              <w:spacing w:before="0" w:after="0" w:line="240" w:lineRule="auto"/>
+              <w:jc w:val="right"/>
+            </w:pPr>
+            <w:r>
+              <w:rPr>
+                <w:b w:val="0"/>
+                <w:i w:val="0"/>
+                <w:sz w:val="16"/>
+              </w:rPr>
+              <w:t>13.3%</w:t>
+            </w:r>
+          </w:p>
+        </w:tc>
+        <w:tc>
+          <w:tcPr>
+            <w:tcW w:w="1417" w:type="dxa"/>
+          </w:tcPr>
+          <w:p>
+            <w:pPr>
+              <w:spacing w:before="0" w:after="0" w:line="240" w:lineRule="auto"/>
+              <w:jc w:val="right"/>
+            </w:pPr>
+            <w:r>
+              <w:rPr>
+                <w:b w:val="0"/>
+                <w:i w:val="0"/>
+                <w:sz w:val="16"/>
+              </w:rPr>
+              <w:t>12.6%</w:t>
             </w:r>
           </w:p>
         </w:tc>
@@ -41458,7 +41458,7 @@
           <w:i/>
           <w:sz w:val="17"/>
         </w:rPr>
-        <w:t>Variable costs change with the hours worked; the rest are fixed. Break-even is 53.9% of capacity in Year I, below the 60% planned, so Year I shows a profit. The CHC works above break-even every year, and by Year VII break-even falls to 27.8% against 80% planned. Cash break-even (without depreciation) is only 13.6% in Year I, so cash stays positive.</w:t>
+        <w:t>Variable costs change with the hours worked; the rest are fixed. Break-even is 59.7% of capacity in Year I, a little below the 60% planned, so Year I shows a small profit. The CHC works above break-even every year, and by Year VII break-even falls to 31.6% against 80% planned. Cash break-even (without depreciation) is only 15.1% in Year I, so cash stays positive.</w:t>
       </w:r>
     </w:p>
     <w:p/>
